--- a/курсовой-проект/Пояснительная_записка.docx
+++ b/курсовой-проект/Пояснительная_записка.docx
@@ -4,10 +4,8 @@
   <w:body>
     <w:p>
       <w:pPr>
-        <w:spacing w:line="360" w:lineRule="auto"/>
-        <w:ind w:firstLine="709"/>
-        <w:mirrorIndents/>
-        <w:jc w:val="both"/>
+        <w:mirrorIndents/>
+        <w:jc w:val="center"/>
         <w:rPr>
           <w:rFonts w:eastAsia="Times New Roman" w:cs="Times New Roman"/>
           <w:szCs w:val="28"/>
@@ -23,10 +21,8 @@
     </w:p>
     <w:p>
       <w:pPr>
-        <w:spacing w:line="360" w:lineRule="auto"/>
-        <w:ind w:firstLine="709"/>
-        <w:mirrorIndents/>
-        <w:jc w:val="both"/>
+        <w:mirrorIndents/>
+        <w:jc w:val="center"/>
         <w:rPr>
           <w:rFonts w:eastAsia="Times New Roman" w:cs="Times New Roman"/>
           <w:szCs w:val="28"/>
@@ -42,10 +38,8 @@
     </w:p>
     <w:p>
       <w:pPr>
-        <w:spacing w:line="360" w:lineRule="auto"/>
-        <w:ind w:firstLine="709"/>
-        <w:mirrorIndents/>
-        <w:jc w:val="both"/>
+        <w:mirrorIndents/>
+        <w:jc w:val="center"/>
         <w:rPr>
           <w:rFonts w:eastAsia="Times New Roman" w:cs="Times New Roman"/>
           <w:szCs w:val="28"/>
@@ -61,22 +55,18 @@
     </w:p>
     <w:p>
       <w:pPr>
-        <w:spacing w:line="360" w:lineRule="auto"/>
-        <w:ind w:firstLine="709"/>
-        <w:mirrorIndents/>
-        <w:jc w:val="both"/>
-        <w:rPr>
-          <w:rFonts w:eastAsia="Times New Roman" w:cs="Times New Roman"/>
-          <w:szCs w:val="28"/>
-        </w:rPr>
-      </w:pPr>
-    </w:p>
-    <w:p>
-      <w:pPr>
-        <w:spacing w:line="360" w:lineRule="auto"/>
-        <w:ind w:firstLine="709"/>
-        <w:mirrorIndents/>
-        <w:jc w:val="both"/>
+        <w:mirrorIndents/>
+        <w:jc w:val="center"/>
+        <w:rPr>
+          <w:rFonts w:eastAsia="Times New Roman" w:cs="Times New Roman"/>
+          <w:szCs w:val="28"/>
+        </w:rPr>
+      </w:pPr>
+    </w:p>
+    <w:p>
+      <w:pPr>
+        <w:mirrorIndents/>
+        <w:jc w:val="center"/>
         <w:rPr>
           <w:rFonts w:eastAsia="Times New Roman" w:cs="Times New Roman"/>
           <w:szCs w:val="28"/>
@@ -115,10 +105,8 @@
     </w:p>
     <w:p>
       <w:pPr>
-        <w:spacing w:line="360" w:lineRule="auto"/>
-        <w:ind w:firstLine="709"/>
-        <w:mirrorIndents/>
-        <w:jc w:val="both"/>
+        <w:mirrorIndents/>
+        <w:jc w:val="center"/>
         <w:rPr>
           <w:rFonts w:eastAsia="Times New Roman" w:cs="Times New Roman"/>
           <w:szCs w:val="28"/>
@@ -162,118 +150,36 @@
     </w:p>
     <w:p>
       <w:pPr>
-        <w:spacing w:line="360" w:lineRule="auto"/>
-        <w:ind w:firstLine="709"/>
-        <w:mirrorIndents/>
-        <w:jc w:val="both"/>
-        <w:rPr>
-          <w:rFonts w:eastAsia="Times New Roman" w:cs="Times New Roman"/>
-          <w:szCs w:val="28"/>
-        </w:rPr>
-      </w:pPr>
-    </w:p>
-    <w:p>
-      <w:pPr>
-        <w:spacing w:line="360" w:lineRule="auto"/>
-        <w:ind w:firstLine="709"/>
-        <w:mirrorIndents/>
-        <w:jc w:val="both"/>
-        <w:rPr>
-          <w:rFonts w:eastAsia="Times New Roman" w:cs="Times New Roman"/>
-          <w:szCs w:val="28"/>
-        </w:rPr>
-      </w:pPr>
-    </w:p>
-    <w:p>
-      <w:pPr>
-        <w:spacing w:line="360" w:lineRule="auto"/>
-        <w:ind w:firstLine="709"/>
-        <w:mirrorIndents/>
-        <w:jc w:val="both"/>
-        <w:rPr>
-          <w:rFonts w:eastAsia="Times New Roman" w:cs="Times New Roman"/>
-          <w:szCs w:val="28"/>
-        </w:rPr>
-      </w:pPr>
-    </w:p>
-    <w:p>
-      <w:pPr>
-        <w:spacing w:line="360" w:lineRule="auto"/>
-        <w:ind w:firstLine="709"/>
-        <w:mirrorIndents/>
-        <w:jc w:val="both"/>
-        <w:rPr>
-          <w:rFonts w:eastAsia="Times New Roman" w:cs="Times New Roman"/>
-          <w:szCs w:val="28"/>
-        </w:rPr>
-      </w:pPr>
-    </w:p>
-    <w:p>
-      <w:pPr>
-        <w:spacing w:line="360" w:lineRule="auto"/>
-        <w:ind w:firstLine="709"/>
-        <w:mirrorIndents/>
-        <w:jc w:val="both"/>
-        <w:rPr>
-          <w:rFonts w:eastAsia="Times New Roman" w:cs="Times New Roman"/>
-          <w:szCs w:val="28"/>
-        </w:rPr>
-      </w:pPr>
-    </w:p>
-    <w:p>
-      <w:pPr>
-        <w:spacing w:line="360" w:lineRule="auto"/>
-        <w:ind w:firstLine="709"/>
-        <w:mirrorIndents/>
-        <w:jc w:val="both"/>
-        <w:rPr>
-          <w:rFonts w:eastAsia="Times New Roman" w:cs="Times New Roman"/>
-          <w:szCs w:val="28"/>
-        </w:rPr>
-      </w:pPr>
-    </w:p>
-    <w:p>
-      <w:pPr>
-        <w:spacing w:line="360" w:lineRule="auto"/>
-        <w:ind w:firstLine="709"/>
-        <w:mirrorIndents/>
-        <w:jc w:val="both"/>
-        <w:rPr>
-          <w:rFonts w:eastAsia="Times New Roman" w:cs="Times New Roman"/>
-          <w:szCs w:val="28"/>
-        </w:rPr>
-      </w:pPr>
-    </w:p>
-    <w:p>
-      <w:pPr>
-        <w:spacing w:line="360" w:lineRule="auto"/>
-        <w:ind w:firstLine="709"/>
-        <w:mirrorIndents/>
-        <w:jc w:val="both"/>
-        <w:rPr>
-          <w:rFonts w:eastAsia="Times New Roman" w:cs="Times New Roman"/>
-          <w:szCs w:val="28"/>
-        </w:rPr>
-      </w:pPr>
-    </w:p>
-    <w:p>
-      <w:pPr>
-        <w:spacing w:line="360" w:lineRule="auto"/>
-        <w:ind w:firstLine="709"/>
-        <w:mirrorIndents/>
-        <w:jc w:val="both"/>
-        <w:rPr>
-          <w:rFonts w:eastAsia="Times New Roman" w:cs="Times New Roman"/>
-          <w:szCs w:val="28"/>
-        </w:rPr>
-      </w:pPr>
-    </w:p>
-    <w:p>
-      <w:pPr>
-        <w:spacing w:line="360" w:lineRule="auto"/>
-        <w:ind w:firstLine="709"/>
-        <w:mirrorIndents/>
-        <w:jc w:val="both"/>
+        <w:mirrorIndents/>
+        <w:rPr>
+          <w:rFonts w:eastAsia="Times New Roman" w:cs="Times New Roman"/>
+          <w:szCs w:val="28"/>
+        </w:rPr>
+      </w:pPr>
+    </w:p>
+    <w:p>
+      <w:pPr>
+        <w:mirrorIndents/>
+        <w:rPr>
+          <w:rFonts w:eastAsia="Times New Roman" w:cs="Times New Roman"/>
+          <w:szCs w:val="28"/>
+        </w:rPr>
+      </w:pPr>
+    </w:p>
+    <w:p>
+      <w:pPr>
+        <w:mirrorIndents/>
+        <w:jc w:val="center"/>
+        <w:rPr>
+          <w:rFonts w:eastAsia="Times New Roman" w:cs="Times New Roman"/>
+          <w:szCs w:val="28"/>
+        </w:rPr>
+      </w:pPr>
+    </w:p>
+    <w:p>
+      <w:pPr>
+        <w:mirrorIndents/>
+        <w:jc w:val="center"/>
         <w:rPr>
           <w:rFonts w:eastAsia="Times New Roman" w:cs="Times New Roman"/>
           <w:szCs w:val="28"/>
@@ -289,10 +195,8 @@
     </w:p>
     <w:p>
       <w:pPr>
-        <w:spacing w:line="360" w:lineRule="auto"/>
-        <w:ind w:firstLine="709"/>
-        <w:mirrorIndents/>
-        <w:jc w:val="both"/>
+        <w:mirrorIndents/>
+        <w:jc w:val="center"/>
         <w:rPr>
           <w:rFonts w:eastAsia="Times New Roman" w:cs="Times New Roman"/>
           <w:szCs w:val="28"/>
@@ -308,22 +212,8 @@
     </w:p>
     <w:p>
       <w:pPr>
-        <w:spacing w:line="360" w:lineRule="auto"/>
-        <w:ind w:firstLine="709"/>
-        <w:mirrorIndents/>
-        <w:jc w:val="both"/>
-        <w:rPr>
-          <w:rFonts w:eastAsia="Times New Roman" w:cs="Times New Roman"/>
-          <w:szCs w:val="28"/>
-        </w:rPr>
-      </w:pPr>
-    </w:p>
-    <w:p>
-      <w:pPr>
-        <w:spacing w:line="360" w:lineRule="auto"/>
-        <w:ind w:firstLine="709"/>
-        <w:mirrorIndents/>
-        <w:jc w:val="both"/>
+        <w:mirrorIndents/>
+        <w:jc w:val="center"/>
         <w:rPr>
           <w:rFonts w:eastAsia="Times New Roman" w:cs="Times New Roman"/>
           <w:szCs w:val="28"/>
@@ -369,70 +259,26 @@
     </w:p>
     <w:p>
       <w:pPr>
-        <w:spacing w:line="360" w:lineRule="auto"/>
-        <w:ind w:firstLine="709"/>
-        <w:mirrorIndents/>
-        <w:jc w:val="both"/>
-        <w:rPr>
-          <w:rFonts w:eastAsia="Times New Roman" w:cs="Times New Roman"/>
-          <w:szCs w:val="28"/>
-        </w:rPr>
-      </w:pPr>
-    </w:p>
-    <w:p>
-      <w:pPr>
-        <w:spacing w:line="360" w:lineRule="auto"/>
-        <w:ind w:firstLine="709"/>
-        <w:mirrorIndents/>
-        <w:jc w:val="both"/>
-        <w:rPr>
-          <w:rFonts w:eastAsia="Times New Roman" w:cs="Times New Roman"/>
-          <w:szCs w:val="28"/>
-        </w:rPr>
-      </w:pPr>
-    </w:p>
-    <w:p>
-      <w:pPr>
-        <w:spacing w:line="360" w:lineRule="auto"/>
-        <w:ind w:firstLine="709"/>
-        <w:mirrorIndents/>
-        <w:jc w:val="both"/>
-        <w:rPr>
-          <w:rFonts w:eastAsia="Times New Roman" w:cs="Times New Roman"/>
-          <w:szCs w:val="28"/>
-        </w:rPr>
-      </w:pPr>
-    </w:p>
-    <w:p>
-      <w:pPr>
-        <w:spacing w:line="360" w:lineRule="auto"/>
-        <w:ind w:firstLine="709"/>
-        <w:mirrorIndents/>
-        <w:jc w:val="both"/>
-        <w:rPr>
-          <w:rFonts w:eastAsia="Times New Roman" w:cs="Times New Roman"/>
-          <w:szCs w:val="28"/>
-        </w:rPr>
-      </w:pPr>
-    </w:p>
-    <w:p>
-      <w:pPr>
-        <w:spacing w:line="360" w:lineRule="auto"/>
-        <w:ind w:firstLine="709"/>
-        <w:mirrorIndents/>
-        <w:jc w:val="both"/>
-        <w:rPr>
-          <w:rFonts w:eastAsia="Times New Roman" w:cs="Times New Roman"/>
-          <w:szCs w:val="28"/>
-        </w:rPr>
-      </w:pPr>
-    </w:p>
-    <w:p>
-      <w:pPr>
-        <w:spacing w:line="360" w:lineRule="auto"/>
-        <w:ind w:firstLine="709"/>
-        <w:mirrorIndents/>
-        <w:jc w:val="both"/>
+        <w:mirrorIndents/>
+        <w:rPr>
+          <w:rFonts w:eastAsia="Times New Roman" w:cs="Times New Roman"/>
+          <w:szCs w:val="28"/>
+        </w:rPr>
+      </w:pPr>
+    </w:p>
+    <w:p>
+      <w:pPr>
+        <w:mirrorIndents/>
+        <w:rPr>
+          <w:rFonts w:eastAsia="Times New Roman" w:cs="Times New Roman"/>
+          <w:szCs w:val="28"/>
+        </w:rPr>
+      </w:pPr>
+    </w:p>
+    <w:p>
+      <w:pPr>
+        <w:mirrorIndents/>
+        <w:jc w:val="right"/>
         <w:rPr>
           <w:rFonts w:eastAsia="Times New Roman" w:cs="Times New Roman"/>
           <w:b/>
@@ -450,10 +296,8 @@
     </w:p>
     <w:p>
       <w:pPr>
-        <w:spacing w:line="360" w:lineRule="auto"/>
-        <w:ind w:firstLine="709"/>
-        <w:mirrorIndents/>
-        <w:jc w:val="both"/>
+        <w:mirrorIndents/>
+        <w:jc w:val="right"/>
         <w:rPr>
           <w:rFonts w:cs="Times New Roman"/>
           <w:szCs w:val="28"/>
@@ -495,10 +339,8 @@
     </w:p>
     <w:p>
       <w:pPr>
-        <w:spacing w:line="360" w:lineRule="auto"/>
-        <w:ind w:firstLine="709"/>
-        <w:mirrorIndents/>
-        <w:jc w:val="both"/>
+        <w:mirrorIndents/>
+        <w:jc w:val="right"/>
         <w:rPr>
           <w:rFonts w:cs="Times New Roman"/>
           <w:szCs w:val="28"/>
@@ -527,13 +369,76 @@
           <w:szCs w:val="28"/>
           <w:shd w:val="clear" w:color="auto" w:fill="FDE9A9"/>
         </w:rPr>
+        <w:t>Гумашян</w:t>
+      </w:r>
+      <w:r>
+        <w:rPr>
+          <w:rFonts w:eastAsia="Times New Roman" w:cs="Times New Roman"/>
+          <w:szCs w:val="28"/>
+          <w:shd w:val="clear" w:color="auto" w:fill="FDE9A9"/>
+        </w:rPr>
+        <w:t xml:space="preserve"> </w:t>
+      </w:r>
+      <w:r>
+        <w:rPr>
+          <w:rFonts w:eastAsia="Times New Roman" w:cs="Times New Roman"/>
+          <w:szCs w:val="28"/>
+          <w:shd w:val="clear" w:color="auto" w:fill="FDE9A9"/>
+        </w:rPr>
+        <w:t>Д</w:t>
+      </w:r>
+      <w:r>
+        <w:rPr>
+          <w:rFonts w:eastAsia="Times New Roman" w:cs="Times New Roman"/>
+          <w:szCs w:val="28"/>
+          <w:shd w:val="clear" w:color="auto" w:fill="FDE9A9"/>
+        </w:rPr>
+        <w:t>.</w:t>
+      </w:r>
+      <w:r>
+        <w:rPr>
+          <w:rFonts w:eastAsia="Times New Roman" w:cs="Times New Roman"/>
+          <w:szCs w:val="28"/>
+          <w:shd w:val="clear" w:color="auto" w:fill="FDE9A9"/>
+        </w:rPr>
+        <w:t>А</w:t>
+      </w:r>
+      <w:r>
+        <w:rPr>
+          <w:rFonts w:eastAsia="Times New Roman" w:cs="Times New Roman"/>
+          <w:szCs w:val="28"/>
+          <w:shd w:val="clear" w:color="auto" w:fill="FDE9A9"/>
+        </w:rPr>
+        <w:t>.</w:t>
+      </w:r>
+    </w:p>
+    <w:p>
+      <w:pPr>
+        <w:mirrorIndents/>
+        <w:jc w:val="right"/>
+        <w:rPr>
+          <w:rFonts w:eastAsia="Times New Roman" w:cs="Times New Roman"/>
+          <w:szCs w:val="28"/>
+        </w:rPr>
+      </w:pPr>
+      <w:r>
+        <w:rPr>
+          <w:rFonts w:eastAsia="Times New Roman" w:cs="Times New Roman"/>
+          <w:szCs w:val="28"/>
+        </w:rPr>
+        <w:t>подпись, дата</w:t>
+      </w:r>
+      <w:r>
+        <w:rPr>
+          <w:rFonts w:eastAsia="Times New Roman" w:cs="Times New Roman"/>
+          <w:szCs w:val="28"/>
+        </w:rPr>
         <w:tab/>
       </w:r>
       <w:r>
         <w:rPr>
           <w:rFonts w:eastAsia="Times New Roman" w:cs="Times New Roman"/>
           <w:szCs w:val="28"/>
-          <w:shd w:val="clear" w:color="auto" w:fill="FDE9A9"/>
         </w:rPr>
         <w:tab/>
       </w:r>
@@ -541,74 +446,6 @@
         <w:rPr>
           <w:rFonts w:eastAsia="Times New Roman" w:cs="Times New Roman"/>
           <w:szCs w:val="28"/>
-          <w:shd w:val="clear" w:color="auto" w:fill="FDE9A9"/>
-        </w:rPr>
-        <w:t>Гумашян</w:t>
-      </w:r>
-      <w:r>
-        <w:rPr>
-          <w:rFonts w:eastAsia="Times New Roman" w:cs="Times New Roman"/>
-          <w:szCs w:val="28"/>
-          <w:shd w:val="clear" w:color="auto" w:fill="FDE9A9"/>
-        </w:rPr>
-        <w:t xml:space="preserve"> </w:t>
-      </w:r>
-      <w:r>
-        <w:rPr>
-          <w:rFonts w:eastAsia="Times New Roman" w:cs="Times New Roman"/>
-          <w:szCs w:val="28"/>
-          <w:shd w:val="clear" w:color="auto" w:fill="FDE9A9"/>
-        </w:rPr>
-        <w:t>Д</w:t>
-      </w:r>
-      <w:r>
-        <w:rPr>
-          <w:rFonts w:eastAsia="Times New Roman" w:cs="Times New Roman"/>
-          <w:szCs w:val="28"/>
-          <w:shd w:val="clear" w:color="auto" w:fill="FDE9A9"/>
-        </w:rPr>
-        <w:t>.</w:t>
-      </w:r>
-      <w:r>
-        <w:rPr>
-          <w:rFonts w:eastAsia="Times New Roman" w:cs="Times New Roman"/>
-          <w:szCs w:val="28"/>
-          <w:shd w:val="clear" w:color="auto" w:fill="FDE9A9"/>
-        </w:rPr>
-        <w:t>А</w:t>
-      </w:r>
-      <w:r>
-        <w:rPr>
-          <w:rFonts w:eastAsia="Times New Roman" w:cs="Times New Roman"/>
-          <w:szCs w:val="28"/>
-          <w:shd w:val="clear" w:color="auto" w:fill="FDE9A9"/>
-        </w:rPr>
-        <w:t>.</w:t>
-      </w:r>
-    </w:p>
-    <w:p>
-      <w:pPr>
-        <w:spacing w:line="360" w:lineRule="auto"/>
-        <w:ind w:firstLine="709"/>
-        <w:mirrorIndents/>
-        <w:jc w:val="both"/>
-        <w:rPr>
-          <w:rFonts w:eastAsia="Times New Roman" w:cs="Times New Roman"/>
-          <w:szCs w:val="28"/>
-        </w:rPr>
-      </w:pPr>
-      <w:r>
-        <w:rPr>
-          <w:rFonts w:eastAsia="Times New Roman" w:cs="Times New Roman"/>
-          <w:szCs w:val="28"/>
-        </w:rPr>
-        <w:lastRenderedPageBreak/>
-        <w:t>подпись, дата</w:t>
-      </w:r>
-      <w:r>
-        <w:rPr>
-          <w:rFonts w:eastAsia="Times New Roman" w:cs="Times New Roman"/>
-          <w:szCs w:val="28"/>
         </w:rPr>
         <w:tab/>
       </w:r>
@@ -619,72 +456,21 @@
         </w:rPr>
         <w:tab/>
       </w:r>
-      <w:r>
-        <w:rPr>
-          <w:rFonts w:eastAsia="Times New Roman" w:cs="Times New Roman"/>
-          <w:szCs w:val="28"/>
-        </w:rPr>
-        <w:tab/>
-      </w:r>
-      <w:r>
-        <w:rPr>
-          <w:rFonts w:eastAsia="Times New Roman" w:cs="Times New Roman"/>
-          <w:szCs w:val="28"/>
-        </w:rPr>
-        <w:tab/>
-      </w:r>
-      <w:r>
-        <w:rPr>
-          <w:rFonts w:eastAsia="Times New Roman" w:cs="Times New Roman"/>
-          <w:szCs w:val="28"/>
-        </w:rPr>
-        <w:tab/>
-      </w:r>
-      <w:r>
-        <w:rPr>
-          <w:rFonts w:eastAsia="Times New Roman" w:cs="Times New Roman"/>
-          <w:szCs w:val="28"/>
-        </w:rPr>
-        <w:tab/>
-      </w:r>
-      <w:r>
-        <w:rPr>
-          <w:rFonts w:eastAsia="Times New Roman" w:cs="Times New Roman"/>
-          <w:szCs w:val="28"/>
-        </w:rPr>
-        <w:tab/>
-      </w:r>
-    </w:p>
-    <w:p>
-      <w:pPr>
-        <w:spacing w:line="360" w:lineRule="auto"/>
-        <w:ind w:firstLine="709"/>
-        <w:mirrorIndents/>
-        <w:jc w:val="both"/>
-        <w:rPr>
-          <w:rFonts w:eastAsia="Times New Roman" w:cs="Times New Roman"/>
-          <w:szCs w:val="28"/>
-        </w:rPr>
-      </w:pPr>
-    </w:p>
-    <w:p>
-      <w:pPr>
-        <w:spacing w:line="360" w:lineRule="auto"/>
-        <w:ind w:firstLine="709"/>
-        <w:mirrorIndents/>
-        <w:jc w:val="both"/>
-        <w:rPr>
-          <w:rFonts w:eastAsia="Times New Roman" w:cs="Times New Roman"/>
-          <w:szCs w:val="28"/>
-        </w:rPr>
-      </w:pPr>
-    </w:p>
-    <w:p>
-      <w:pPr>
-        <w:spacing w:line="360" w:lineRule="auto"/>
-        <w:ind w:firstLine="709"/>
-        <w:mirrorIndents/>
-        <w:jc w:val="both"/>
+    </w:p>
+    <w:p>
+      <w:pPr>
+        <w:mirrorIndents/>
+        <w:jc w:val="right"/>
+        <w:rPr>
+          <w:rFonts w:eastAsia="Times New Roman" w:cs="Times New Roman"/>
+          <w:szCs w:val="28"/>
+        </w:rPr>
+      </w:pPr>
+    </w:p>
+    <w:p>
+      <w:pPr>
+        <w:mirrorIndents/>
+        <w:jc w:val="right"/>
         <w:rPr>
           <w:rFonts w:eastAsia="Times New Roman" w:cs="Times New Roman"/>
           <w:b/>
@@ -702,10 +488,8 @@
     </w:p>
     <w:p>
       <w:pPr>
-        <w:spacing w:line="360" w:lineRule="auto"/>
-        <w:ind w:firstLine="709"/>
-        <w:mirrorIndents/>
-        <w:jc w:val="both"/>
+        <w:mirrorIndents/>
+        <w:jc w:val="right"/>
         <w:rPr>
           <w:rFonts w:eastAsia="Times New Roman" w:cs="Times New Roman"/>
           <w:szCs w:val="28"/>
@@ -728,10 +512,8 @@
     </w:p>
     <w:p>
       <w:pPr>
-        <w:spacing w:line="360" w:lineRule="auto"/>
-        <w:ind w:firstLine="709"/>
-        <w:mirrorIndents/>
-        <w:jc w:val="both"/>
+        <w:mirrorIndents/>
+        <w:jc w:val="right"/>
         <w:rPr>
           <w:rFonts w:eastAsia="Times New Roman" w:cs="Times New Roman"/>
           <w:szCs w:val="28"/>
@@ -743,20 +525,6 @@
           <w:szCs w:val="28"/>
         </w:rPr>
         <w:t>_________________</w:t>
-      </w:r>
-      <w:r>
-        <w:rPr>
-          <w:rFonts w:eastAsia="Times New Roman" w:cs="Times New Roman"/>
-          <w:szCs w:val="28"/>
-        </w:rPr>
-        <w:tab/>
-      </w:r>
-      <w:r>
-        <w:rPr>
-          <w:rFonts w:eastAsia="Times New Roman" w:cs="Times New Roman"/>
-          <w:szCs w:val="28"/>
-        </w:rPr>
-        <w:tab/>
       </w:r>
       <w:r>
         <w:rPr>
@@ -769,10 +537,8 @@
     </w:p>
     <w:p>
       <w:pPr>
-        <w:spacing w:line="360" w:lineRule="auto"/>
-        <w:ind w:firstLine="709"/>
-        <w:mirrorIndents/>
-        <w:jc w:val="both"/>
+        <w:mirrorIndents/>
+        <w:jc w:val="right"/>
         <w:rPr>
           <w:rFonts w:cs="Times New Roman"/>
           <w:szCs w:val="28"/>
@@ -813,118 +579,73 @@
         </w:rPr>
         <w:tab/>
       </w:r>
-      <w:r>
-        <w:rPr>
-          <w:rFonts w:eastAsia="Times New Roman" w:cs="Times New Roman"/>
-          <w:szCs w:val="28"/>
-        </w:rPr>
-        <w:tab/>
-      </w:r>
-      <w:r>
-        <w:rPr>
-          <w:rFonts w:eastAsia="Times New Roman" w:cs="Times New Roman"/>
-          <w:szCs w:val="28"/>
-        </w:rPr>
-        <w:tab/>
-      </w:r>
-      <w:r>
-        <w:rPr>
-          <w:rFonts w:eastAsia="Times New Roman" w:cs="Times New Roman"/>
-          <w:szCs w:val="28"/>
-        </w:rPr>
-        <w:tab/>
-      </w:r>
-    </w:p>
-    <w:p>
-      <w:pPr>
-        <w:spacing w:line="360" w:lineRule="auto"/>
-        <w:ind w:firstLine="709"/>
-        <w:mirrorIndents/>
-        <w:jc w:val="both"/>
-        <w:rPr>
-          <w:rFonts w:eastAsia="Times New Roman" w:cs="Times New Roman"/>
-          <w:szCs w:val="28"/>
-        </w:rPr>
-      </w:pPr>
-    </w:p>
-    <w:p>
-      <w:pPr>
-        <w:spacing w:line="360" w:lineRule="auto"/>
-        <w:ind w:firstLine="709"/>
-        <w:mirrorIndents/>
-        <w:jc w:val="both"/>
-        <w:rPr>
-          <w:rFonts w:eastAsia="Times New Roman" w:cs="Times New Roman"/>
-          <w:szCs w:val="28"/>
-        </w:rPr>
-      </w:pPr>
-    </w:p>
-    <w:p>
-      <w:pPr>
-        <w:spacing w:line="360" w:lineRule="auto"/>
-        <w:ind w:firstLine="709"/>
-        <w:mirrorIndents/>
-        <w:jc w:val="both"/>
-        <w:rPr>
-          <w:rFonts w:eastAsia="Times New Roman" w:cs="Times New Roman"/>
-          <w:szCs w:val="28"/>
-        </w:rPr>
-      </w:pPr>
-    </w:p>
-    <w:p>
-      <w:pPr>
-        <w:spacing w:line="360" w:lineRule="auto"/>
-        <w:ind w:firstLine="709"/>
-        <w:mirrorIndents/>
-        <w:jc w:val="both"/>
-        <w:rPr>
-          <w:rFonts w:eastAsia="Times New Roman" w:cs="Times New Roman"/>
-          <w:szCs w:val="28"/>
-        </w:rPr>
-      </w:pPr>
-    </w:p>
-    <w:p>
-      <w:pPr>
-        <w:spacing w:line="360" w:lineRule="auto"/>
-        <w:ind w:firstLine="709"/>
-        <w:mirrorIndents/>
-        <w:jc w:val="both"/>
-        <w:rPr>
-          <w:rFonts w:eastAsia="Times New Roman" w:cs="Times New Roman"/>
-          <w:szCs w:val="28"/>
-        </w:rPr>
-      </w:pPr>
-    </w:p>
-    <w:p>
-      <w:pPr>
-        <w:spacing w:line="360" w:lineRule="auto"/>
-        <w:ind w:firstLine="709"/>
-        <w:mirrorIndents/>
-        <w:jc w:val="both"/>
-        <w:rPr>
-          <w:rFonts w:eastAsia="Times New Roman" w:cs="Times New Roman"/>
-          <w:szCs w:val="28"/>
-        </w:rPr>
-      </w:pPr>
-    </w:p>
-    <w:p>
-      <w:pPr>
-        <w:spacing w:line="360" w:lineRule="auto"/>
-        <w:ind w:firstLine="709"/>
-        <w:mirrorIndents/>
-        <w:jc w:val="both"/>
-        <w:rPr>
-          <w:rFonts w:eastAsia="Times New Roman" w:cs="Times New Roman"/>
-          <w:szCs w:val="28"/>
-        </w:rPr>
-      </w:pPr>
-    </w:p>
-    <w:p>
-      <w:pPr>
-        <w:spacing w:line="360" w:lineRule="auto"/>
-        <w:ind w:firstLine="709"/>
-        <w:mirrorIndents/>
-        <w:jc w:val="both"/>
+    </w:p>
+    <w:p>
+      <w:pPr>
+        <w:mirrorIndents/>
+        <w:rPr>
+          <w:rFonts w:eastAsia="Times New Roman" w:cs="Times New Roman"/>
+          <w:szCs w:val="28"/>
+        </w:rPr>
+      </w:pPr>
+    </w:p>
+    <w:p>
+      <w:pPr>
+        <w:mirrorIndents/>
+        <w:rPr>
+          <w:rFonts w:eastAsia="Times New Roman" w:cs="Times New Roman"/>
+          <w:szCs w:val="28"/>
+        </w:rPr>
+      </w:pPr>
+    </w:p>
+    <w:p>
+      <w:pPr>
+        <w:mirrorIndents/>
+        <w:rPr>
+          <w:rFonts w:eastAsia="Times New Roman" w:cs="Times New Roman"/>
+          <w:szCs w:val="28"/>
+        </w:rPr>
+      </w:pPr>
+    </w:p>
+    <w:p>
+      <w:pPr>
+        <w:mirrorIndents/>
+        <w:rPr>
+          <w:rFonts w:eastAsia="Times New Roman" w:cs="Times New Roman"/>
+          <w:szCs w:val="28"/>
+        </w:rPr>
+      </w:pPr>
+    </w:p>
+    <w:p>
+      <w:pPr>
+        <w:mirrorIndents/>
+        <w:rPr>
+          <w:rFonts w:eastAsia="Times New Roman" w:cs="Times New Roman"/>
+          <w:szCs w:val="28"/>
+        </w:rPr>
+      </w:pPr>
+    </w:p>
+    <w:p>
+      <w:pPr>
+        <w:mirrorIndents/>
+        <w:rPr>
+          <w:rFonts w:eastAsia="Times New Roman" w:cs="Times New Roman"/>
+          <w:szCs w:val="28"/>
+        </w:rPr>
+      </w:pPr>
+    </w:p>
+    <w:p>
+      <w:pPr>
+        <w:mirrorIndents/>
+        <w:rPr>
+          <w:rFonts w:eastAsia="Times New Roman" w:cs="Times New Roman"/>
+          <w:szCs w:val="28"/>
+        </w:rPr>
+      </w:pPr>
+    </w:p>
+    <w:p>
+      <w:pPr>
+        <w:mirrorIndents/>
         <w:rPr>
           <w:rFonts w:eastAsia="Times New Roman" w:cs="Times New Roman"/>
           <w:szCs w:val="28"/>
@@ -937,10 +658,7 @@
       <w:pPr>
         <w:keepNext/>
         <w:keepLines/>
-        <w:spacing w:line="360" w:lineRule="auto"/>
-        <w:ind w:firstLine="709"/>
-        <w:mirrorIndents/>
-        <w:jc w:val="both"/>
+        <w:mirrorIndents/>
         <w:rPr>
           <w:rFonts w:eastAsia="Times New Roman" w:cs="Times New Roman"/>
           <w:b/>
@@ -974,9 +692,7 @@
           <w:pPr>
             <w:pStyle w:val="TOC1"/>
             <w:spacing w:after="0"/>
-            <w:ind w:firstLine="709"/>
             <w:mirrorIndents/>
-            <w:jc w:val="both"/>
             <w:rPr>
               <w:rFonts w:eastAsiaTheme="minorEastAsia" w:cs="Times New Roman"/>
               <w:noProof/>
@@ -984,10 +700,6 @@
             </w:rPr>
           </w:pPr>
           <w:r>
-            <w:rPr>
-              <w:rFonts w:cs="Times New Roman"/>
-              <w:szCs w:val="28"/>
-            </w:rPr>
             <w:fldChar w:fldCharType="begin"/>
           </w:r>
           <w:r>
@@ -1078,9 +790,7 @@
           <w:pPr>
             <w:pStyle w:val="TOC1"/>
             <w:spacing w:after="0"/>
-            <w:ind w:firstLine="709"/>
             <w:mirrorIndents/>
-            <w:jc w:val="both"/>
             <w:rPr>
               <w:rFonts w:eastAsiaTheme="minorEastAsia" w:cs="Times New Roman"/>
               <w:noProof/>
@@ -1158,10 +868,8 @@
         <w:p>
           <w:pPr>
             <w:pStyle w:val="TOC2"/>
-            <w:spacing w:line="360" w:lineRule="auto"/>
-            <w:ind w:left="0" w:firstLine="709"/>
+            <w:ind w:left="0"/>
             <w:mirrorIndents/>
-            <w:jc w:val="both"/>
             <w:rPr>
               <w:rFonts w:eastAsiaTheme="minorEastAsia" w:cs="Times New Roman"/>
               <w:noProof/>
@@ -1239,10 +947,8 @@
         <w:p>
           <w:pPr>
             <w:pStyle w:val="TOC2"/>
-            <w:spacing w:line="360" w:lineRule="auto"/>
-            <w:ind w:left="0" w:firstLine="709"/>
+            <w:ind w:left="0"/>
             <w:mirrorIndents/>
-            <w:jc w:val="both"/>
             <w:rPr>
               <w:rFonts w:eastAsiaTheme="minorEastAsia" w:cs="Times New Roman"/>
               <w:noProof/>
@@ -1258,7 +964,47 @@
                 <w:color w:val="auto"/>
                 <w:szCs w:val="28"/>
               </w:rPr>
-              <w:t>1.4. Анализ функциональности проекта</w:t>
+              <w:t>1.</w:t>
+            </w:r>
+            <w:r>
+              <w:rPr>
+                <w:rStyle w:val="Hyperlink"/>
+                <w:rFonts w:cs="Times New Roman"/>
+                <w:noProof/>
+                <w:color w:val="auto"/>
+                <w:szCs w:val="28"/>
+              </w:rPr>
+              <w:t>2</w:t>
+            </w:r>
+            <w:r>
+              <w:rPr>
+                <w:rStyle w:val="Hyperlink"/>
+                <w:rFonts w:cs="Times New Roman"/>
+                <w:noProof/>
+                <w:color w:val="auto"/>
+                <w:szCs w:val="28"/>
+              </w:rPr>
+              <w:t>. Анализ функ</w:t>
+            </w:r>
+            <w:r>
+              <w:rPr>
+                <w:rStyle w:val="Hyperlink"/>
+                <w:rFonts w:cs="Times New Roman"/>
+                <w:noProof/>
+                <w:color w:val="auto"/>
+                <w:szCs w:val="28"/>
+              </w:rPr>
+              <w:t>ц</w:t>
+            </w:r>
+            <w:r>
+              <w:rPr>
+                <w:rStyle w:val="Hyperlink"/>
+                <w:rFonts w:cs="Times New Roman"/>
+                <w:noProof/>
+                <w:color w:val="auto"/>
+                <w:szCs w:val="28"/>
+              </w:rPr>
+              <w:t>иональности проекта</w:t>
             </w:r>
             <w:r>
               <w:rPr>
@@ -1320,10 +1066,8 @@
         <w:p>
           <w:pPr>
             <w:pStyle w:val="TOC2"/>
-            <w:spacing w:line="360" w:lineRule="auto"/>
-            <w:ind w:left="0" w:firstLine="709"/>
+            <w:ind w:left="0"/>
             <w:mirrorIndents/>
-            <w:jc w:val="both"/>
             <w:rPr>
               <w:rFonts w:eastAsiaTheme="minorEastAsia" w:cs="Times New Roman"/>
               <w:noProof/>
@@ -1339,7 +1083,28 @@
                 <w:color w:val="auto"/>
                 <w:szCs w:val="28"/>
               </w:rPr>
-              <w:t>1.5….</w:t>
+              <w:t>1.</w:t>
+            </w:r>
+            <w:r>
+              <w:rPr>
+                <w:rStyle w:val="Hyperlink"/>
+                <w:rFonts w:cs="Times New Roman"/>
+                <w:noProof/>
+                <w:color w:val="auto"/>
+                <w:szCs w:val="28"/>
+                <w:lang w:val="en-US"/>
+              </w:rPr>
+              <w:t xml:space="preserve">3 </w:t>
+            </w:r>
+            <w:r>
+              <w:rPr>
+                <w:rStyle w:val="Hyperlink"/>
+                <w:rFonts w:cs="Times New Roman"/>
+                <w:noProof/>
+                <w:color w:val="auto"/>
+                <w:szCs w:val="28"/>
+              </w:rPr>
+              <w:t>Обоснование технологического стека</w:t>
             </w:r>
             <w:r>
               <w:rPr>
@@ -1402,9 +1167,7 @@
           <w:pPr>
             <w:pStyle w:val="TOC1"/>
             <w:spacing w:after="0"/>
-            <w:ind w:firstLine="709"/>
             <w:mirrorIndents/>
-            <w:jc w:val="both"/>
             <w:rPr>
               <w:rFonts w:eastAsiaTheme="minorEastAsia" w:cs="Times New Roman"/>
               <w:noProof/>
@@ -1482,10 +1245,8 @@
         <w:p>
           <w:pPr>
             <w:pStyle w:val="TOC2"/>
-            <w:spacing w:line="360" w:lineRule="auto"/>
-            <w:ind w:left="0" w:firstLine="709"/>
+            <w:ind w:left="0"/>
             <w:mirrorIndents/>
-            <w:jc w:val="both"/>
             <w:rPr>
               <w:rFonts w:eastAsiaTheme="minorEastAsia" w:cs="Times New Roman"/>
               <w:noProof/>
@@ -1502,7 +1263,18 @@
                 <w:szCs w:val="28"/>
                 <w:lang w:eastAsia="en-US"/>
               </w:rPr>
-              <w:t>2.1. Название параграфа</w:t>
+              <w:t xml:space="preserve">2.1. </w:t>
+            </w:r>
+            <w:r>
+              <w:rPr>
+                <w:rStyle w:val="Hyperlink"/>
+                <w:rFonts w:cs="Times New Roman"/>
+                <w:noProof/>
+                <w:color w:val="auto"/>
+                <w:szCs w:val="28"/>
+                <w:lang w:eastAsia="en-US"/>
+              </w:rPr>
+              <w:t>Проектирование базы данных</w:t>
             </w:r>
             <w:r>
               <w:rPr>
@@ -1564,10 +1336,8 @@
         <w:p>
           <w:pPr>
             <w:pStyle w:val="TOC2"/>
-            <w:spacing w:line="360" w:lineRule="auto"/>
-            <w:ind w:left="0" w:firstLine="709"/>
+            <w:ind w:left="0"/>
             <w:mirrorIndents/>
-            <w:jc w:val="both"/>
             <w:rPr>
               <w:rFonts w:eastAsiaTheme="minorEastAsia" w:cs="Times New Roman"/>
               <w:noProof/>
@@ -1584,15 +1354,18 @@
                 <w:szCs w:val="28"/>
                 <w:lang w:eastAsia="en-US"/>
               </w:rPr>
-              <w:t>2.2.  Название параграфа</w:t>
-            </w:r>
-            <w:r>
-              <w:rPr>
+              <w:t xml:space="preserve">2.2. </w:t>
+            </w:r>
+            <w:r>
+              <w:rPr>
+                <w:rStyle w:val="Hyperlink"/>
                 <w:rFonts w:cs="Times New Roman"/>
                 <w:noProof/>
-                <w:szCs w:val="28"/>
-              </w:rPr>
-              <w:tab/>
+                <w:color w:val="auto"/>
+                <w:szCs w:val="28"/>
+                <w:lang w:eastAsia="en-US"/>
+              </w:rPr>
+              <w:t>Реализация пубичной части сайта</w:t>
             </w:r>
             <w:r>
               <w:rPr>
@@ -1600,7 +1373,7 @@
                 <w:noProof/>
                 <w:szCs w:val="28"/>
               </w:rPr>
-              <w:fldChar w:fldCharType="begin"/>
+              <w:tab/>
             </w:r>
             <w:r>
               <w:rPr>
@@ -1608,48 +1381,15 @@
                 <w:noProof/>
                 <w:szCs w:val="28"/>
               </w:rPr>
-              <w:instrText xml:space="preserve"> PAGEREF _Toc196383614 \h </w:instrText>
-            </w:r>
-            <w:r>
-              <w:rPr>
-                <w:rFonts w:cs="Times New Roman"/>
-                <w:noProof/>
-                <w:szCs w:val="28"/>
-              </w:rPr>
-            </w:r>
-            <w:r>
-              <w:rPr>
-                <w:rFonts w:cs="Times New Roman"/>
-                <w:noProof/>
-                <w:szCs w:val="28"/>
-              </w:rPr>
-              <w:fldChar w:fldCharType="separate"/>
-            </w:r>
-            <w:r>
-              <w:rPr>
-                <w:rFonts w:cs="Times New Roman"/>
-                <w:noProof/>
-                <w:szCs w:val="28"/>
-              </w:rPr>
-              <w:t>5</w:t>
-            </w:r>
-            <w:r>
-              <w:rPr>
-                <w:rFonts w:cs="Times New Roman"/>
-                <w:noProof/>
-                <w:szCs w:val="28"/>
-              </w:rPr>
-              <w:fldChar w:fldCharType="end"/>
+              <w:t>6</w:t>
             </w:r>
           </w:hyperlink>
         </w:p>
         <w:p>
           <w:pPr>
             <w:pStyle w:val="TOC2"/>
-            <w:spacing w:line="360" w:lineRule="auto"/>
-            <w:ind w:left="0" w:firstLine="709"/>
+            <w:ind w:left="0"/>
             <w:mirrorIndents/>
-            <w:jc w:val="both"/>
             <w:rPr>
               <w:rFonts w:eastAsiaTheme="minorEastAsia" w:cs="Times New Roman"/>
               <w:noProof/>
@@ -1665,7 +1405,7 @@
                 <w:color w:val="auto"/>
                 <w:szCs w:val="28"/>
               </w:rPr>
-              <w:t xml:space="preserve">2.3. </w:t>
+              <w:t>2.3.</w:t>
             </w:r>
             <w:r>
               <w:rPr>
@@ -1674,9 +1414,8 @@
                 <w:noProof/>
                 <w:color w:val="auto"/>
                 <w:szCs w:val="28"/>
-                <w:lang w:eastAsia="en-US"/>
-              </w:rPr>
-              <w:t>Название параграфа</w:t>
+              </w:rPr>
+              <w:t xml:space="preserve"> Административная панель</w:t>
             </w:r>
             <w:r>
               <w:rPr>
@@ -1692,56 +1431,15 @@
                 <w:noProof/>
                 <w:szCs w:val="28"/>
               </w:rPr>
-              <w:fldChar w:fldCharType="begin"/>
-            </w:r>
-            <w:r>
-              <w:rPr>
-                <w:rFonts w:cs="Times New Roman"/>
-                <w:noProof/>
-                <w:szCs w:val="28"/>
-              </w:rPr>
-              <w:instrText xml:space="preserve"> PAGEREF _Toc196383615 \h </w:instrText>
-            </w:r>
-            <w:r>
-              <w:rPr>
-                <w:rFonts w:cs="Times New Roman"/>
-                <w:noProof/>
-                <w:szCs w:val="28"/>
-              </w:rPr>
-            </w:r>
-            <w:r>
-              <w:rPr>
-                <w:rFonts w:cs="Times New Roman"/>
-                <w:noProof/>
-                <w:szCs w:val="28"/>
-              </w:rPr>
-              <w:fldChar w:fldCharType="separate"/>
-            </w:r>
-            <w:r>
-              <w:rPr>
-                <w:rFonts w:cs="Times New Roman"/>
-                <w:noProof/>
-                <w:szCs w:val="28"/>
-              </w:rPr>
-              <w:t>5</w:t>
-            </w:r>
-            <w:r>
-              <w:rPr>
-                <w:rFonts w:cs="Times New Roman"/>
-                <w:noProof/>
-                <w:szCs w:val="28"/>
-              </w:rPr>
-              <w:fldChar w:fldCharType="end"/>
+              <w:t>8</w:t>
             </w:r>
           </w:hyperlink>
         </w:p>
         <w:p>
           <w:pPr>
             <w:pStyle w:val="TOC2"/>
-            <w:spacing w:line="360" w:lineRule="auto"/>
-            <w:ind w:left="0" w:firstLine="709"/>
+            <w:ind w:left="0"/>
             <w:mirrorIndents/>
-            <w:jc w:val="both"/>
             <w:rPr>
               <w:rFonts w:eastAsiaTheme="minorEastAsia" w:cs="Times New Roman"/>
               <w:noProof/>
@@ -1757,7 +1455,7 @@
                 <w:color w:val="auto"/>
                 <w:szCs w:val="28"/>
               </w:rPr>
-              <w:t xml:space="preserve">2.4. </w:t>
+              <w:t>2.4.</w:t>
             </w:r>
             <w:r>
               <w:rPr>
@@ -1766,9 +1464,8 @@
                 <w:noProof/>
                 <w:color w:val="auto"/>
                 <w:szCs w:val="28"/>
-                <w:lang w:eastAsia="en-US"/>
-              </w:rPr>
-              <w:t>Название параграфа</w:t>
+              </w:rPr>
+              <w:t xml:space="preserve"> Масштабирование ингредиентов</w:t>
             </w:r>
             <w:r>
               <w:rPr>
@@ -1784,56 +1481,15 @@
                 <w:noProof/>
                 <w:szCs w:val="28"/>
               </w:rPr>
-              <w:fldChar w:fldCharType="begin"/>
-            </w:r>
-            <w:r>
-              <w:rPr>
-                <w:rFonts w:cs="Times New Roman"/>
-                <w:noProof/>
-                <w:szCs w:val="28"/>
-              </w:rPr>
-              <w:instrText xml:space="preserve"> PAGEREF _Toc196383616 \h </w:instrText>
-            </w:r>
-            <w:r>
-              <w:rPr>
-                <w:rFonts w:cs="Times New Roman"/>
-                <w:noProof/>
-                <w:szCs w:val="28"/>
-              </w:rPr>
-            </w:r>
-            <w:r>
-              <w:rPr>
-                <w:rFonts w:cs="Times New Roman"/>
-                <w:noProof/>
-                <w:szCs w:val="28"/>
-              </w:rPr>
-              <w:fldChar w:fldCharType="separate"/>
-            </w:r>
-            <w:r>
-              <w:rPr>
-                <w:rFonts w:cs="Times New Roman"/>
-                <w:noProof/>
-                <w:szCs w:val="28"/>
-              </w:rPr>
-              <w:t>5</w:t>
-            </w:r>
-            <w:r>
-              <w:rPr>
-                <w:rFonts w:cs="Times New Roman"/>
-                <w:noProof/>
-                <w:szCs w:val="28"/>
-              </w:rPr>
-              <w:fldChar w:fldCharType="end"/>
+              <w:t>9</w:t>
             </w:r>
           </w:hyperlink>
         </w:p>
         <w:p>
           <w:pPr>
             <w:pStyle w:val="TOC2"/>
-            <w:spacing w:line="360" w:lineRule="auto"/>
-            <w:ind w:left="0" w:firstLine="709"/>
+            <w:ind w:left="0"/>
             <w:mirrorIndents/>
-            <w:jc w:val="both"/>
             <w:rPr>
               <w:rFonts w:eastAsiaTheme="minorEastAsia" w:cs="Times New Roman"/>
               <w:noProof/>
@@ -1860,7 +1516,7 @@
                 <w:szCs w:val="28"/>
                 <w:lang w:eastAsia="en-US"/>
               </w:rPr>
-              <w:t>Название параграфа</w:t>
+              <w:t>Поиск рецептов</w:t>
             </w:r>
             <w:r>
               <w:rPr>
@@ -1876,46 +1532,7 @@
                 <w:noProof/>
                 <w:szCs w:val="28"/>
               </w:rPr>
-              <w:fldChar w:fldCharType="begin"/>
-            </w:r>
-            <w:r>
-              <w:rPr>
-                <w:rFonts w:cs="Times New Roman"/>
-                <w:noProof/>
-                <w:szCs w:val="28"/>
-              </w:rPr>
-              <w:instrText xml:space="preserve"> PAGEREF _Toc196383617 \h </w:instrText>
-            </w:r>
-            <w:r>
-              <w:rPr>
-                <w:rFonts w:cs="Times New Roman"/>
-                <w:noProof/>
-                <w:szCs w:val="28"/>
-              </w:rPr>
-            </w:r>
-            <w:r>
-              <w:rPr>
-                <w:rFonts w:cs="Times New Roman"/>
-                <w:noProof/>
-                <w:szCs w:val="28"/>
-              </w:rPr>
-              <w:fldChar w:fldCharType="separate"/>
-            </w:r>
-            <w:r>
-              <w:rPr>
-                <w:rFonts w:cs="Times New Roman"/>
-                <w:noProof/>
-                <w:szCs w:val="28"/>
-              </w:rPr>
-              <w:t>6</w:t>
-            </w:r>
-            <w:r>
-              <w:rPr>
-                <w:rFonts w:cs="Times New Roman"/>
-                <w:noProof/>
-                <w:szCs w:val="28"/>
-              </w:rPr>
-              <w:fldChar w:fldCharType="end"/>
+              <w:t>10</w:t>
             </w:r>
           </w:hyperlink>
         </w:p>
@@ -1923,9 +1540,7 @@
           <w:pPr>
             <w:pStyle w:val="TOC1"/>
             <w:spacing w:after="0"/>
-            <w:ind w:firstLine="709"/>
             <w:mirrorIndents/>
-            <w:jc w:val="both"/>
             <w:rPr>
               <w:rFonts w:eastAsiaTheme="minorEastAsia" w:cs="Times New Roman"/>
               <w:noProof/>
@@ -1957,46 +1572,7 @@
                 <w:noProof/>
                 <w:szCs w:val="28"/>
               </w:rPr>
-              <w:fldChar w:fldCharType="begin"/>
-            </w:r>
-            <w:r>
-              <w:rPr>
-                <w:rFonts w:cs="Times New Roman"/>
-                <w:noProof/>
-                <w:szCs w:val="28"/>
-              </w:rPr>
-              <w:instrText xml:space="preserve"> PAGEREF _Toc196383618 \h </w:instrText>
-            </w:r>
-            <w:r>
-              <w:rPr>
-                <w:rFonts w:cs="Times New Roman"/>
-                <w:noProof/>
-                <w:szCs w:val="28"/>
-              </w:rPr>
-            </w:r>
-            <w:r>
-              <w:rPr>
-                <w:rFonts w:cs="Times New Roman"/>
-                <w:noProof/>
-                <w:szCs w:val="28"/>
-              </w:rPr>
-              <w:fldChar w:fldCharType="separate"/>
-            </w:r>
-            <w:r>
-              <w:rPr>
-                <w:rFonts w:cs="Times New Roman"/>
-                <w:noProof/>
-                <w:szCs w:val="28"/>
-              </w:rPr>
-              <w:t>7</w:t>
-            </w:r>
-            <w:r>
-              <w:rPr>
-                <w:rFonts w:cs="Times New Roman"/>
-                <w:noProof/>
-                <w:szCs w:val="28"/>
-              </w:rPr>
-              <w:fldChar w:fldCharType="end"/>
+              <w:t>11</w:t>
             </w:r>
           </w:hyperlink>
         </w:p>
@@ -2004,9 +1580,7 @@
           <w:pPr>
             <w:pStyle w:val="TOC1"/>
             <w:spacing w:after="0"/>
-            <w:ind w:firstLine="709"/>
             <w:mirrorIndents/>
-            <w:jc w:val="both"/>
             <w:rPr>
               <w:rFonts w:eastAsiaTheme="minorEastAsia" w:cs="Times New Roman"/>
               <w:noProof/>
@@ -2038,46 +1612,7 @@
                 <w:noProof/>
                 <w:szCs w:val="28"/>
               </w:rPr>
-              <w:fldChar w:fldCharType="begin"/>
-            </w:r>
-            <w:r>
-              <w:rPr>
-                <w:rFonts w:cs="Times New Roman"/>
-                <w:noProof/>
-                <w:szCs w:val="28"/>
-              </w:rPr>
-              <w:instrText xml:space="preserve"> PAGEREF _Toc196383619 \h </w:instrText>
-            </w:r>
-            <w:r>
-              <w:rPr>
-                <w:rFonts w:cs="Times New Roman"/>
-                <w:noProof/>
-                <w:szCs w:val="28"/>
-              </w:rPr>
-            </w:r>
-            <w:r>
-              <w:rPr>
-                <w:rFonts w:cs="Times New Roman"/>
-                <w:noProof/>
-                <w:szCs w:val="28"/>
-              </w:rPr>
-              <w:fldChar w:fldCharType="separate"/>
-            </w:r>
-            <w:r>
-              <w:rPr>
-                <w:rFonts w:cs="Times New Roman"/>
-                <w:noProof/>
-                <w:szCs w:val="28"/>
-              </w:rPr>
-              <w:t>8</w:t>
-            </w:r>
-            <w:r>
-              <w:rPr>
-                <w:rFonts w:cs="Times New Roman"/>
-                <w:noProof/>
-                <w:szCs w:val="28"/>
-              </w:rPr>
-              <w:fldChar w:fldCharType="end"/>
+              <w:t>11</w:t>
             </w:r>
           </w:hyperlink>
         </w:p>
@@ -2089,9 +1624,7 @@
               <w:tab w:val="right" w:leader="dot" w:pos="9637"/>
             </w:tabs>
             <w:spacing w:after="0"/>
-            <w:ind w:firstLine="709"/>
             <w:mirrorIndents/>
-            <w:jc w:val="both"/>
             <w:rPr>
               <w:rFonts w:cs="Times New Roman"/>
               <w:szCs w:val="28"/>
@@ -2103,7 +1636,6 @@
               <w:rFonts w:cs="Times New Roman"/>
               <w:szCs w:val="28"/>
             </w:rPr>
-            <w:lastRenderedPageBreak/>
             <w:fldChar w:fldCharType="end"/>
           </w:r>
         </w:p>
@@ -2111,10 +1643,7 @@
     </w:sdt>
     <w:p>
       <w:pPr>
-        <w:spacing w:line="360" w:lineRule="auto"/>
-        <w:ind w:firstLine="709"/>
-        <w:mirrorIndents/>
-        <w:jc w:val="both"/>
+        <w:mirrorIndents/>
         <w:rPr>
           <w:rFonts w:eastAsia="Times New Roman" w:cs="Times New Roman"/>
           <w:b/>
@@ -2124,10 +1653,7 @@
     </w:p>
     <w:p>
       <w:pPr>
-        <w:spacing w:line="360" w:lineRule="auto"/>
-        <w:ind w:firstLine="709"/>
-        <w:mirrorIndents/>
-        <w:jc w:val="both"/>
+        <w:mirrorIndents/>
         <w:rPr>
           <w:rFonts w:cs="Times New Roman"/>
           <w:b/>
@@ -2137,10 +1663,7 @@
     </w:p>
     <w:p>
       <w:pPr>
-        <w:spacing w:line="360" w:lineRule="auto"/>
-        <w:ind w:firstLine="709"/>
-        <w:mirrorIndents/>
-        <w:jc w:val="both"/>
+        <w:mirrorIndents/>
         <w:rPr>
           <w:rFonts w:cs="Times New Roman"/>
           <w:b/>
@@ -2159,7 +1682,6 @@
       <w:pPr>
         <w:pStyle w:val="Heading1"/>
         <w:spacing w:before="0" w:after="0" w:line="360" w:lineRule="auto"/>
-        <w:ind w:firstLine="709"/>
         <w:mirrorIndents/>
         <w:jc w:val="both"/>
         <w:rPr>
@@ -2175,17 +1697,13 @@
           <w:rFonts w:cs="Times New Roman"/>
           <w:szCs w:val="28"/>
         </w:rPr>
-        <w:lastRenderedPageBreak/>
         <w:t>ВВЕДЕНИЕ</w:t>
       </w:r>
       <w:bookmarkEnd w:id="2"/>
     </w:p>
     <w:p>
       <w:pPr>
-        <w:spacing w:line="360" w:lineRule="auto"/>
-        <w:ind w:firstLine="709"/>
-        <w:mirrorIndents/>
-        <w:jc w:val="both"/>
+        <w:mirrorIndents/>
         <w:rPr>
           <w:rFonts w:eastAsia="Times New Roman" w:cs="Times New Roman"/>
           <w:szCs w:val="28"/>
@@ -2201,22 +1719,16 @@
     </w:p>
     <w:p>
       <w:pPr>
-        <w:spacing w:line="360" w:lineRule="auto"/>
-        <w:ind w:firstLine="709"/>
-        <w:mirrorIndents/>
-        <w:jc w:val="both"/>
-        <w:rPr>
-          <w:rFonts w:eastAsia="Times New Roman" w:cs="Times New Roman"/>
-          <w:szCs w:val="28"/>
-        </w:rPr>
-      </w:pPr>
-    </w:p>
-    <w:p>
-      <w:pPr>
-        <w:spacing w:line="360" w:lineRule="auto"/>
-        <w:ind w:firstLine="709"/>
-        <w:mirrorIndents/>
-        <w:jc w:val="both"/>
+        <w:mirrorIndents/>
+        <w:rPr>
+          <w:rFonts w:eastAsia="Times New Roman" w:cs="Times New Roman"/>
+          <w:szCs w:val="28"/>
+        </w:rPr>
+      </w:pPr>
+    </w:p>
+    <w:p>
+      <w:pPr>
+        <w:mirrorIndents/>
         <w:rPr>
           <w:rFonts w:eastAsia="Times New Roman" w:cs="Times New Roman"/>
           <w:szCs w:val="28"/>
@@ -2241,10 +1753,7 @@
     </w:p>
     <w:p>
       <w:pPr>
-        <w:spacing w:line="360" w:lineRule="auto"/>
-        <w:ind w:firstLine="709"/>
-        <w:mirrorIndents/>
-        <w:jc w:val="both"/>
+        <w:mirrorIndents/>
         <w:rPr>
           <w:rFonts w:eastAsia="Times New Roman" w:cs="Times New Roman"/>
           <w:b/>
@@ -2269,10 +1778,8 @@
           <w:ilvl w:val="0"/>
           <w:numId w:val="5"/>
         </w:numPr>
-        <w:spacing w:line="360" w:lineRule="auto"/>
         <w:ind w:left="0" w:firstLine="709"/>
         <w:mirrorIndents/>
-        <w:jc w:val="both"/>
         <w:rPr>
           <w:rFonts w:cs="Times New Roman"/>
           <w:szCs w:val="28"/>
@@ -2283,7 +1790,21 @@
           <w:rFonts w:cs="Times New Roman"/>
           <w:szCs w:val="28"/>
         </w:rPr>
-        <w:t>Проанализировать предметную область (хранение кулинарных рецептов).</w:t>
+        <w:t>Проанализировать</w:t>
+      </w:r>
+      <w:r>
+        <w:rPr>
+          <w:rFonts w:cs="Times New Roman"/>
+          <w:szCs w:val="28"/>
+        </w:rPr>
+        <w:t xml:space="preserve"> </w:t>
+      </w:r>
+      <w:r>
+        <w:rPr>
+          <w:rFonts w:cs="Times New Roman"/>
+          <w:szCs w:val="28"/>
+        </w:rPr>
+        <w:t>предметную область (хранение кулинарных рецептов).</w:t>
       </w:r>
     </w:p>
     <w:p>
@@ -2293,10 +1814,8 @@
           <w:ilvl w:val="0"/>
           <w:numId w:val="5"/>
         </w:numPr>
-        <w:spacing w:line="360" w:lineRule="auto"/>
         <w:ind w:left="0" w:firstLine="709"/>
         <w:mirrorIndents/>
-        <w:jc w:val="both"/>
         <w:rPr>
           <w:rFonts w:cs="Times New Roman"/>
           <w:szCs w:val="28"/>
@@ -2317,10 +1836,8 @@
           <w:ilvl w:val="0"/>
           <w:numId w:val="5"/>
         </w:numPr>
-        <w:spacing w:line="360" w:lineRule="auto"/>
         <w:ind w:left="0" w:firstLine="709"/>
         <w:mirrorIndents/>
-        <w:jc w:val="both"/>
         <w:rPr>
           <w:rFonts w:cs="Times New Roman"/>
           <w:szCs w:val="28"/>
@@ -2341,10 +1858,8 @@
           <w:ilvl w:val="0"/>
           <w:numId w:val="5"/>
         </w:numPr>
-        <w:spacing w:line="360" w:lineRule="auto"/>
         <w:ind w:left="0" w:firstLine="709"/>
         <w:mirrorIndents/>
-        <w:jc w:val="both"/>
         <w:rPr>
           <w:rFonts w:cs="Times New Roman"/>
           <w:szCs w:val="28"/>
@@ -2365,10 +1880,8 @@
           <w:ilvl w:val="0"/>
           <w:numId w:val="5"/>
         </w:numPr>
-        <w:spacing w:line="360" w:lineRule="auto"/>
         <w:ind w:left="0" w:firstLine="709"/>
         <w:mirrorIndents/>
-        <w:jc w:val="both"/>
         <w:rPr>
           <w:rFonts w:cs="Times New Roman"/>
           <w:szCs w:val="28"/>
@@ -2389,10 +1902,8 @@
           <w:ilvl w:val="0"/>
           <w:numId w:val="5"/>
         </w:numPr>
-        <w:spacing w:line="360" w:lineRule="auto"/>
         <w:ind w:left="0" w:firstLine="709"/>
         <w:mirrorIndents/>
-        <w:jc w:val="both"/>
         <w:rPr>
           <w:rFonts w:cs="Times New Roman"/>
           <w:szCs w:val="28"/>
@@ -2409,10 +1920,8 @@
     <w:p>
       <w:pPr>
         <w:pStyle w:val="ListParagraph"/>
-        <w:spacing w:line="360" w:lineRule="auto"/>
-        <w:ind w:left="0" w:firstLine="709"/>
-        <w:mirrorIndents/>
-        <w:jc w:val="both"/>
+        <w:ind w:left="0"/>
+        <w:mirrorIndents/>
         <w:rPr>
           <w:rFonts w:cs="Times New Roman"/>
           <w:szCs w:val="28"/>
@@ -2421,10 +1930,7 @@
     </w:p>
     <w:p>
       <w:pPr>
-        <w:spacing w:line="360" w:lineRule="auto"/>
-        <w:ind w:firstLine="709"/>
-        <w:mirrorIndents/>
-        <w:jc w:val="both"/>
+        <w:mirrorIndents/>
         <w:rPr>
           <w:rFonts w:cs="Times New Roman"/>
           <w:b/>
@@ -2444,34 +1950,56 @@
     </w:p>
     <w:p>
       <w:pPr>
-        <w:spacing w:line="360" w:lineRule="auto"/>
-        <w:ind w:firstLine="709"/>
-        <w:mirrorIndents/>
-        <w:jc w:val="both"/>
+        <w:mirrorIndents/>
         <w:rPr>
           <w:rFonts w:cs="Times New Roman"/>
-          <w:szCs w:val="28"/>
-        </w:rPr>
-      </w:pPr>
-      <w:r>
-        <w:rPr>
-          <w:rFonts w:cs="Times New Roman"/>
-          <w:szCs w:val="28"/>
-        </w:rPr>
-        <w:t>https://github.com/ваш_логин/recipe-book-php (репозиторий открыт, доступ проверен в режиме инкогнито)</w:t>
-      </w:r>
-    </w:p>
-    <w:p>
-      <w:pPr>
-        <w:spacing w:line="360" w:lineRule="auto"/>
-        <w:ind w:firstLine="709"/>
-        <w:mirrorIndents/>
-        <w:jc w:val="both"/>
-        <w:rPr>
-          <w:rFonts w:cs="Times New Roman"/>
-          <w:szCs w:val="28"/>
-        </w:rPr>
-      </w:pPr>
+          <w:b/>
+          <w:bCs/>
+          <w:szCs w:val="28"/>
+        </w:rPr>
+      </w:pPr>
+      <w:hyperlink r:id="rId8" w:history="1">
+        <w:r>
+          <w:rPr>
+            <w:rStyle w:val="Hyperlink"/>
+            <w:rFonts w:cs="Times New Roman"/>
+            <w:szCs w:val="28"/>
+          </w:rPr>
+          <w:t>https://github.com/Bazelit/server-side-web-development/tree/m</w:t>
+        </w:r>
+        <w:r>
+          <w:rPr>
+            <w:rStyle w:val="Hyperlink"/>
+            <w:rFonts w:cs="Times New Roman"/>
+            <w:szCs w:val="28"/>
+          </w:rPr>
+          <w:t>a</w:t>
+        </w:r>
+        <w:r>
+          <w:rPr>
+            <w:rStyle w:val="Hyperlink"/>
+            <w:rFonts w:cs="Times New Roman"/>
+            <w:szCs w:val="28"/>
+          </w:rPr>
+          <w:t>in/%D0%BA%D1%83%D1%80%D1%81%D0%BE%D0%B2%D0%BE%D0%B9-%D0%BF%D</w:t>
+        </w:r>
+        <w:r>
+          <w:rPr>
+            <w:rStyle w:val="Hyperlink"/>
+            <w:rFonts w:cs="Times New Roman"/>
+            <w:szCs w:val="28"/>
+          </w:rPr>
+          <w:t>1</w:t>
+        </w:r>
+        <w:r>
+          <w:rPr>
+            <w:rStyle w:val="Hyperlink"/>
+            <w:rFonts w:cs="Times New Roman"/>
+            <w:szCs w:val="28"/>
+          </w:rPr>
+          <w:t>%80%D0%BE%D0%B5%D0%BA%D1%82</w:t>
+        </w:r>
+      </w:hyperlink>
       <w:r>
         <w:rPr>
           <w:rFonts w:cs="Times New Roman"/>
@@ -2484,7 +2012,6 @@
       <w:pPr>
         <w:pStyle w:val="Heading1"/>
         <w:spacing w:before="0" w:after="0" w:line="360" w:lineRule="auto"/>
-        <w:ind w:firstLine="709"/>
         <w:mirrorIndents/>
         <w:jc w:val="both"/>
         <w:rPr>
@@ -2498,18 +2025,13 @@
           <w:rFonts w:cs="Times New Roman"/>
           <w:szCs w:val="28"/>
         </w:rPr>
-        <w:lastRenderedPageBreak/>
         <w:t>Глава 1. ТЕОРЕТИЧЕСКАЯ ЧАСТЬ</w:t>
       </w:r>
       <w:bookmarkEnd w:id="3"/>
     </w:p>
     <w:p>
       <w:pPr>
-        <w:suppressAutoHyphens w:val="0"/>
-        <w:spacing w:line="360" w:lineRule="auto"/>
-        <w:ind w:firstLine="709"/>
-        <w:mirrorIndents/>
-        <w:jc w:val="both"/>
+        <w:mirrorIndents/>
         <w:outlineLvl w:val="2"/>
         <w:rPr>
           <w:rFonts w:eastAsia="Times New Roman" w:cs="Times New Roman"/>
@@ -2531,11 +2053,7 @@
     </w:p>
     <w:p>
       <w:pPr>
-        <w:suppressAutoHyphens w:val="0"/>
-        <w:spacing w:line="360" w:lineRule="auto"/>
-        <w:ind w:firstLine="709"/>
-        <w:mirrorIndents/>
-        <w:jc w:val="both"/>
+        <w:mirrorIndents/>
         <w:rPr>
           <w:rFonts w:eastAsia="Times New Roman" w:cs="Times New Roman"/>
           <w:szCs w:val="28"/>
@@ -2551,11 +2069,7 @@
     </w:p>
     <w:p>
       <w:pPr>
-        <w:suppressAutoHyphens w:val="0"/>
-        <w:spacing w:line="360" w:lineRule="auto"/>
-        <w:ind w:firstLine="709"/>
-        <w:mirrorIndents/>
-        <w:jc w:val="both"/>
+        <w:mirrorIndents/>
         <w:outlineLvl w:val="2"/>
         <w:rPr>
           <w:rFonts w:eastAsia="Times New Roman" w:cs="Times New Roman"/>
@@ -2576,11 +2090,7 @@
     </w:p>
     <w:p>
       <w:pPr>
-        <w:suppressAutoHyphens w:val="0"/>
-        <w:spacing w:line="360" w:lineRule="auto"/>
-        <w:ind w:firstLine="709"/>
-        <w:mirrorIndents/>
-        <w:jc w:val="both"/>
+        <w:mirrorIndents/>
         <w:rPr>
           <w:rFonts w:eastAsia="Times New Roman" w:cs="Times New Roman"/>
           <w:szCs w:val="28"/>
@@ -2600,11 +2110,8 @@
           <w:ilvl w:val="0"/>
           <w:numId w:val="6"/>
         </w:numPr>
-        <w:suppressAutoHyphens w:val="0"/>
-        <w:spacing w:line="360" w:lineRule="auto"/>
         <w:ind w:left="0" w:firstLine="709"/>
         <w:mirrorIndents/>
-        <w:jc w:val="both"/>
         <w:rPr>
           <w:rFonts w:eastAsia="Times New Roman" w:cs="Times New Roman"/>
           <w:szCs w:val="28"/>
@@ -2624,11 +2131,8 @@
           <w:ilvl w:val="0"/>
           <w:numId w:val="6"/>
         </w:numPr>
-        <w:suppressAutoHyphens w:val="0"/>
-        <w:spacing w:line="360" w:lineRule="auto"/>
         <w:ind w:left="0" w:firstLine="709"/>
         <w:mirrorIndents/>
-        <w:jc w:val="both"/>
         <w:rPr>
           <w:rFonts w:eastAsia="Times New Roman" w:cs="Times New Roman"/>
           <w:szCs w:val="28"/>
@@ -2648,11 +2152,8 @@
           <w:ilvl w:val="0"/>
           <w:numId w:val="6"/>
         </w:numPr>
-        <w:suppressAutoHyphens w:val="0"/>
-        <w:spacing w:line="360" w:lineRule="auto"/>
         <w:ind w:left="0" w:firstLine="709"/>
         <w:mirrorIndents/>
-        <w:jc w:val="both"/>
         <w:rPr>
           <w:rFonts w:eastAsia="Times New Roman" w:cs="Times New Roman"/>
           <w:szCs w:val="28"/>
@@ -2672,11 +2173,8 @@
           <w:ilvl w:val="0"/>
           <w:numId w:val="6"/>
         </w:numPr>
-        <w:suppressAutoHyphens w:val="0"/>
-        <w:spacing w:line="360" w:lineRule="auto"/>
         <w:ind w:left="0" w:firstLine="709"/>
         <w:mirrorIndents/>
-        <w:jc w:val="both"/>
         <w:rPr>
           <w:rFonts w:eastAsia="Times New Roman" w:cs="Times New Roman"/>
           <w:szCs w:val="28"/>
@@ -2696,11 +2194,8 @@
           <w:ilvl w:val="0"/>
           <w:numId w:val="6"/>
         </w:numPr>
-        <w:suppressAutoHyphens w:val="0"/>
-        <w:spacing w:line="360" w:lineRule="auto"/>
         <w:ind w:left="0" w:firstLine="709"/>
         <w:mirrorIndents/>
-        <w:jc w:val="both"/>
         <w:rPr>
           <w:rFonts w:eastAsia="Times New Roman" w:cs="Times New Roman"/>
           <w:szCs w:val="28"/>
@@ -2720,11 +2215,8 @@
           <w:ilvl w:val="0"/>
           <w:numId w:val="6"/>
         </w:numPr>
-        <w:suppressAutoHyphens w:val="0"/>
-        <w:spacing w:line="360" w:lineRule="auto"/>
         <w:ind w:left="0" w:firstLine="709"/>
         <w:mirrorIndents/>
-        <w:jc w:val="both"/>
         <w:rPr>
           <w:rFonts w:eastAsia="Times New Roman" w:cs="Times New Roman"/>
           <w:szCs w:val="28"/>
@@ -2740,11 +2232,7 @@
     </w:p>
     <w:p>
       <w:pPr>
-        <w:suppressAutoHyphens w:val="0"/>
-        <w:spacing w:line="360" w:lineRule="auto"/>
-        <w:ind w:firstLine="709"/>
-        <w:mirrorIndents/>
-        <w:jc w:val="both"/>
+        <w:mirrorIndents/>
         <w:rPr>
           <w:rFonts w:eastAsia="Times New Roman" w:cs="Times New Roman"/>
           <w:szCs w:val="28"/>
@@ -2760,11 +2248,7 @@
     </w:p>
     <w:p>
       <w:pPr>
-        <w:suppressAutoHyphens w:val="0"/>
-        <w:spacing w:line="360" w:lineRule="auto"/>
-        <w:ind w:firstLine="709"/>
-        <w:mirrorIndents/>
-        <w:jc w:val="both"/>
+        <w:mirrorIndents/>
         <w:outlineLvl w:val="2"/>
         <w:rPr>
           <w:rFonts w:eastAsia="Times New Roman" w:cs="Times New Roman"/>
@@ -2785,11 +2269,7 @@
     </w:p>
     <w:p>
       <w:pPr>
-        <w:suppressAutoHyphens w:val="0"/>
-        <w:spacing w:line="360" w:lineRule="auto"/>
-        <w:ind w:firstLine="709"/>
-        <w:mirrorIndents/>
-        <w:jc w:val="both"/>
+        <w:mirrorIndents/>
         <w:rPr>
           <w:rFonts w:eastAsia="Times New Roman" w:cs="Times New Roman"/>
           <w:szCs w:val="28"/>
@@ -2823,8 +2303,8 @@
         <w:tblLook w:val="04A0" w:firstRow="1" w:lastRow="0" w:firstColumn="1" w:lastColumn="0" w:noHBand="0" w:noVBand="1"/>
       </w:tblPr>
       <w:tblGrid>
-        <w:gridCol w:w="2271"/>
-        <w:gridCol w:w="2787"/>
+        <w:gridCol w:w="2415"/>
+        <w:gridCol w:w="2643"/>
         <w:gridCol w:w="4825"/>
       </w:tblGrid>
       <w:tr>
@@ -2833,7 +2313,7 @@
         </w:trPr>
         <w:tc>
           <w:tcPr>
-            <w:tcW w:w="0" w:type="auto"/>
+            <w:tcW w:w="2415" w:type="dxa"/>
             <w:tcMar>
               <w:top w:w="150" w:type="dxa"/>
               <w:left w:w="0" w:type="dxa"/>
@@ -2845,11 +2325,7 @@
           </w:tcPr>
           <w:p>
             <w:pPr>
-              <w:suppressAutoHyphens w:val="0"/>
-              <w:spacing w:line="360" w:lineRule="auto"/>
-              <w:ind w:firstLine="709"/>
               <w:mirrorIndents/>
-              <w:jc w:val="both"/>
               <w:rPr>
                 <w:rFonts w:eastAsia="Times New Roman" w:cs="Times New Roman"/>
                 <w:szCs w:val="28"/>
@@ -2861,6 +2337,35 @@
                 <w:szCs w:val="28"/>
               </w:rPr>
               <w:t>Компонент</w:t>
+            </w:r>
+          </w:p>
+        </w:tc>
+        <w:tc>
+          <w:tcPr>
+            <w:tcW w:w="2643" w:type="dxa"/>
+            <w:tcMar>
+              <w:top w:w="150" w:type="dxa"/>
+              <w:left w:w="240" w:type="dxa"/>
+              <w:bottom w:w="150" w:type="dxa"/>
+              <w:right w:w="240" w:type="dxa"/>
+            </w:tcMar>
+            <w:vAlign w:val="center"/>
+            <w:hideMark/>
+          </w:tcPr>
+          <w:p>
+            <w:pPr>
+              <w:mirrorIndents/>
+              <w:rPr>
+                <w:rFonts w:eastAsia="Times New Roman" w:cs="Times New Roman"/>
+                <w:szCs w:val="28"/>
+              </w:rPr>
+            </w:pPr>
+            <w:r>
+              <w:rPr>
+                <w:rFonts w:eastAsia="Times New Roman" w:cs="Times New Roman"/>
+                <w:szCs w:val="28"/>
+              </w:rPr>
+              <w:t>Технология</w:t>
             </w:r>
           </w:p>
         </w:tc>
@@ -2878,11 +2383,7 @@
           </w:tcPr>
           <w:p>
             <w:pPr>
-              <w:suppressAutoHyphens w:val="0"/>
-              <w:spacing w:line="360" w:lineRule="auto"/>
-              <w:ind w:firstLine="709"/>
               <w:mirrorIndents/>
-              <w:jc w:val="both"/>
               <w:rPr>
                 <w:rFonts w:eastAsia="Times New Roman" w:cs="Times New Roman"/>
                 <w:szCs w:val="28"/>
@@ -2893,13 +2394,44 @@
                 <w:rFonts w:eastAsia="Times New Roman" w:cs="Times New Roman"/>
                 <w:szCs w:val="28"/>
               </w:rPr>
-              <w:t>Технология</w:t>
+              <w:t>Обоснование</w:t>
+            </w:r>
+          </w:p>
+        </w:tc>
+      </w:tr>
+      <w:tr>
+        <w:tc>
+          <w:tcPr>
+            <w:tcW w:w="2415" w:type="dxa"/>
+            <w:tcMar>
+              <w:top w:w="150" w:type="dxa"/>
+              <w:left w:w="0" w:type="dxa"/>
+              <w:bottom w:w="150" w:type="dxa"/>
+              <w:right w:w="240" w:type="dxa"/>
+            </w:tcMar>
+            <w:vAlign w:val="center"/>
+            <w:hideMark/>
+          </w:tcPr>
+          <w:p>
+            <w:pPr>
+              <w:mirrorIndents/>
+              <w:rPr>
+                <w:rFonts w:eastAsia="Times New Roman" w:cs="Times New Roman"/>
+                <w:szCs w:val="28"/>
+              </w:rPr>
+            </w:pPr>
+            <w:r>
+              <w:rPr>
+                <w:rFonts w:eastAsia="Times New Roman" w:cs="Times New Roman"/>
+                <w:szCs w:val="28"/>
+              </w:rPr>
+              <w:t>Backend</w:t>
             </w:r>
           </w:p>
         </w:tc>
         <w:tc>
           <w:tcPr>
-            <w:tcW w:w="0" w:type="auto"/>
+            <w:tcW w:w="2643" w:type="dxa"/>
             <w:tcMar>
               <w:top w:w="150" w:type="dxa"/>
               <w:left w:w="240" w:type="dxa"/>
@@ -2911,79 +2443,7 @@
           </w:tcPr>
           <w:p>
             <w:pPr>
-              <w:suppressAutoHyphens w:val="0"/>
-              <w:spacing w:line="360" w:lineRule="auto"/>
-              <w:ind w:firstLine="709"/>
               <w:mirrorIndents/>
-              <w:jc w:val="both"/>
-              <w:rPr>
-                <w:rFonts w:eastAsia="Times New Roman" w:cs="Times New Roman"/>
-                <w:szCs w:val="28"/>
-              </w:rPr>
-            </w:pPr>
-            <w:r>
-              <w:rPr>
-                <w:rFonts w:eastAsia="Times New Roman" w:cs="Times New Roman"/>
-                <w:szCs w:val="28"/>
-              </w:rPr>
-              <w:t>Обоснование</w:t>
-            </w:r>
-          </w:p>
-        </w:tc>
-      </w:tr>
-      <w:tr>
-        <w:tc>
-          <w:tcPr>
-            <w:tcW w:w="0" w:type="auto"/>
-            <w:tcMar>
-              <w:top w:w="150" w:type="dxa"/>
-              <w:left w:w="0" w:type="dxa"/>
-              <w:bottom w:w="150" w:type="dxa"/>
-              <w:right w:w="240" w:type="dxa"/>
-            </w:tcMar>
-            <w:vAlign w:val="center"/>
-            <w:hideMark/>
-          </w:tcPr>
-          <w:p>
-            <w:pPr>
-              <w:suppressAutoHyphens w:val="0"/>
-              <w:spacing w:line="360" w:lineRule="auto"/>
-              <w:ind w:firstLine="709"/>
-              <w:mirrorIndents/>
-              <w:jc w:val="both"/>
-              <w:rPr>
-                <w:rFonts w:eastAsia="Times New Roman" w:cs="Times New Roman"/>
-                <w:szCs w:val="28"/>
-              </w:rPr>
-            </w:pPr>
-            <w:r>
-              <w:rPr>
-                <w:rFonts w:eastAsia="Times New Roman" w:cs="Times New Roman"/>
-                <w:szCs w:val="28"/>
-              </w:rPr>
-              <w:t>Backend</w:t>
-            </w:r>
-          </w:p>
-        </w:tc>
-        <w:tc>
-          <w:tcPr>
-            <w:tcW w:w="0" w:type="auto"/>
-            <w:tcMar>
-              <w:top w:w="150" w:type="dxa"/>
-              <w:left w:w="240" w:type="dxa"/>
-              <w:bottom w:w="150" w:type="dxa"/>
-              <w:right w:w="240" w:type="dxa"/>
-            </w:tcMar>
-            <w:vAlign w:val="center"/>
-            <w:hideMark/>
-          </w:tcPr>
-          <w:p>
-            <w:pPr>
-              <w:suppressAutoHyphens w:val="0"/>
-              <w:spacing w:line="360" w:lineRule="auto"/>
-              <w:ind w:firstLine="709"/>
-              <w:mirrorIndents/>
-              <w:jc w:val="both"/>
               <w:rPr>
                 <w:rFonts w:eastAsia="Times New Roman" w:cs="Times New Roman"/>
                 <w:szCs w:val="28"/>
@@ -3012,11 +2472,7 @@
           </w:tcPr>
           <w:p>
             <w:pPr>
-              <w:suppressAutoHyphens w:val="0"/>
-              <w:spacing w:line="360" w:lineRule="auto"/>
-              <w:ind w:firstLine="709"/>
               <w:mirrorIndents/>
-              <w:jc w:val="both"/>
               <w:rPr>
                 <w:rFonts w:eastAsia="Times New Roman" w:cs="Times New Roman"/>
                 <w:szCs w:val="28"/>
@@ -3035,7 +2491,7 @@
       <w:tr>
         <w:tc>
           <w:tcPr>
-            <w:tcW w:w="0" w:type="auto"/>
+            <w:tcW w:w="2415" w:type="dxa"/>
             <w:tcMar>
               <w:top w:w="150" w:type="dxa"/>
               <w:left w:w="0" w:type="dxa"/>
@@ -3047,11 +2503,7 @@
           </w:tcPr>
           <w:p>
             <w:pPr>
-              <w:suppressAutoHyphens w:val="0"/>
-              <w:spacing w:line="360" w:lineRule="auto"/>
-              <w:ind w:firstLine="709"/>
               <w:mirrorIndents/>
-              <w:jc w:val="both"/>
               <w:rPr>
                 <w:rFonts w:eastAsia="Times New Roman" w:cs="Times New Roman"/>
                 <w:szCs w:val="28"/>
@@ -3062,21 +2514,13 @@
                 <w:rFonts w:eastAsia="Times New Roman" w:cs="Times New Roman"/>
                 <w:szCs w:val="28"/>
               </w:rPr>
-              <w:t xml:space="preserve">База </w:t>
-            </w:r>
-            <w:r>
-              <w:rPr>
-                <w:rFonts w:eastAsia="Times New Roman" w:cs="Times New Roman"/>
-                <w:szCs w:val="28"/>
-              </w:rPr>
-              <w:lastRenderedPageBreak/>
-              <w:t>данных</w:t>
+              <w:t>База данных</w:t>
             </w:r>
           </w:p>
         </w:tc>
         <w:tc>
           <w:tcPr>
-            <w:tcW w:w="0" w:type="auto"/>
+            <w:tcW w:w="2643" w:type="dxa"/>
             <w:tcMar>
               <w:top w:w="150" w:type="dxa"/>
               <w:left w:w="240" w:type="dxa"/>
@@ -3088,11 +2532,7 @@
           </w:tcPr>
           <w:p>
             <w:pPr>
-              <w:suppressAutoHyphens w:val="0"/>
-              <w:spacing w:line="360" w:lineRule="auto"/>
-              <w:ind w:firstLine="709"/>
               <w:mirrorIndents/>
-              <w:jc w:val="both"/>
               <w:rPr>
                 <w:rFonts w:eastAsia="Times New Roman" w:cs="Times New Roman"/>
                 <w:szCs w:val="28"/>
@@ -3103,16 +2543,7 @@
                 <w:rFonts w:eastAsia="Times New Roman" w:cs="Times New Roman"/>
                 <w:szCs w:val="28"/>
               </w:rPr>
-              <w:lastRenderedPageBreak/>
-              <w:t xml:space="preserve">PostgreSQL </w:t>
-            </w:r>
-            <w:r>
-              <w:rPr>
-                <w:rFonts w:eastAsia="Times New Roman" w:cs="Times New Roman"/>
-                <w:szCs w:val="28"/>
-              </w:rPr>
-              <w:lastRenderedPageBreak/>
-              <w:t>18</w:t>
+              <w:t>PostgreSQL 18</w:t>
             </w:r>
           </w:p>
         </w:tc>
@@ -3130,11 +2561,7 @@
           </w:tcPr>
           <w:p>
             <w:pPr>
-              <w:suppressAutoHyphens w:val="0"/>
-              <w:spacing w:line="360" w:lineRule="auto"/>
-              <w:ind w:firstLine="709"/>
               <w:mirrorIndents/>
-              <w:jc w:val="both"/>
               <w:rPr>
                 <w:rFonts w:eastAsia="Times New Roman" w:cs="Times New Roman"/>
                 <w:szCs w:val="28"/>
@@ -3145,16 +2572,7 @@
                 <w:rFonts w:eastAsia="Times New Roman" w:cs="Times New Roman"/>
                 <w:szCs w:val="28"/>
               </w:rPr>
-              <w:lastRenderedPageBreak/>
-              <w:t xml:space="preserve">Надёжная работа с JSONB, </w:t>
-            </w:r>
-            <w:r>
-              <w:rPr>
-                <w:rFonts w:eastAsia="Times New Roman" w:cs="Times New Roman"/>
-                <w:szCs w:val="28"/>
-              </w:rPr>
-              <w:lastRenderedPageBreak/>
-              <w:t>поддержка UTF-8, строгая типизация</w:t>
+              <w:t>Надёжная работа с JSONB, поддержка UTF-8, строгая типизация</w:t>
             </w:r>
           </w:p>
         </w:tc>
@@ -3162,7 +2580,7 @@
       <w:tr>
         <w:tc>
           <w:tcPr>
-            <w:tcW w:w="0" w:type="auto"/>
+            <w:tcW w:w="2415" w:type="dxa"/>
             <w:tcMar>
               <w:top w:w="150" w:type="dxa"/>
               <w:left w:w="0" w:type="dxa"/>
@@ -3174,11 +2592,7 @@
           </w:tcPr>
           <w:p>
             <w:pPr>
-              <w:suppressAutoHyphens w:val="0"/>
-              <w:spacing w:line="360" w:lineRule="auto"/>
-              <w:ind w:firstLine="709"/>
               <w:mirrorIndents/>
-              <w:jc w:val="both"/>
               <w:rPr>
                 <w:rFonts w:eastAsia="Times New Roman" w:cs="Times New Roman"/>
                 <w:szCs w:val="28"/>
@@ -3189,14 +2603,13 @@
                 <w:rFonts w:eastAsia="Times New Roman" w:cs="Times New Roman"/>
                 <w:szCs w:val="28"/>
               </w:rPr>
-              <w:lastRenderedPageBreak/>
               <w:t>Веб-сервер</w:t>
             </w:r>
           </w:p>
         </w:tc>
         <w:tc>
           <w:tcPr>
-            <w:tcW w:w="0" w:type="auto"/>
+            <w:tcW w:w="2643" w:type="dxa"/>
             <w:tcMar>
               <w:top w:w="150" w:type="dxa"/>
               <w:left w:w="240" w:type="dxa"/>
@@ -3208,11 +2621,7 @@
           </w:tcPr>
           <w:p>
             <w:pPr>
-              <w:suppressAutoHyphens w:val="0"/>
-              <w:spacing w:line="360" w:lineRule="auto"/>
-              <w:ind w:firstLine="709"/>
               <w:mirrorIndents/>
-              <w:jc w:val="both"/>
               <w:rPr>
                 <w:rFonts w:eastAsia="Times New Roman" w:cs="Times New Roman"/>
                 <w:szCs w:val="28"/>
@@ -3241,11 +2650,7 @@
           </w:tcPr>
           <w:p>
             <w:pPr>
-              <w:suppressAutoHyphens w:val="0"/>
-              <w:spacing w:line="360" w:lineRule="auto"/>
-              <w:ind w:firstLine="709"/>
               <w:mirrorIndents/>
-              <w:jc w:val="both"/>
               <w:rPr>
                 <w:rFonts w:eastAsia="Times New Roman" w:cs="Times New Roman"/>
                 <w:szCs w:val="28"/>
@@ -3264,7 +2669,7 @@
       <w:tr>
         <w:tc>
           <w:tcPr>
-            <w:tcW w:w="0" w:type="auto"/>
+            <w:tcW w:w="2415" w:type="dxa"/>
             <w:tcMar>
               <w:top w:w="150" w:type="dxa"/>
               <w:left w:w="0" w:type="dxa"/>
@@ -3276,11 +2681,7 @@
           </w:tcPr>
           <w:p>
             <w:pPr>
-              <w:suppressAutoHyphens w:val="0"/>
-              <w:spacing w:line="360" w:lineRule="auto"/>
-              <w:ind w:firstLine="709"/>
               <w:mirrorIndents/>
-              <w:jc w:val="both"/>
               <w:rPr>
                 <w:rFonts w:eastAsia="Times New Roman" w:cs="Times New Roman"/>
                 <w:szCs w:val="28"/>
@@ -3297,7 +2698,7 @@
         </w:tc>
         <w:tc>
           <w:tcPr>
-            <w:tcW w:w="0" w:type="auto"/>
+            <w:tcW w:w="2643" w:type="dxa"/>
             <w:tcMar>
               <w:top w:w="150" w:type="dxa"/>
               <w:left w:w="240" w:type="dxa"/>
@@ -3309,11 +2710,7 @@
           </w:tcPr>
           <w:p>
             <w:pPr>
-              <w:suppressAutoHyphens w:val="0"/>
-              <w:spacing w:line="360" w:lineRule="auto"/>
-              <w:ind w:firstLine="709"/>
               <w:mirrorIndents/>
-              <w:jc w:val="both"/>
               <w:rPr>
                 <w:rFonts w:eastAsia="Times New Roman" w:cs="Times New Roman"/>
                 <w:szCs w:val="28"/>
@@ -3342,11 +2739,7 @@
           </w:tcPr>
           <w:p>
             <w:pPr>
-              <w:suppressAutoHyphens w:val="0"/>
-              <w:spacing w:line="360" w:lineRule="auto"/>
-              <w:ind w:firstLine="709"/>
               <w:mirrorIndents/>
-              <w:jc w:val="both"/>
               <w:rPr>
                 <w:rFonts w:eastAsia="Times New Roman" w:cs="Times New Roman"/>
                 <w:szCs w:val="28"/>
@@ -3365,7 +2758,7 @@
       <w:tr>
         <w:tc>
           <w:tcPr>
-            <w:tcW w:w="0" w:type="auto"/>
+            <w:tcW w:w="2415" w:type="dxa"/>
             <w:tcMar>
               <w:top w:w="150" w:type="dxa"/>
               <w:left w:w="0" w:type="dxa"/>
@@ -3377,11 +2770,7 @@
           </w:tcPr>
           <w:p>
             <w:pPr>
-              <w:suppressAutoHyphens w:val="0"/>
-              <w:spacing w:line="360" w:lineRule="auto"/>
-              <w:ind w:firstLine="709"/>
               <w:mirrorIndents/>
-              <w:jc w:val="both"/>
               <w:rPr>
                 <w:rFonts w:eastAsia="Times New Roman" w:cs="Times New Roman"/>
                 <w:szCs w:val="28"/>
@@ -3398,7 +2787,7 @@
         </w:tc>
         <w:tc>
           <w:tcPr>
-            <w:tcW w:w="0" w:type="auto"/>
+            <w:tcW w:w="2643" w:type="dxa"/>
             <w:tcMar>
               <w:top w:w="150" w:type="dxa"/>
               <w:left w:w="240" w:type="dxa"/>
@@ -3410,11 +2799,7 @@
           </w:tcPr>
           <w:p>
             <w:pPr>
-              <w:suppressAutoHyphens w:val="0"/>
-              <w:spacing w:line="360" w:lineRule="auto"/>
-              <w:ind w:firstLine="709"/>
               <w:mirrorIndents/>
-              <w:jc w:val="both"/>
               <w:rPr>
                 <w:rFonts w:eastAsia="Times New Roman" w:cs="Times New Roman"/>
                 <w:szCs w:val="28"/>
@@ -3443,11 +2828,7 @@
           </w:tcPr>
           <w:p>
             <w:pPr>
-              <w:suppressAutoHyphens w:val="0"/>
-              <w:spacing w:line="360" w:lineRule="auto"/>
-              <w:ind w:firstLine="709"/>
               <w:mirrorIndents/>
-              <w:jc w:val="both"/>
               <w:rPr>
                 <w:rFonts w:eastAsia="Times New Roman" w:cs="Times New Roman"/>
                 <w:szCs w:val="28"/>
@@ -3466,11 +2847,7 @@
     </w:tbl>
     <w:p>
       <w:pPr>
-        <w:suppressAutoHyphens w:val="0"/>
-        <w:spacing w:line="360" w:lineRule="auto"/>
-        <w:ind w:firstLine="709"/>
-        <w:mirrorIndents/>
-        <w:jc w:val="both"/>
+        <w:mirrorIndents/>
         <w:rPr>
           <w:rFonts w:eastAsia="Times New Roman" w:cs="Times New Roman"/>
           <w:szCs w:val="28"/>
@@ -3488,11 +2865,7 @@
     </w:p>
     <w:p>
       <w:pPr>
-        <w:suppressAutoHyphens w:val="0"/>
-        <w:spacing w:line="360" w:lineRule="auto"/>
-        <w:ind w:firstLine="709"/>
-        <w:mirrorIndents/>
-        <w:jc w:val="both"/>
+        <w:mirrorIndents/>
         <w:outlineLvl w:val="1"/>
         <w:rPr>
           <w:rFonts w:eastAsia="Times New Roman" w:cs="Times New Roman"/>
@@ -3513,11 +2886,7 @@
     </w:p>
     <w:p>
       <w:pPr>
-        <w:suppressAutoHyphens w:val="0"/>
-        <w:spacing w:line="360" w:lineRule="auto"/>
-        <w:ind w:firstLine="709"/>
-        <w:mirrorIndents/>
-        <w:jc w:val="both"/>
+        <w:mirrorIndents/>
         <w:outlineLvl w:val="2"/>
         <w:rPr>
           <w:rFonts w:eastAsia="Times New Roman" w:cs="Times New Roman"/>
@@ -3538,11 +2907,7 @@
     </w:p>
     <w:p>
       <w:pPr>
-        <w:suppressAutoHyphens w:val="0"/>
-        <w:spacing w:line="360" w:lineRule="auto"/>
-        <w:ind w:firstLine="709"/>
-        <w:mirrorIndents/>
-        <w:jc w:val="both"/>
+        <w:mirrorIndents/>
         <w:rPr>
           <w:rFonts w:eastAsia="Times New Roman" w:cs="Times New Roman"/>
           <w:szCs w:val="28"/>
@@ -3591,11 +2956,7 @@
           <w:tab w:val="left" w:pos="13740"/>
           <w:tab w:val="left" w:pos="14656"/>
         </w:tabs>
-        <w:suppressAutoHyphens w:val="0"/>
-        <w:spacing w:line="360" w:lineRule="auto"/>
-        <w:ind w:firstLine="709"/>
-        <w:mirrorIndents/>
-        <w:jc w:val="both"/>
+        <w:mirrorIndents/>
         <w:rPr>
           <w:rFonts w:eastAsia="Times New Roman" w:cs="Times New Roman"/>
           <w:szCs w:val="28"/>
@@ -3631,11 +2992,7 @@
           <w:tab w:val="left" w:pos="13740"/>
           <w:tab w:val="left" w:pos="14656"/>
         </w:tabs>
-        <w:suppressAutoHyphens w:val="0"/>
-        <w:spacing w:line="360" w:lineRule="auto"/>
-        <w:ind w:firstLine="709"/>
-        <w:mirrorIndents/>
-        <w:jc w:val="both"/>
+        <w:mirrorIndents/>
         <w:rPr>
           <w:rFonts w:eastAsia="Times New Roman" w:cs="Times New Roman"/>
           <w:szCs w:val="28"/>
@@ -3671,11 +3028,7 @@
           <w:tab w:val="left" w:pos="13740"/>
           <w:tab w:val="left" w:pos="14656"/>
         </w:tabs>
-        <w:suppressAutoHyphens w:val="0"/>
-        <w:spacing w:line="360" w:lineRule="auto"/>
-        <w:ind w:firstLine="709"/>
-        <w:mirrorIndents/>
-        <w:jc w:val="both"/>
+        <w:mirrorIndents/>
         <w:rPr>
           <w:rFonts w:eastAsia="Times New Roman" w:cs="Times New Roman"/>
           <w:szCs w:val="28"/>
@@ -3729,11 +3082,7 @@
           <w:tab w:val="left" w:pos="13740"/>
           <w:tab w:val="left" w:pos="14656"/>
         </w:tabs>
-        <w:suppressAutoHyphens w:val="0"/>
-        <w:spacing w:line="360" w:lineRule="auto"/>
-        <w:ind w:firstLine="709"/>
-        <w:mirrorIndents/>
-        <w:jc w:val="both"/>
+        <w:mirrorIndents/>
         <w:rPr>
           <w:rFonts w:eastAsia="Times New Roman" w:cs="Times New Roman"/>
           <w:szCs w:val="28"/>
@@ -3769,11 +3118,7 @@
           <w:tab w:val="left" w:pos="13740"/>
           <w:tab w:val="left" w:pos="14656"/>
         </w:tabs>
-        <w:suppressAutoHyphens w:val="0"/>
-        <w:spacing w:line="360" w:lineRule="auto"/>
-        <w:ind w:firstLine="709"/>
-        <w:mirrorIndents/>
-        <w:jc w:val="both"/>
+        <w:mirrorIndents/>
         <w:rPr>
           <w:rFonts w:eastAsia="Times New Roman" w:cs="Times New Roman"/>
           <w:szCs w:val="28"/>
@@ -3809,11 +3154,7 @@
           <w:tab w:val="left" w:pos="13740"/>
           <w:tab w:val="left" w:pos="14656"/>
         </w:tabs>
-        <w:suppressAutoHyphens w:val="0"/>
-        <w:spacing w:line="360" w:lineRule="auto"/>
-        <w:ind w:firstLine="709"/>
-        <w:mirrorIndents/>
-        <w:jc w:val="both"/>
+        <w:mirrorIndents/>
         <w:rPr>
           <w:rFonts w:eastAsia="Times New Roman" w:cs="Times New Roman"/>
           <w:szCs w:val="28"/>
@@ -3849,11 +3190,7 @@
           <w:tab w:val="left" w:pos="13740"/>
           <w:tab w:val="left" w:pos="14656"/>
         </w:tabs>
-        <w:suppressAutoHyphens w:val="0"/>
-        <w:spacing w:line="360" w:lineRule="auto"/>
-        <w:ind w:firstLine="709"/>
-        <w:mirrorIndents/>
-        <w:jc w:val="both"/>
+        <w:mirrorIndents/>
         <w:rPr>
           <w:rFonts w:eastAsia="Times New Roman" w:cs="Times New Roman"/>
           <w:szCs w:val="28"/>
@@ -3889,11 +3226,7 @@
           <w:tab w:val="left" w:pos="13740"/>
           <w:tab w:val="left" w:pos="14656"/>
         </w:tabs>
-        <w:suppressAutoHyphens w:val="0"/>
-        <w:spacing w:line="360" w:lineRule="auto"/>
-        <w:ind w:firstLine="709"/>
-        <w:mirrorIndents/>
-        <w:jc w:val="both"/>
+        <w:mirrorIndents/>
         <w:rPr>
           <w:rFonts w:eastAsia="Times New Roman" w:cs="Times New Roman"/>
           <w:szCs w:val="28"/>
@@ -3965,11 +3298,7 @@
           <w:tab w:val="left" w:pos="13740"/>
           <w:tab w:val="left" w:pos="14656"/>
         </w:tabs>
-        <w:suppressAutoHyphens w:val="0"/>
-        <w:spacing w:line="360" w:lineRule="auto"/>
-        <w:ind w:firstLine="709"/>
-        <w:mirrorIndents/>
-        <w:jc w:val="both"/>
+        <w:mirrorIndents/>
         <w:rPr>
           <w:rFonts w:eastAsia="Times New Roman" w:cs="Times New Roman"/>
           <w:szCs w:val="28"/>
@@ -3985,11 +3314,7 @@
     </w:p>
     <w:p>
       <w:pPr>
-        <w:suppressAutoHyphens w:val="0"/>
-        <w:spacing w:line="360" w:lineRule="auto"/>
-        <w:ind w:firstLine="709"/>
-        <w:mirrorIndents/>
-        <w:jc w:val="both"/>
+        <w:mirrorIndents/>
         <w:rPr>
           <w:rFonts w:eastAsia="Times New Roman" w:cs="Times New Roman"/>
           <w:szCs w:val="28"/>
@@ -4011,11 +3336,8 @@
           <w:ilvl w:val="0"/>
           <w:numId w:val="7"/>
         </w:numPr>
-        <w:suppressAutoHyphens w:val="0"/>
-        <w:spacing w:line="360" w:lineRule="auto"/>
         <w:ind w:left="0" w:firstLine="709"/>
         <w:mirrorIndents/>
-        <w:jc w:val="both"/>
         <w:rPr>
           <w:rFonts w:eastAsia="Times New Roman" w:cs="Times New Roman"/>
           <w:szCs w:val="28"/>
@@ -4088,11 +3410,8 @@
           <w:ilvl w:val="0"/>
           <w:numId w:val="7"/>
         </w:numPr>
-        <w:suppressAutoHyphens w:val="0"/>
-        <w:spacing w:line="360" w:lineRule="auto"/>
         <w:ind w:left="0" w:firstLine="709"/>
         <w:mirrorIndents/>
-        <w:jc w:val="both"/>
         <w:rPr>
           <w:rFonts w:eastAsia="Times New Roman" w:cs="Times New Roman"/>
           <w:szCs w:val="28"/>
@@ -4104,7 +3423,6 @@
           <w:szCs w:val="28"/>
           <w:shd w:val="clear" w:color="auto" w:fill="2C2C2E"/>
         </w:rPr>
-        <w:lastRenderedPageBreak/>
         <w:t>SERIAL</w:t>
       </w:r>
       <w:r>
@@ -4121,11 +3439,8 @@
           <w:ilvl w:val="0"/>
           <w:numId w:val="7"/>
         </w:numPr>
-        <w:suppressAutoHyphens w:val="0"/>
-        <w:spacing w:line="360" w:lineRule="auto"/>
         <w:ind w:left="0" w:firstLine="709"/>
         <w:mirrorIndents/>
-        <w:jc w:val="both"/>
         <w:rPr>
           <w:rFonts w:eastAsia="Times New Roman" w:cs="Times New Roman"/>
           <w:szCs w:val="28"/>
@@ -4171,47 +3486,96 @@
     </w:p>
     <w:p>
       <w:pPr>
-        <w:suppressAutoHyphens w:val="0"/>
-        <w:spacing w:line="360" w:lineRule="auto"/>
-        <w:ind w:firstLine="709"/>
-        <w:mirrorIndents/>
-        <w:jc w:val="both"/>
-        <w:rPr>
-          <w:rFonts w:eastAsia="Times New Roman" w:cs="Times New Roman"/>
-          <w:szCs w:val="28"/>
-        </w:rPr>
-      </w:pPr>
-      <w:r>
-        <w:rPr>
-          <w:rFonts w:eastAsia="Times New Roman" w:cs="Times New Roman"/>
-          <w:szCs w:val="28"/>
-        </w:rPr>
-        <w:t>*Рисунок 1 — ER-диаграмма таблицы recipes*</w:t>
-      </w:r>
-      <w:r>
-        <w:rPr>
-          <w:rFonts w:eastAsia="Times New Roman" w:cs="Times New Roman"/>
-          <w:szCs w:val="28"/>
-        </w:rPr>
-        <w:br/>
-      </w:r>
-      <w:r>
-        <w:rPr>
-          <w:rFonts w:eastAsia="Times New Roman" w:cs="Times New Roman"/>
-          <w:i/>
-          <w:iCs/>
-          <w:szCs w:val="28"/>
-        </w:rPr>
-        <w:t>(вставьте скриншот схемы БД из pgAdmin или DBeaver)</w:t>
-      </w:r>
-    </w:p>
-    <w:p>
-      <w:pPr>
-        <w:suppressAutoHyphens w:val="0"/>
-        <w:spacing w:line="360" w:lineRule="auto"/>
-        <w:ind w:firstLine="709"/>
-        <w:mirrorIndents/>
-        <w:jc w:val="both"/>
+        <w:mirrorIndents/>
+        <w:rPr>
+          <w:noProof/>
+        </w:rPr>
+      </w:pPr>
+    </w:p>
+    <w:p>
+      <w:pPr>
+        <w:mirrorIndents/>
+        <w:rPr>
+          <w:rFonts w:eastAsia="Times New Roman" w:cs="Times New Roman"/>
+          <w:szCs w:val="28"/>
+        </w:rPr>
+      </w:pPr>
+      <w:r>
+        <w:rPr>
+          <w:noProof/>
+        </w:rPr>
+        <w:drawing>
+          <wp:inline distT="0" distB="0" distL="0" distR="0" wp14:anchorId="6BEA5D88" wp14:editId="485E3A96">
+            <wp:extent cx="1508760" cy="1874520"/>
+            <wp:effectExtent l="0" t="0" r="0" b="0"/>
+            <wp:docPr id="2" name="Picture 2"/>
+            <wp:cNvGraphicFramePr>
+              <a:graphicFrameLocks xmlns:a="http://schemas.openxmlformats.org/drawingml/2006/main" noChangeAspect="1"/>
+            </wp:cNvGraphicFramePr>
+            <a:graphic xmlns:a="http://schemas.openxmlformats.org/drawingml/2006/main">
+              <a:graphicData uri="http://schemas.openxmlformats.org/drawingml/2006/picture">
+                <pic:pic xmlns:pic="http://schemas.openxmlformats.org/drawingml/2006/picture">
+                  <pic:nvPicPr>
+                    <pic:cNvPr id="0" name="Picture 6"/>
+                    <pic:cNvPicPr>
+                      <a:picLocks noChangeAspect="1" noChangeArrowheads="1"/>
+                    </pic:cNvPicPr>
+                  </pic:nvPicPr>
+                  <pic:blipFill rotWithShape="1">
+                    <a:blip r:embed="rId9">
+                      <a:extLst>
+                        <a:ext uri="{28A0092B-C50C-407E-A947-70E740481C1C}">
+                          <a14:useLocalDpi xmlns:a14="http://schemas.microsoft.com/office/drawing/2010/main" val="0"/>
+                        </a:ext>
+                      </a:extLst>
+                    </a:blip>
+                    <a:srcRect l="12451" t="26356" r="62897" b="35948"/>
+                    <a:stretch/>
+                  </pic:blipFill>
+                  <pic:spPr bwMode="auto">
+                    <a:xfrm>
+                      <a:off x="0" y="0"/>
+                      <a:ext cx="1508760" cy="1874520"/>
+                    </a:xfrm>
+                    <a:prstGeom prst="rect">
+                      <a:avLst/>
+                    </a:prstGeom>
+                    <a:noFill/>
+                    <a:ln>
+                      <a:noFill/>
+                    </a:ln>
+                    <a:extLst>
+                      <a:ext uri="{53640926-AAD7-44D8-BBD7-CCE9431645EC}">
+                        <a14:shadowObscured xmlns:a14="http://schemas.microsoft.com/office/drawing/2010/main"/>
+                      </a:ext>
+                    </a:extLst>
+                  </pic:spPr>
+                </pic:pic>
+              </a:graphicData>
+            </a:graphic>
+          </wp:inline>
+        </w:drawing>
+      </w:r>
+    </w:p>
+    <w:p>
+      <w:pPr>
+        <w:mirrorIndents/>
+        <w:rPr>
+          <w:rFonts w:eastAsia="Times New Roman" w:cs="Times New Roman"/>
+          <w:szCs w:val="28"/>
+        </w:rPr>
+      </w:pPr>
+      <w:r>
+        <w:rPr>
+          <w:rFonts w:eastAsia="Times New Roman" w:cs="Times New Roman"/>
+          <w:szCs w:val="28"/>
+        </w:rPr>
+        <w:t>Рисунок 1 — ER-диаграмма таблицы recipes</w:t>
+      </w:r>
+    </w:p>
+    <w:p>
+      <w:pPr>
+        <w:mirrorIndents/>
         <w:outlineLvl w:val="2"/>
         <w:rPr>
           <w:rFonts w:eastAsia="Times New Roman" w:cs="Times New Roman"/>
@@ -4232,11 +3596,7 @@
     </w:p>
     <w:p>
       <w:pPr>
-        <w:suppressAutoHyphens w:val="0"/>
-        <w:spacing w:line="360" w:lineRule="auto"/>
-        <w:ind w:firstLine="709"/>
-        <w:mirrorIndents/>
-        <w:jc w:val="both"/>
+        <w:mirrorIndents/>
         <w:rPr>
           <w:rFonts w:eastAsia="Times New Roman" w:cs="Times New Roman"/>
           <w:szCs w:val="28"/>
@@ -4256,11 +3616,8 @@
           <w:ilvl w:val="0"/>
           <w:numId w:val="8"/>
         </w:numPr>
-        <w:suppressAutoHyphens w:val="0"/>
-        <w:spacing w:line="360" w:lineRule="auto"/>
         <w:ind w:left="0" w:firstLine="709"/>
         <w:mirrorIndents/>
-        <w:jc w:val="both"/>
         <w:rPr>
           <w:rFonts w:eastAsia="Times New Roman" w:cs="Times New Roman"/>
           <w:szCs w:val="28"/>
@@ -4288,11 +3645,8 @@
           <w:ilvl w:val="0"/>
           <w:numId w:val="8"/>
         </w:numPr>
-        <w:suppressAutoHyphens w:val="0"/>
-        <w:spacing w:line="360" w:lineRule="auto"/>
         <w:ind w:left="0" w:firstLine="709"/>
         <w:mirrorIndents/>
-        <w:jc w:val="both"/>
         <w:rPr>
           <w:rFonts w:eastAsia="Times New Roman" w:cs="Times New Roman"/>
           <w:szCs w:val="28"/>
@@ -4316,11 +3670,7 @@
     </w:p>
     <w:p>
       <w:pPr>
-        <w:suppressAutoHyphens w:val="0"/>
-        <w:spacing w:line="360" w:lineRule="auto"/>
-        <w:ind w:firstLine="709"/>
-        <w:mirrorIndents/>
-        <w:jc w:val="both"/>
+        <w:mirrorIndents/>
         <w:rPr>
           <w:rFonts w:eastAsia="Times New Roman" w:cs="Times New Roman"/>
           <w:szCs w:val="28"/>
@@ -4381,32 +3731,64 @@
     </w:p>
     <w:p>
       <w:pPr>
-        <w:suppressAutoHyphens w:val="0"/>
-        <w:spacing w:line="360" w:lineRule="auto"/>
-        <w:ind w:firstLine="709"/>
-        <w:mirrorIndents/>
-        <w:jc w:val="both"/>
-        <w:rPr>
-          <w:rFonts w:eastAsia="Times New Roman" w:cs="Times New Roman"/>
-          <w:szCs w:val="28"/>
-        </w:rPr>
-      </w:pPr>
-      <w:r>
+        <w:mirrorIndents/>
+        <w:rPr>
+          <w:rFonts w:eastAsia="Times New Roman" w:cs="Times New Roman"/>
+          <w:szCs w:val="28"/>
+        </w:rPr>
+      </w:pPr>
+      <w:r>
+        <w:rPr>
+          <w:rFonts w:eastAsia="Times New Roman" w:cs="Times New Roman"/>
+          <w:szCs w:val="28"/>
+        </w:rPr>
+        <w:drawing>
+          <wp:inline distT="0" distB="0" distL="0" distR="0" wp14:anchorId="02F9C5E1" wp14:editId="27DC0008">
+            <wp:extent cx="6120130" cy="3866515"/>
+            <wp:effectExtent l="0" t="0" r="0" b="0"/>
+            <wp:docPr id="1" name="Picture 1"/>
+            <wp:cNvGraphicFramePr>
+              <a:graphicFrameLocks xmlns:a="http://schemas.openxmlformats.org/drawingml/2006/main" noChangeAspect="1"/>
+            </wp:cNvGraphicFramePr>
+            <a:graphic xmlns:a="http://schemas.openxmlformats.org/drawingml/2006/main">
+              <a:graphicData uri="http://schemas.openxmlformats.org/drawingml/2006/picture">
+                <pic:pic xmlns:pic="http://schemas.openxmlformats.org/drawingml/2006/picture">
+                  <pic:nvPicPr>
+                    <pic:cNvPr id="1" name=""/>
+                    <pic:cNvPicPr/>
+                  </pic:nvPicPr>
+                  <pic:blipFill>
+                    <a:blip r:embed="rId10"/>
+                    <a:stretch>
+                      <a:fillRect/>
+                    </a:stretch>
+                  </pic:blipFill>
+                  <pic:spPr>
+                    <a:xfrm>
+                      <a:off x="0" y="0"/>
+                      <a:ext cx="6120130" cy="3866515"/>
+                    </a:xfrm>
+                    <a:prstGeom prst="rect">
+                      <a:avLst/>
+                    </a:prstGeom>
+                  </pic:spPr>
+                </pic:pic>
+              </a:graphicData>
+            </a:graphic>
+          </wp:inline>
+        </w:drawing>
+      </w:r>
+    </w:p>
+    <w:p>
+      <w:pPr>
+        <w:mirrorIndents/>
         <w:rPr>
           <w:rFonts w:eastAsia="Times New Roman" w:cs="Times New Roman"/>
           <w:i/>
           <w:iCs/>
           <w:szCs w:val="28"/>
         </w:rPr>
-        <w:t>Рисунок 2 — Главная страница со списком рецептов</w:t>
-      </w:r>
-      <w:r>
-        <w:rPr>
-          <w:rFonts w:eastAsia="Times New Roman" w:cs="Times New Roman"/>
-          <w:szCs w:val="28"/>
-        </w:rPr>
-        <w:br/>
-      </w:r>
+      </w:pPr>
       <w:r>
         <w:rPr>
           <w:rFonts w:eastAsia="Times New Roman" w:cs="Times New Roman"/>
@@ -4414,16 +3796,122 @@
           <w:iCs/>
           <w:szCs w:val="28"/>
         </w:rPr>
+        <w:t>Рисунок 2 — Главная страница со списком рецептов</w:t>
+      </w:r>
+    </w:p>
+    <w:p>
+      <w:pPr>
+        <w:mirrorIndents/>
+        <w:rPr>
+          <w:rFonts w:eastAsia="Times New Roman" w:cs="Times New Roman"/>
+          <w:i/>
+          <w:iCs/>
+          <w:szCs w:val="28"/>
+        </w:rPr>
+      </w:pPr>
+    </w:p>
+    <w:p>
+      <w:pPr>
+        <w:mirrorIndents/>
+        <w:rPr>
+          <w:rFonts w:eastAsia="Times New Roman" w:cs="Times New Roman"/>
+          <w:i/>
+          <w:iCs/>
+          <w:szCs w:val="28"/>
+        </w:rPr>
+      </w:pPr>
+      <w:r>
+        <w:rPr>
+          <w:rFonts w:eastAsia="Times New Roman" w:cs="Times New Roman"/>
+          <w:szCs w:val="28"/>
+        </w:rPr>
+        <w:drawing>
+          <wp:inline distT="0" distB="0" distL="0" distR="0" wp14:anchorId="5880170E" wp14:editId="3D9A0B55">
+            <wp:extent cx="6120130" cy="3018790"/>
+            <wp:effectExtent l="0" t="0" r="0" b="0"/>
+            <wp:docPr id="3" name="Picture 3"/>
+            <wp:cNvGraphicFramePr>
+              <a:graphicFrameLocks xmlns:a="http://schemas.openxmlformats.org/drawingml/2006/main" noChangeAspect="1"/>
+            </wp:cNvGraphicFramePr>
+            <a:graphic xmlns:a="http://schemas.openxmlformats.org/drawingml/2006/main">
+              <a:graphicData uri="http://schemas.openxmlformats.org/drawingml/2006/picture">
+                <pic:pic xmlns:pic="http://schemas.openxmlformats.org/drawingml/2006/picture">
+                  <pic:nvPicPr>
+                    <pic:cNvPr id="1" name=""/>
+                    <pic:cNvPicPr/>
+                  </pic:nvPicPr>
+                  <pic:blipFill>
+                    <a:blip r:embed="rId11"/>
+                    <a:stretch>
+                      <a:fillRect/>
+                    </a:stretch>
+                  </pic:blipFill>
+                  <pic:spPr>
+                    <a:xfrm>
+                      <a:off x="0" y="0"/>
+                      <a:ext cx="6120130" cy="3018790"/>
+                    </a:xfrm>
+                    <a:prstGeom prst="rect">
+                      <a:avLst/>
+                    </a:prstGeom>
+                  </pic:spPr>
+                </pic:pic>
+              </a:graphicData>
+            </a:graphic>
+          </wp:inline>
+        </w:drawing>
+      </w:r>
+      <w:r>
+        <w:rPr>
+          <w:rFonts w:eastAsia="Times New Roman" w:cs="Times New Roman"/>
+          <w:szCs w:val="28"/>
+        </w:rPr>
+        <w:br/>
+      </w:r>
+      <w:r>
+        <w:rPr>
+          <w:rFonts w:eastAsia="Times New Roman" w:cs="Times New Roman"/>
+          <w:i/>
+          <w:iCs/>
+          <w:szCs w:val="28"/>
+        </w:rPr>
         <w:t>Рисунок 3 — Детальная страница рецепта с пересчётом ингредиентов</w:t>
       </w:r>
     </w:p>
     <w:p>
       <w:pPr>
-        <w:suppressAutoHyphens w:val="0"/>
-        <w:spacing w:line="360" w:lineRule="auto"/>
-        <w:ind w:firstLine="709"/>
-        <w:mirrorIndents/>
-        <w:jc w:val="both"/>
+        <w:mirrorIndents/>
+        <w:rPr>
+          <w:rFonts w:eastAsia="Times New Roman" w:cs="Times New Roman"/>
+          <w:i/>
+          <w:iCs/>
+          <w:szCs w:val="28"/>
+        </w:rPr>
+      </w:pPr>
+    </w:p>
+    <w:p>
+      <w:pPr>
+        <w:mirrorIndents/>
+        <w:rPr>
+          <w:rFonts w:eastAsia="Times New Roman" w:cs="Times New Roman"/>
+          <w:i/>
+          <w:iCs/>
+          <w:szCs w:val="28"/>
+        </w:rPr>
+      </w:pPr>
+    </w:p>
+    <w:p>
+      <w:pPr>
+        <w:mirrorIndents/>
+        <w:rPr>
+          <w:rFonts w:eastAsia="Times New Roman" w:cs="Times New Roman"/>
+          <w:szCs w:val="28"/>
+        </w:rPr>
+      </w:pPr>
+    </w:p>
+    <w:p>
+      <w:pPr>
+        <w:mirrorIndents/>
         <w:outlineLvl w:val="2"/>
         <w:rPr>
           <w:rFonts w:eastAsia="Times New Roman" w:cs="Times New Roman"/>
@@ -4444,22 +3932,32 @@
     </w:p>
     <w:p>
       <w:pPr>
-        <w:suppressAutoHyphens w:val="0"/>
-        <w:spacing w:line="360" w:lineRule="auto"/>
-        <w:ind w:firstLine="709"/>
-        <w:mirrorIndents/>
-        <w:jc w:val="both"/>
-        <w:rPr>
-          <w:rFonts w:eastAsia="Times New Roman" w:cs="Times New Roman"/>
-          <w:szCs w:val="28"/>
-        </w:rPr>
-      </w:pPr>
-      <w:r>
-        <w:rPr>
-          <w:rFonts w:eastAsia="Times New Roman" w:cs="Times New Roman"/>
-          <w:szCs w:val="28"/>
-        </w:rPr>
-        <w:t>Реализована в </w:t>
+        <w:mirrorIndents/>
+        <w:rPr>
+          <w:rFonts w:eastAsia="Times New Roman" w:cs="Times New Roman"/>
+          <w:szCs w:val="28"/>
+        </w:rPr>
+      </w:pPr>
+      <w:r>
+        <w:rPr>
+          <w:rFonts w:eastAsia="Times New Roman" w:cs="Times New Roman"/>
+          <w:szCs w:val="28"/>
+        </w:rPr>
+        <w:t>Реализована</w:t>
+      </w:r>
+      <w:r>
+        <w:rPr>
+          <w:rFonts w:eastAsia="Times New Roman" w:cs="Times New Roman"/>
+          <w:szCs w:val="28"/>
+        </w:rPr>
+        <w:t> </w:t>
+      </w:r>
+      <w:r>
+        <w:rPr>
+          <w:rFonts w:eastAsia="Times New Roman" w:cs="Times New Roman"/>
+          <w:szCs w:val="28"/>
+        </w:rPr>
+        <w:t>в </w:t>
       </w:r>
       <w:r>
         <w:rPr>
@@ -4491,11 +3989,8 @@
           <w:ilvl w:val="0"/>
           <w:numId w:val="9"/>
         </w:numPr>
-        <w:suppressAutoHyphens w:val="0"/>
-        <w:spacing w:line="360" w:lineRule="auto"/>
         <w:ind w:left="0" w:firstLine="709"/>
         <w:mirrorIndents/>
-        <w:jc w:val="both"/>
         <w:rPr>
           <w:rFonts w:eastAsia="Times New Roman" w:cs="Times New Roman"/>
           <w:szCs w:val="28"/>
@@ -4545,11 +4040,8 @@
           <w:ilvl w:val="0"/>
           <w:numId w:val="9"/>
         </w:numPr>
-        <w:suppressAutoHyphens w:val="0"/>
-        <w:spacing w:line="360" w:lineRule="auto"/>
         <w:ind w:left="0" w:firstLine="709"/>
         <w:mirrorIndents/>
-        <w:jc w:val="both"/>
         <w:rPr>
           <w:rFonts w:eastAsia="Times New Roman" w:cs="Times New Roman"/>
           <w:szCs w:val="28"/>
@@ -4569,11 +4061,8 @@
           <w:ilvl w:val="0"/>
           <w:numId w:val="9"/>
         </w:numPr>
-        <w:suppressAutoHyphens w:val="0"/>
-        <w:spacing w:line="360" w:lineRule="auto"/>
         <w:ind w:left="0" w:firstLine="709"/>
         <w:mirrorIndents/>
-        <w:jc w:val="both"/>
         <w:rPr>
           <w:rFonts w:eastAsia="Times New Roman" w:cs="Times New Roman"/>
           <w:szCs w:val="28"/>
@@ -4623,11 +4112,8 @@
           <w:ilvl w:val="0"/>
           <w:numId w:val="9"/>
         </w:numPr>
-        <w:suppressAutoHyphens w:val="0"/>
-        <w:spacing w:line="360" w:lineRule="auto"/>
         <w:ind w:left="0" w:firstLine="709"/>
         <w:mirrorIndents/>
-        <w:jc w:val="both"/>
         <w:rPr>
           <w:rFonts w:eastAsia="Times New Roman" w:cs="Times New Roman"/>
           <w:szCs w:val="28"/>
@@ -4658,11 +4144,7 @@
     </w:p>
     <w:p>
       <w:pPr>
-        <w:suppressAutoHyphens w:val="0"/>
-        <w:spacing w:line="360" w:lineRule="auto"/>
-        <w:ind w:firstLine="709"/>
-        <w:mirrorIndents/>
-        <w:jc w:val="both"/>
+        <w:mirrorIndents/>
         <w:rPr>
           <w:rFonts w:eastAsia="Times New Roman" w:cs="Times New Roman"/>
           <w:szCs w:val="28"/>
@@ -4678,32 +4160,64 @@
     </w:p>
     <w:p>
       <w:pPr>
-        <w:suppressAutoHyphens w:val="0"/>
-        <w:spacing w:line="360" w:lineRule="auto"/>
-        <w:ind w:firstLine="709"/>
-        <w:mirrorIndents/>
-        <w:jc w:val="both"/>
-        <w:rPr>
-          <w:rFonts w:eastAsia="Times New Roman" w:cs="Times New Roman"/>
-          <w:szCs w:val="28"/>
-        </w:rPr>
-      </w:pPr>
-      <w:r>
+        <w:mirrorIndents/>
+        <w:rPr>
+          <w:rFonts w:eastAsia="Times New Roman" w:cs="Times New Roman"/>
+          <w:szCs w:val="28"/>
+        </w:rPr>
+      </w:pPr>
+      <w:r>
+        <w:rPr>
+          <w:rFonts w:eastAsia="Times New Roman" w:cs="Times New Roman"/>
+          <w:szCs w:val="28"/>
+        </w:rPr>
+        <w:drawing>
+          <wp:inline distT="0" distB="0" distL="0" distR="0" wp14:anchorId="221EB4AB" wp14:editId="7A6A0067">
+            <wp:extent cx="6120130" cy="1616710"/>
+            <wp:effectExtent l="0" t="0" r="0" b="0"/>
+            <wp:docPr id="4" name="Picture 4"/>
+            <wp:cNvGraphicFramePr>
+              <a:graphicFrameLocks xmlns:a="http://schemas.openxmlformats.org/drawingml/2006/main" noChangeAspect="1"/>
+            </wp:cNvGraphicFramePr>
+            <a:graphic xmlns:a="http://schemas.openxmlformats.org/drawingml/2006/main">
+              <a:graphicData uri="http://schemas.openxmlformats.org/drawingml/2006/picture">
+                <pic:pic xmlns:pic="http://schemas.openxmlformats.org/drawingml/2006/picture">
+                  <pic:nvPicPr>
+                    <pic:cNvPr id="1" name=""/>
+                    <pic:cNvPicPr/>
+                  </pic:nvPicPr>
+                  <pic:blipFill>
+                    <a:blip r:embed="rId12"/>
+                    <a:stretch>
+                      <a:fillRect/>
+                    </a:stretch>
+                  </pic:blipFill>
+                  <pic:spPr>
+                    <a:xfrm>
+                      <a:off x="0" y="0"/>
+                      <a:ext cx="6120130" cy="1616710"/>
+                    </a:xfrm>
+                    <a:prstGeom prst="rect">
+                      <a:avLst/>
+                    </a:prstGeom>
+                  </pic:spPr>
+                </pic:pic>
+              </a:graphicData>
+            </a:graphic>
+          </wp:inline>
+        </w:drawing>
+      </w:r>
+    </w:p>
+    <w:p>
+      <w:pPr>
+        <w:mirrorIndents/>
         <w:rPr>
           <w:rFonts w:eastAsia="Times New Roman" w:cs="Times New Roman"/>
           <w:i/>
           <w:iCs/>
           <w:szCs w:val="28"/>
         </w:rPr>
-        <w:t>Рисунок 4 — Форма входа в административную панель</w:t>
-      </w:r>
-      <w:r>
-        <w:rPr>
-          <w:rFonts w:eastAsia="Times New Roman" w:cs="Times New Roman"/>
-          <w:szCs w:val="28"/>
-        </w:rPr>
-        <w:br/>
-      </w:r>
+      </w:pPr>
       <w:r>
         <w:rPr>
           <w:rFonts w:eastAsia="Times New Roman" w:cs="Times New Roman"/>
@@ -4711,24 +4225,100 @@
           <w:iCs/>
           <w:szCs w:val="28"/>
         </w:rPr>
+        <w:t>Рисунок 4 — Форма входа в административную панель</w:t>
+      </w:r>
+    </w:p>
+    <w:p>
+      <w:pPr>
+        <w:mirrorIndents/>
+        <w:rPr>
+          <w:rFonts w:eastAsia="Times New Roman" w:cs="Times New Roman"/>
+          <w:i/>
+          <w:iCs/>
+          <w:szCs w:val="28"/>
+        </w:rPr>
+      </w:pPr>
+    </w:p>
+    <w:p>
+      <w:pPr>
+        <w:mirrorIndents/>
+        <w:rPr>
+          <w:rFonts w:eastAsia="Times New Roman" w:cs="Times New Roman"/>
+          <w:i/>
+          <w:iCs/>
+          <w:szCs w:val="28"/>
+        </w:rPr>
+      </w:pPr>
+      <w:r>
+        <w:rPr>
+          <w:rFonts w:eastAsia="Times New Roman" w:cs="Times New Roman"/>
+          <w:szCs w:val="28"/>
+        </w:rPr>
+        <w:drawing>
+          <wp:inline distT="0" distB="0" distL="0" distR="0" wp14:anchorId="1AAD3A22" wp14:editId="6333CB9B">
+            <wp:extent cx="6120130" cy="6243320"/>
+            <wp:effectExtent l="0" t="0" r="0" b="0"/>
+            <wp:docPr id="5" name="Picture 5"/>
+            <wp:cNvGraphicFramePr>
+              <a:graphicFrameLocks xmlns:a="http://schemas.openxmlformats.org/drawingml/2006/main" noChangeAspect="1"/>
+            </wp:cNvGraphicFramePr>
+            <a:graphic xmlns:a="http://schemas.openxmlformats.org/drawingml/2006/main">
+              <a:graphicData uri="http://schemas.openxmlformats.org/drawingml/2006/picture">
+                <pic:pic xmlns:pic="http://schemas.openxmlformats.org/drawingml/2006/picture">
+                  <pic:nvPicPr>
+                    <pic:cNvPr id="1" name=""/>
+                    <pic:cNvPicPr/>
+                  </pic:nvPicPr>
+                  <pic:blipFill>
+                    <a:blip r:embed="rId13"/>
+                    <a:stretch>
+                      <a:fillRect/>
+                    </a:stretch>
+                  </pic:blipFill>
+                  <pic:spPr>
+                    <a:xfrm>
+                      <a:off x="0" y="0"/>
+                      <a:ext cx="6120130" cy="6243320"/>
+                    </a:xfrm>
+                    <a:prstGeom prst="rect">
+                      <a:avLst/>
+                    </a:prstGeom>
+                  </pic:spPr>
+                </pic:pic>
+              </a:graphicData>
+            </a:graphic>
+          </wp:inline>
+        </w:drawing>
+      </w:r>
+      <w:r>
+        <w:rPr>
+          <w:rFonts w:eastAsia="Times New Roman" w:cs="Times New Roman"/>
+          <w:szCs w:val="28"/>
+        </w:rPr>
+        <w:br/>
+      </w:r>
+      <w:r>
+        <w:rPr>
+          <w:rFonts w:eastAsia="Times New Roman" w:cs="Times New Roman"/>
+          <w:i/>
+          <w:iCs/>
+          <w:szCs w:val="28"/>
+        </w:rPr>
         <w:t>Рисунок 5 — Форма добавления нового рецепта</w:t>
       </w:r>
-      <w:r>
-        <w:rPr>
-          <w:rFonts w:eastAsia="Times New Roman" w:cs="Times New Roman"/>
-          <w:szCs w:val="28"/>
-        </w:rPr>
-        <w:br/>
-        <w:t>*Рисунок 6 — Список рецептов в админке с кнопками «Просмотр/Удалить»*</w:t>
-      </w:r>
-    </w:p>
-    <w:p>
-      <w:pPr>
-        <w:suppressAutoHyphens w:val="0"/>
-        <w:spacing w:line="360" w:lineRule="auto"/>
-        <w:ind w:firstLine="709"/>
-        <w:mirrorIndents/>
-        <w:jc w:val="both"/>
+    </w:p>
+    <w:p>
+      <w:pPr>
+        <w:mirrorIndents/>
+        <w:rPr>
+          <w:rFonts w:eastAsia="Times New Roman" w:cs="Times New Roman"/>
+          <w:szCs w:val="28"/>
+        </w:rPr>
+      </w:pPr>
+    </w:p>
+    <w:p>
+      <w:pPr>
+        <w:mirrorIndents/>
         <w:outlineLvl w:val="2"/>
         <w:rPr>
           <w:rFonts w:eastAsia="Times New Roman" w:cs="Times New Roman"/>
@@ -4749,11 +4339,7 @@
     </w:p>
     <w:p>
       <w:pPr>
-        <w:suppressAutoHyphens w:val="0"/>
-        <w:spacing w:line="360" w:lineRule="auto"/>
-        <w:ind w:firstLine="709"/>
-        <w:mirrorIndents/>
-        <w:jc w:val="both"/>
+        <w:mirrorIndents/>
         <w:rPr>
           <w:rFonts w:eastAsia="Times New Roman" w:cs="Times New Roman"/>
           <w:szCs w:val="28"/>
@@ -4769,11 +4355,7 @@
     </w:p>
     <w:p>
       <w:pPr>
-        <w:suppressAutoHyphens w:val="0"/>
-        <w:spacing w:line="360" w:lineRule="auto"/>
-        <w:ind w:firstLine="709"/>
-        <w:mirrorIndents/>
-        <w:jc w:val="both"/>
+        <w:mirrorIndents/>
         <w:rPr>
           <w:rFonts w:eastAsia="Times New Roman" w:cs="Times New Roman"/>
           <w:szCs w:val="28"/>
@@ -4793,22 +4375,18 @@
           <w:ilvl w:val="0"/>
           <w:numId w:val="10"/>
         </w:numPr>
-        <w:suppressAutoHyphens w:val="0"/>
-        <w:spacing w:line="360" w:lineRule="auto"/>
         <w:ind w:left="0" w:firstLine="709"/>
         <w:mirrorIndents/>
-        <w:jc w:val="both"/>
-        <w:rPr>
-          <w:rFonts w:eastAsia="Times New Roman" w:cs="Times New Roman"/>
-          <w:szCs w:val="28"/>
-        </w:rPr>
-      </w:pPr>
-      <w:r>
-        <w:rPr>
-          <w:rFonts w:eastAsia="Times New Roman" w:cs="Times New Roman"/>
-          <w:szCs w:val="28"/>
-        </w:rPr>
-        <w:lastRenderedPageBreak/>
+        <w:rPr>
+          <w:rFonts w:eastAsia="Times New Roman" w:cs="Times New Roman"/>
+          <w:szCs w:val="28"/>
+        </w:rPr>
+      </w:pPr>
+      <w:r>
+        <w:rPr>
+          <w:rFonts w:eastAsia="Times New Roman" w:cs="Times New Roman"/>
+          <w:szCs w:val="28"/>
+        </w:rPr>
         <w:t>Пользователь выбирает нужное количество порций.</w:t>
       </w:r>
     </w:p>
@@ -4818,11 +4396,8 @@
           <w:ilvl w:val="0"/>
           <w:numId w:val="10"/>
         </w:numPr>
-        <w:suppressAutoHyphens w:val="0"/>
-        <w:spacing w:line="360" w:lineRule="auto"/>
         <w:ind w:left="0" w:firstLine="709"/>
         <w:mirrorIndents/>
-        <w:jc w:val="both"/>
         <w:rPr>
           <w:rFonts w:eastAsia="Times New Roman" w:cs="Times New Roman"/>
           <w:szCs w:val="28"/>
@@ -4914,11 +4489,8 @@
           <w:ilvl w:val="0"/>
           <w:numId w:val="10"/>
         </w:numPr>
-        <w:suppressAutoHyphens w:val="0"/>
-        <w:spacing w:line="360" w:lineRule="auto"/>
         <w:ind w:left="0" w:firstLine="709"/>
         <w:mirrorIndents/>
-        <w:jc w:val="both"/>
         <w:rPr>
           <w:rFonts w:eastAsia="Times New Roman" w:cs="Times New Roman"/>
           <w:szCs w:val="28"/>
@@ -4953,11 +4525,8 @@
           <w:ilvl w:val="0"/>
           <w:numId w:val="10"/>
         </w:numPr>
-        <w:suppressAutoHyphens w:val="0"/>
-        <w:spacing w:line="360" w:lineRule="auto"/>
         <w:ind w:left="0" w:firstLine="709"/>
         <w:mirrorIndents/>
-        <w:jc w:val="both"/>
         <w:rPr>
           <w:rFonts w:eastAsia="Times New Roman" w:cs="Times New Roman"/>
           <w:szCs w:val="28"/>
@@ -4973,11 +4542,7 @@
     </w:p>
     <w:p>
       <w:pPr>
-        <w:suppressAutoHyphens w:val="0"/>
-        <w:spacing w:line="360" w:lineRule="auto"/>
-        <w:ind w:firstLine="709"/>
-        <w:mirrorIndents/>
-        <w:jc w:val="both"/>
+        <w:mirrorIndents/>
         <w:rPr>
           <w:rFonts w:eastAsia="Times New Roman" w:cs="Times New Roman"/>
           <w:szCs w:val="28"/>
@@ -5025,11 +4590,7 @@
     </w:p>
     <w:p>
       <w:pPr>
-        <w:suppressAutoHyphens w:val="0"/>
-        <w:spacing w:line="360" w:lineRule="auto"/>
-        <w:ind w:firstLine="709"/>
-        <w:mirrorIndents/>
-        <w:jc w:val="both"/>
+        <w:mirrorIndents/>
         <w:rPr>
           <w:rFonts w:eastAsia="Times New Roman" w:cs="Times New Roman"/>
           <w:szCs w:val="28"/>
@@ -5065,11 +4626,7 @@
           <w:tab w:val="left" w:pos="13740"/>
           <w:tab w:val="left" w:pos="14656"/>
         </w:tabs>
-        <w:suppressAutoHyphens w:val="0"/>
-        <w:spacing w:line="360" w:lineRule="auto"/>
-        <w:ind w:firstLine="709"/>
-        <w:mirrorIndents/>
-        <w:jc w:val="both"/>
+        <w:mirrorIndents/>
         <w:rPr>
           <w:rFonts w:eastAsia="Times New Roman" w:cs="Times New Roman"/>
           <w:szCs w:val="28"/>
@@ -5123,11 +4680,7 @@
           <w:tab w:val="left" w:pos="13740"/>
           <w:tab w:val="left" w:pos="14656"/>
         </w:tabs>
-        <w:suppressAutoHyphens w:val="0"/>
-        <w:spacing w:line="360" w:lineRule="auto"/>
-        <w:ind w:firstLine="709"/>
-        <w:mirrorIndents/>
-        <w:jc w:val="both"/>
+        <w:mirrorIndents/>
         <w:rPr>
           <w:rFonts w:eastAsia="Times New Roman" w:cs="Times New Roman"/>
           <w:szCs w:val="28"/>
@@ -5181,11 +4734,7 @@
           <w:tab w:val="left" w:pos="13740"/>
           <w:tab w:val="left" w:pos="14656"/>
         </w:tabs>
-        <w:suppressAutoHyphens w:val="0"/>
-        <w:spacing w:line="360" w:lineRule="auto"/>
-        <w:ind w:firstLine="709"/>
-        <w:mirrorIndents/>
-        <w:jc w:val="both"/>
+        <w:mirrorIndents/>
         <w:rPr>
           <w:rFonts w:eastAsia="Times New Roman" w:cs="Times New Roman"/>
           <w:szCs w:val="28"/>
@@ -5239,11 +4788,7 @@
           <w:tab w:val="left" w:pos="13740"/>
           <w:tab w:val="left" w:pos="14656"/>
         </w:tabs>
-        <w:suppressAutoHyphens w:val="0"/>
-        <w:spacing w:line="360" w:lineRule="auto"/>
-        <w:ind w:firstLine="709"/>
-        <w:mirrorIndents/>
-        <w:jc w:val="both"/>
+        <w:mirrorIndents/>
         <w:rPr>
           <w:rFonts w:eastAsia="Times New Roman" w:cs="Times New Roman"/>
           <w:szCs w:val="28"/>
@@ -5351,11 +4896,7 @@
           <w:tab w:val="left" w:pos="13740"/>
           <w:tab w:val="left" w:pos="14656"/>
         </w:tabs>
-        <w:suppressAutoHyphens w:val="0"/>
-        <w:spacing w:line="360" w:lineRule="auto"/>
-        <w:ind w:firstLine="709"/>
-        <w:mirrorIndents/>
-        <w:jc w:val="both"/>
+        <w:mirrorIndents/>
         <w:rPr>
           <w:rFonts w:eastAsia="Times New Roman" w:cs="Times New Roman"/>
           <w:szCs w:val="28"/>
@@ -5371,49 +4912,7 @@
     </w:p>
     <w:p>
       <w:pPr>
-        <w:suppressAutoHyphens w:val="0"/>
-        <w:spacing w:line="360" w:lineRule="auto"/>
-        <w:ind w:firstLine="709"/>
-        <w:mirrorIndents/>
-        <w:jc w:val="both"/>
-        <w:rPr>
-          <w:rFonts w:eastAsia="Times New Roman" w:cs="Times New Roman"/>
-          <w:szCs w:val="28"/>
-        </w:rPr>
-      </w:pPr>
-      <w:r>
-        <w:rPr>
-          <w:rFonts w:eastAsia="Times New Roman" w:cs="Times New Roman"/>
-          <w:i/>
-          <w:iCs/>
-          <w:szCs w:val="28"/>
-        </w:rPr>
-        <w:t>Рисунок 7 — Пример пересчёта: 2 порции → 4 порции</w:t>
-      </w:r>
-      <w:r>
-        <w:rPr>
-          <w:rFonts w:eastAsia="Times New Roman" w:cs="Times New Roman"/>
-          <w:szCs w:val="28"/>
-        </w:rPr>
-        <w:br/>
-      </w:r>
-      <w:r>
-        <w:rPr>
-          <w:rFonts w:eastAsia="Times New Roman" w:cs="Times New Roman"/>
-          <w:i/>
-          <w:iCs/>
-          <w:szCs w:val="28"/>
-        </w:rPr>
-        <w:t>(добавьте два скриншота «до/после»)</w:t>
-      </w:r>
-    </w:p>
-    <w:p>
-      <w:pPr>
-        <w:suppressAutoHyphens w:val="0"/>
-        <w:spacing w:line="360" w:lineRule="auto"/>
-        <w:ind w:firstLine="709"/>
-        <w:mirrorIndents/>
-        <w:jc w:val="both"/>
+        <w:mirrorIndents/>
         <w:outlineLvl w:val="2"/>
         <w:rPr>
           <w:rFonts w:eastAsia="Times New Roman" w:cs="Times New Roman"/>
@@ -5434,11 +4933,7 @@
     </w:p>
     <w:p>
       <w:pPr>
-        <w:suppressAutoHyphens w:val="0"/>
-        <w:spacing w:line="360" w:lineRule="auto"/>
-        <w:ind w:firstLine="709"/>
-        <w:mirrorIndents/>
-        <w:jc w:val="both"/>
+        <w:mirrorIndents/>
         <w:rPr>
           <w:rFonts w:eastAsia="Times New Roman" w:cs="Times New Roman"/>
           <w:szCs w:val="28"/>
@@ -5518,11 +5013,7 @@
           <w:tab w:val="left" w:pos="13740"/>
           <w:tab w:val="left" w:pos="14656"/>
         </w:tabs>
-        <w:suppressAutoHyphens w:val="0"/>
-        <w:spacing w:line="360" w:lineRule="auto"/>
-        <w:ind w:firstLine="709"/>
-        <w:mirrorIndents/>
-        <w:jc w:val="both"/>
+        <w:mirrorIndents/>
         <w:rPr>
           <w:rFonts w:eastAsia="Times New Roman" w:cs="Times New Roman"/>
           <w:szCs w:val="28"/>
@@ -5558,11 +5049,7 @@
           <w:tab w:val="left" w:pos="13740"/>
           <w:tab w:val="left" w:pos="14656"/>
         </w:tabs>
-        <w:suppressAutoHyphens w:val="0"/>
-        <w:spacing w:line="360" w:lineRule="auto"/>
-        <w:ind w:firstLine="709"/>
-        <w:mirrorIndents/>
-        <w:jc w:val="both"/>
+        <w:mirrorIndents/>
         <w:rPr>
           <w:rFonts w:eastAsia="Times New Roman" w:cs="Times New Roman"/>
           <w:szCs w:val="28"/>
@@ -5616,11 +5103,7 @@
           <w:tab w:val="left" w:pos="13740"/>
           <w:tab w:val="left" w:pos="14656"/>
         </w:tabs>
-        <w:suppressAutoHyphens w:val="0"/>
-        <w:spacing w:line="360" w:lineRule="auto"/>
-        <w:ind w:firstLine="709"/>
-        <w:mirrorIndents/>
-        <w:jc w:val="both"/>
+        <w:mirrorIndents/>
         <w:rPr>
           <w:rFonts w:eastAsia="Times New Roman" w:cs="Times New Roman"/>
           <w:szCs w:val="28"/>
@@ -5636,11 +5119,7 @@
     </w:p>
     <w:p>
       <w:pPr>
-        <w:suppressAutoHyphens w:val="0"/>
-        <w:spacing w:line="360" w:lineRule="auto"/>
-        <w:ind w:firstLine="709"/>
-        <w:mirrorIndents/>
-        <w:jc w:val="both"/>
+        <w:mirrorIndents/>
         <w:rPr>
           <w:rFonts w:eastAsia="Times New Roman" w:cs="Times New Roman"/>
           <w:szCs w:val="28"/>
@@ -5664,11 +5143,57 @@
     </w:p>
     <w:p>
       <w:pPr>
-        <w:suppressAutoHyphens w:val="0"/>
-        <w:spacing w:line="360" w:lineRule="auto"/>
-        <w:ind w:firstLine="709"/>
-        <w:mirrorIndents/>
-        <w:jc w:val="both"/>
+        <w:mirrorIndents/>
+        <w:rPr>
+          <w:rFonts w:eastAsia="Times New Roman" w:cs="Times New Roman"/>
+          <w:szCs w:val="28"/>
+        </w:rPr>
+      </w:pPr>
+      <w:r>
+        <w:rPr>
+          <w:rFonts w:eastAsia="Times New Roman" w:cs="Times New Roman"/>
+          <w:szCs w:val="28"/>
+        </w:rPr>
+        <w:drawing>
+          <wp:inline distT="0" distB="0" distL="0" distR="0" wp14:anchorId="76377B8D" wp14:editId="54D674E6">
+            <wp:extent cx="6120130" cy="2275205"/>
+            <wp:effectExtent l="0" t="0" r="0" b="0"/>
+            <wp:docPr id="6" name="Picture 6"/>
+            <wp:cNvGraphicFramePr>
+              <a:graphicFrameLocks xmlns:a="http://schemas.openxmlformats.org/drawingml/2006/main" noChangeAspect="1"/>
+            </wp:cNvGraphicFramePr>
+            <a:graphic xmlns:a="http://schemas.openxmlformats.org/drawingml/2006/main">
+              <a:graphicData uri="http://schemas.openxmlformats.org/drawingml/2006/picture">
+                <pic:pic xmlns:pic="http://schemas.openxmlformats.org/drawingml/2006/picture">
+                  <pic:nvPicPr>
+                    <pic:cNvPr id="1" name=""/>
+                    <pic:cNvPicPr/>
+                  </pic:nvPicPr>
+                  <pic:blipFill>
+                    <a:blip r:embed="rId14"/>
+                    <a:stretch>
+                      <a:fillRect/>
+                    </a:stretch>
+                  </pic:blipFill>
+                  <pic:spPr>
+                    <a:xfrm>
+                      <a:off x="0" y="0"/>
+                      <a:ext cx="6120130" cy="2275205"/>
+                    </a:xfrm>
+                    <a:prstGeom prst="rect">
+                      <a:avLst/>
+                    </a:prstGeom>
+                  </pic:spPr>
+                </pic:pic>
+              </a:graphicData>
+            </a:graphic>
+          </wp:inline>
+        </w:drawing>
+      </w:r>
+    </w:p>
+    <w:p>
+      <w:pPr>
+        <w:mirrorIndents/>
         <w:rPr>
           <w:rFonts w:eastAsia="Times New Roman" w:cs="Times New Roman"/>
           <w:szCs w:val="28"/>
@@ -5681,17 +5206,22 @@
           <w:iCs/>
           <w:szCs w:val="28"/>
         </w:rPr>
-        <w:t>Рисунок 8 — Результат поиска по слову «омлет»</w:t>
-      </w:r>
-    </w:p>
-    <w:p>
-      <w:pPr>
-        <w:suppressAutoHyphens w:val="0"/>
-        <w:spacing w:line="360" w:lineRule="auto"/>
-        <w:ind w:firstLine="709"/>
-        <w:mirrorIndents/>
-        <w:jc w:val="both"/>
-        <w:outlineLvl w:val="2"/>
+        <w:t xml:space="preserve">Рисунок 8 — </w:t>
+      </w:r>
+      <w:r>
+        <w:rPr>
+          <w:rFonts w:eastAsia="Times New Roman" w:cs="Times New Roman"/>
+          <w:i/>
+          <w:iCs/>
+          <w:szCs w:val="28"/>
+        </w:rPr>
+        <w:t>Поиск по рецептам</w:t>
+      </w:r>
+    </w:p>
+    <w:p>
+      <w:pPr>
+        <w:mirrorIndents/>
+        <w:outlineLvl w:val="1"/>
         <w:rPr>
           <w:rFonts w:eastAsia="Times New Roman" w:cs="Times New Roman"/>
           <w:b/>
@@ -5706,41 +5236,8 @@
           <w:bCs/>
           <w:szCs w:val="28"/>
         </w:rPr>
-        <w:t>2.6 Устранение проблем с кодировкой и правами доступа</w:t>
-      </w:r>
-    </w:p>
-    <w:p>
-      <w:pPr>
-        <w:suppressAutoHyphens w:val="0"/>
-        <w:spacing w:line="360" w:lineRule="auto"/>
-        <w:ind w:firstLine="709"/>
-        <w:mirrorIndents/>
-        <w:jc w:val="both"/>
-        <w:rPr>
-          <w:rFonts w:eastAsia="Times New Roman" w:cs="Times New Roman"/>
-          <w:szCs w:val="28"/>
-        </w:rPr>
-      </w:pPr>
-      <w:r>
-        <w:rPr>
-          <w:rFonts w:eastAsia="Times New Roman" w:cs="Times New Roman"/>
-          <w:szCs w:val="28"/>
-        </w:rPr>
-        <w:t>В ходе разработки возникли две типичные проблемы:</w:t>
-      </w:r>
-    </w:p>
-    <w:p>
-      <w:pPr>
-        <w:suppressAutoHyphens w:val="0"/>
-        <w:spacing w:line="360" w:lineRule="auto"/>
-        <w:ind w:firstLine="709"/>
-        <w:mirrorIndents/>
-        <w:jc w:val="both"/>
-        <w:rPr>
-          <w:rFonts w:eastAsia="Times New Roman" w:cs="Times New Roman"/>
-          <w:szCs w:val="28"/>
-        </w:rPr>
-      </w:pPr>
+        <w:br/>
+      </w:r>
       <w:r>
         <w:rPr>
           <w:rFonts w:eastAsia="Times New Roman" w:cs="Times New Roman"/>
@@ -5748,350 +5245,8 @@
           <w:bCs/>
           <w:szCs w:val="28"/>
         </w:rPr>
-        <w:t>1. Кодировка (кракозябры вместо русского текста)</w:t>
-      </w:r>
-      <w:r>
-        <w:rPr>
-          <w:rFonts w:eastAsia="Times New Roman" w:cs="Times New Roman"/>
-          <w:szCs w:val="28"/>
-        </w:rPr>
         <w:br/>
-        <w:t>Причина: данные в БД были в Windows-1251, а HTML-страницы — в UTF-8.</w:t>
-      </w:r>
-      <w:r>
-        <w:rPr>
-          <w:rFonts w:eastAsia="Times New Roman" w:cs="Times New Roman"/>
-          <w:szCs w:val="28"/>
-        </w:rPr>
-        <w:br/>
-        <w:t>Решение:</w:t>
-      </w:r>
-    </w:p>
-    <w:p>
-      <w:pPr>
-        <w:numPr>
-          <w:ilvl w:val="0"/>
-          <w:numId w:val="11"/>
-        </w:numPr>
-        <w:suppressAutoHyphens w:val="0"/>
-        <w:spacing w:line="360" w:lineRule="auto"/>
-        <w:ind w:left="0" w:firstLine="709"/>
-        <w:mirrorIndents/>
-        <w:jc w:val="both"/>
-        <w:rPr>
-          <w:rFonts w:eastAsia="Times New Roman" w:cs="Times New Roman"/>
-          <w:szCs w:val="28"/>
-        </w:rPr>
-      </w:pPr>
-      <w:r>
-        <w:rPr>
-          <w:rFonts w:eastAsia="Times New Roman" w:cs="Times New Roman"/>
-          <w:szCs w:val="28"/>
-        </w:rPr>
-        <w:lastRenderedPageBreak/>
-        <w:t>создание базы с явной кодировкой UTF-8 через </w:t>
-      </w:r>
-      <w:r>
-        <w:rPr>
-          <w:rFonts w:eastAsia="Times New Roman" w:cs="Times New Roman"/>
-          <w:szCs w:val="28"/>
-          <w:shd w:val="clear" w:color="auto" w:fill="2C2C2E"/>
-        </w:rPr>
-        <w:t>TEMPLATE=template0</w:t>
-      </w:r>
-      <w:r>
-        <w:rPr>
-          <w:rFonts w:eastAsia="Times New Roman" w:cs="Times New Roman"/>
-          <w:szCs w:val="28"/>
-        </w:rPr>
-        <w:t>;</w:t>
-      </w:r>
-    </w:p>
-    <w:p>
-      <w:pPr>
-        <w:numPr>
-          <w:ilvl w:val="0"/>
-          <w:numId w:val="11"/>
-        </w:numPr>
-        <w:suppressAutoHyphens w:val="0"/>
-        <w:spacing w:line="360" w:lineRule="auto"/>
-        <w:ind w:left="0" w:firstLine="709"/>
-        <w:mirrorIndents/>
-        <w:jc w:val="both"/>
-        <w:rPr>
-          <w:rFonts w:eastAsia="Times New Roman" w:cs="Times New Roman"/>
-          <w:szCs w:val="28"/>
-        </w:rPr>
-      </w:pPr>
-      <w:r>
-        <w:rPr>
-          <w:rFonts w:eastAsia="Times New Roman" w:cs="Times New Roman"/>
-          <w:szCs w:val="28"/>
-        </w:rPr>
-        <w:t>настройка соединения: </w:t>
-      </w:r>
-      <w:r>
-        <w:rPr>
-          <w:rFonts w:eastAsia="Times New Roman" w:cs="Times New Roman"/>
-          <w:szCs w:val="28"/>
-          <w:shd w:val="clear" w:color="auto" w:fill="2C2C2E"/>
-        </w:rPr>
-        <w:t>SET client_encoding = 'UTF8'</w:t>
-      </w:r>
-      <w:r>
-        <w:rPr>
-          <w:rFonts w:eastAsia="Times New Roman" w:cs="Times New Roman"/>
-          <w:szCs w:val="28"/>
-        </w:rPr>
-        <w:t>;</w:t>
-      </w:r>
-    </w:p>
-    <w:p>
-      <w:pPr>
-        <w:numPr>
-          <w:ilvl w:val="0"/>
-          <w:numId w:val="11"/>
-        </w:numPr>
-        <w:suppressAutoHyphens w:val="0"/>
-        <w:spacing w:line="360" w:lineRule="auto"/>
-        <w:ind w:left="0" w:firstLine="709"/>
-        <w:mirrorIndents/>
-        <w:jc w:val="both"/>
-        <w:rPr>
-          <w:rFonts w:eastAsia="Times New Roman" w:cs="Times New Roman"/>
-          <w:szCs w:val="28"/>
-        </w:rPr>
-      </w:pPr>
-      <w:r>
-        <w:rPr>
-          <w:rFonts w:eastAsia="Times New Roman" w:cs="Times New Roman"/>
-          <w:szCs w:val="28"/>
-        </w:rPr>
-        <w:t>функция принудительной конвертации в </w:t>
-      </w:r>
-      <w:r>
-        <w:rPr>
-          <w:rFonts w:eastAsia="Times New Roman" w:cs="Times New Roman"/>
-          <w:szCs w:val="28"/>
-          <w:shd w:val="clear" w:color="auto" w:fill="2C2C2E"/>
-        </w:rPr>
-        <w:t>Recipe.php</w:t>
-      </w:r>
-      <w:r>
-        <w:rPr>
-          <w:rFonts w:eastAsia="Times New Roman" w:cs="Times New Roman"/>
-          <w:szCs w:val="28"/>
-        </w:rPr>
-        <w:t>:</w:t>
-      </w:r>
-    </w:p>
-    <w:p>
-      <w:pPr>
-        <w:suppressAutoHyphens w:val="0"/>
-        <w:spacing w:line="360" w:lineRule="auto"/>
-        <w:ind w:firstLine="709"/>
-        <w:mirrorIndents/>
-        <w:jc w:val="both"/>
-        <w:rPr>
-          <w:rFonts w:eastAsia="Times New Roman" w:cs="Times New Roman"/>
-          <w:szCs w:val="28"/>
-          <w:lang w:val="en-US"/>
-        </w:rPr>
-      </w:pPr>
-      <w:r>
-        <w:rPr>
-          <w:rFonts w:eastAsia="Times New Roman" w:cs="Times New Roman"/>
-          <w:szCs w:val="28"/>
-          <w:lang w:val="en-US"/>
-        </w:rPr>
-        <w:t>php</w:t>
-      </w:r>
-    </w:p>
-    <w:p>
-      <w:pPr>
-        <w:tabs>
-          <w:tab w:val="left" w:pos="916"/>
-          <w:tab w:val="left" w:pos="1832"/>
-          <w:tab w:val="left" w:pos="2748"/>
-          <w:tab w:val="left" w:pos="3664"/>
-          <w:tab w:val="left" w:pos="4580"/>
-          <w:tab w:val="left" w:pos="5496"/>
-          <w:tab w:val="left" w:pos="6412"/>
-          <w:tab w:val="left" w:pos="7328"/>
-          <w:tab w:val="left" w:pos="8244"/>
-          <w:tab w:val="left" w:pos="9160"/>
-          <w:tab w:val="left" w:pos="10076"/>
-          <w:tab w:val="left" w:pos="10992"/>
-          <w:tab w:val="left" w:pos="11908"/>
-          <w:tab w:val="left" w:pos="12824"/>
-          <w:tab w:val="left" w:pos="13740"/>
-          <w:tab w:val="left" w:pos="14656"/>
-        </w:tabs>
-        <w:suppressAutoHyphens w:val="0"/>
-        <w:spacing w:line="360" w:lineRule="auto"/>
-        <w:ind w:firstLine="709"/>
-        <w:mirrorIndents/>
-        <w:jc w:val="both"/>
-        <w:rPr>
-          <w:rFonts w:eastAsia="Times New Roman" w:cs="Times New Roman"/>
-          <w:szCs w:val="28"/>
-          <w:lang w:val="en-US"/>
-        </w:rPr>
-      </w:pPr>
-      <w:r>
-        <w:rPr>
-          <w:rFonts w:eastAsia="Times New Roman" w:cs="Times New Roman"/>
-          <w:szCs w:val="28"/>
-          <w:lang w:val="en-US"/>
-        </w:rPr>
-        <w:t xml:space="preserve">private static function </w:t>
-      </w:r>
-      <w:proofErr w:type="spellStart"/>
-      <w:r>
-        <w:rPr>
-          <w:rFonts w:eastAsia="Times New Roman" w:cs="Times New Roman"/>
-          <w:szCs w:val="28"/>
-          <w:lang w:val="en-US"/>
-        </w:rPr>
-        <w:t>fixEncoding</w:t>
-      </w:r>
-      <w:proofErr w:type="spellEnd"/>
-      <w:r>
-        <w:rPr>
-          <w:rFonts w:eastAsia="Times New Roman" w:cs="Times New Roman"/>
-          <w:szCs w:val="28"/>
-          <w:lang w:val="en-US"/>
-        </w:rPr>
-        <w:t>($data) {</w:t>
-      </w:r>
-    </w:p>
-    <w:p>
-      <w:pPr>
-        <w:tabs>
-          <w:tab w:val="left" w:pos="916"/>
-          <w:tab w:val="left" w:pos="1832"/>
-          <w:tab w:val="left" w:pos="2748"/>
-          <w:tab w:val="left" w:pos="3664"/>
-          <w:tab w:val="left" w:pos="4580"/>
-          <w:tab w:val="left" w:pos="5496"/>
-          <w:tab w:val="left" w:pos="6412"/>
-          <w:tab w:val="left" w:pos="7328"/>
-          <w:tab w:val="left" w:pos="8244"/>
-          <w:tab w:val="left" w:pos="9160"/>
-          <w:tab w:val="left" w:pos="10076"/>
-          <w:tab w:val="left" w:pos="10992"/>
-          <w:tab w:val="left" w:pos="11908"/>
-          <w:tab w:val="left" w:pos="12824"/>
-          <w:tab w:val="left" w:pos="13740"/>
-          <w:tab w:val="left" w:pos="14656"/>
-        </w:tabs>
-        <w:suppressAutoHyphens w:val="0"/>
-        <w:spacing w:line="360" w:lineRule="auto"/>
-        <w:ind w:firstLine="709"/>
-        <w:mirrorIndents/>
-        <w:jc w:val="both"/>
-        <w:rPr>
-          <w:rFonts w:eastAsia="Times New Roman" w:cs="Times New Roman"/>
-          <w:szCs w:val="28"/>
-          <w:lang w:val="en-US"/>
-        </w:rPr>
-      </w:pPr>
-      <w:r>
-        <w:rPr>
-          <w:rFonts w:eastAsia="Times New Roman" w:cs="Times New Roman"/>
-          <w:szCs w:val="28"/>
-          <w:lang w:val="en-US"/>
-        </w:rPr>
-        <w:t xml:space="preserve">    return </w:t>
-      </w:r>
-      <w:proofErr w:type="spellStart"/>
-      <w:r>
-        <w:rPr>
-          <w:rFonts w:eastAsia="Times New Roman" w:cs="Times New Roman"/>
-          <w:szCs w:val="28"/>
-          <w:lang w:val="en-US"/>
-        </w:rPr>
-        <w:t>mb_convert_</w:t>
-      </w:r>
-      <w:proofErr w:type="gramStart"/>
-      <w:r>
-        <w:rPr>
-          <w:rFonts w:eastAsia="Times New Roman" w:cs="Times New Roman"/>
-          <w:szCs w:val="28"/>
-          <w:lang w:val="en-US"/>
-        </w:rPr>
-        <w:t>encoding</w:t>
-      </w:r>
-      <w:proofErr w:type="spellEnd"/>
-      <w:r>
-        <w:rPr>
-          <w:rFonts w:eastAsia="Times New Roman" w:cs="Times New Roman"/>
-          <w:szCs w:val="28"/>
-          <w:lang w:val="en-US"/>
-        </w:rPr>
-        <w:t>(</w:t>
-      </w:r>
-      <w:proofErr w:type="gramEnd"/>
-      <w:r>
-        <w:rPr>
-          <w:rFonts w:eastAsia="Times New Roman" w:cs="Times New Roman"/>
-          <w:szCs w:val="28"/>
-          <w:lang w:val="en-US"/>
-        </w:rPr>
-        <w:t>$data, 'UTF-8', 'Windows-1251');</w:t>
-      </w:r>
-    </w:p>
-    <w:p>
-      <w:pPr>
-        <w:tabs>
-          <w:tab w:val="left" w:pos="916"/>
-          <w:tab w:val="left" w:pos="1832"/>
-          <w:tab w:val="left" w:pos="2748"/>
-          <w:tab w:val="left" w:pos="3664"/>
-          <w:tab w:val="left" w:pos="4580"/>
-          <w:tab w:val="left" w:pos="5496"/>
-          <w:tab w:val="left" w:pos="6412"/>
-          <w:tab w:val="left" w:pos="7328"/>
-          <w:tab w:val="left" w:pos="8244"/>
-          <w:tab w:val="left" w:pos="9160"/>
-          <w:tab w:val="left" w:pos="10076"/>
-          <w:tab w:val="left" w:pos="10992"/>
-          <w:tab w:val="left" w:pos="11908"/>
-          <w:tab w:val="left" w:pos="12824"/>
-          <w:tab w:val="left" w:pos="13740"/>
-          <w:tab w:val="left" w:pos="14656"/>
-        </w:tabs>
-        <w:suppressAutoHyphens w:val="0"/>
-        <w:spacing w:line="360" w:lineRule="auto"/>
-        <w:ind w:firstLine="709"/>
-        <w:mirrorIndents/>
-        <w:jc w:val="both"/>
-        <w:rPr>
-          <w:rFonts w:eastAsia="Times New Roman" w:cs="Times New Roman"/>
-          <w:szCs w:val="28"/>
-        </w:rPr>
-      </w:pPr>
-      <w:r>
-        <w:rPr>
-          <w:rFonts w:eastAsia="Times New Roman" w:cs="Times New Roman"/>
-          <w:szCs w:val="28"/>
-        </w:rPr>
-        <w:t>}</w:t>
-      </w:r>
-    </w:p>
-    <w:p>
-      <w:pPr>
-        <w:suppressAutoHyphens w:val="0"/>
-        <w:spacing w:line="360" w:lineRule="auto"/>
-        <w:ind w:firstLine="709"/>
-        <w:mirrorIndents/>
-        <w:jc w:val="both"/>
-        <w:rPr>
-          <w:rFonts w:eastAsia="Times New Roman" w:cs="Times New Roman"/>
-          <w:szCs w:val="28"/>
-          <w:lang w:val="en-US"/>
-        </w:rPr>
-      </w:pPr>
+      </w:r>
       <w:r>
         <w:rPr>
           <w:rFonts w:eastAsia="Times New Roman" w:cs="Times New Roman"/>
@@ -6099,318 +5254,17 @@
           <w:bCs/>
           <w:szCs w:val="28"/>
         </w:rPr>
-        <w:t>2. Ошибка доступа при импорте</w:t>
-      </w:r>
-      <w:r>
-        <w:rPr>
-          <w:rFonts w:eastAsia="Times New Roman" w:cs="Times New Roman"/>
-          <w:szCs w:val="28"/>
-        </w:rPr>
         <w:br/>
-        <w:t>PostgreSQL требовал права на схему </w:t>
-      </w:r>
-      <w:r>
-        <w:rPr>
-          <w:rFonts w:eastAsia="Times New Roman" w:cs="Times New Roman"/>
-          <w:szCs w:val="28"/>
-          <w:shd w:val="clear" w:color="auto" w:fill="2C2C2E"/>
-        </w:rPr>
-        <w:t>public</w:t>
-      </w:r>
-      <w:r>
-        <w:rPr>
-          <w:rFonts w:eastAsia="Times New Roman" w:cs="Times New Roman"/>
-          <w:szCs w:val="28"/>
-        </w:rPr>
-        <w:t>.</w:t>
-      </w:r>
-      <w:r>
-        <w:rPr>
-          <w:rFonts w:eastAsia="Times New Roman" w:cs="Times New Roman"/>
-          <w:szCs w:val="28"/>
-        </w:rPr>
-        <w:br/>
-        <w:t>Решение</w:t>
-      </w:r>
-      <w:r>
-        <w:rPr>
-          <w:rFonts w:eastAsia="Times New Roman" w:cs="Times New Roman"/>
-          <w:szCs w:val="28"/>
-          <w:lang w:val="en-US"/>
-        </w:rPr>
-        <w:t>:</w:t>
-      </w:r>
-    </w:p>
-    <w:p>
-      <w:pPr>
-        <w:suppressAutoHyphens w:val="0"/>
-        <w:spacing w:line="360" w:lineRule="auto"/>
-        <w:ind w:firstLine="709"/>
-        <w:mirrorIndents/>
-        <w:jc w:val="both"/>
-        <w:rPr>
-          <w:rFonts w:eastAsia="Times New Roman" w:cs="Times New Roman"/>
-          <w:szCs w:val="28"/>
-          <w:lang w:val="en-US"/>
-        </w:rPr>
-      </w:pPr>
-      <w:proofErr w:type="spellStart"/>
-      <w:r>
-        <w:rPr>
-          <w:rFonts w:eastAsia="Times New Roman" w:cs="Times New Roman"/>
-          <w:szCs w:val="28"/>
-          <w:lang w:val="en-US"/>
-        </w:rPr>
-        <w:t>sql</w:t>
-      </w:r>
-      <w:proofErr w:type="spellEnd"/>
-    </w:p>
-    <w:p>
-      <w:pPr>
-        <w:tabs>
-          <w:tab w:val="left" w:pos="916"/>
-          <w:tab w:val="left" w:pos="1832"/>
-          <w:tab w:val="left" w:pos="2748"/>
-          <w:tab w:val="left" w:pos="3664"/>
-          <w:tab w:val="left" w:pos="4580"/>
-          <w:tab w:val="left" w:pos="5496"/>
-          <w:tab w:val="left" w:pos="6412"/>
-          <w:tab w:val="left" w:pos="7328"/>
-          <w:tab w:val="left" w:pos="8244"/>
-          <w:tab w:val="left" w:pos="9160"/>
-          <w:tab w:val="left" w:pos="10076"/>
-          <w:tab w:val="left" w:pos="10992"/>
-          <w:tab w:val="left" w:pos="11908"/>
-          <w:tab w:val="left" w:pos="12824"/>
-          <w:tab w:val="left" w:pos="13740"/>
-          <w:tab w:val="left" w:pos="14656"/>
-        </w:tabs>
-        <w:suppressAutoHyphens w:val="0"/>
-        <w:spacing w:line="360" w:lineRule="auto"/>
-        <w:ind w:firstLine="709"/>
-        <w:mirrorIndents/>
-        <w:jc w:val="both"/>
-        <w:rPr>
-          <w:rFonts w:eastAsia="Times New Roman" w:cs="Times New Roman"/>
-          <w:szCs w:val="28"/>
-          <w:lang w:val="en-US"/>
-        </w:rPr>
-      </w:pPr>
-      <w:r>
-        <w:rPr>
-          <w:rFonts w:eastAsia="Times New Roman" w:cs="Times New Roman"/>
-          <w:szCs w:val="28"/>
-          <w:lang w:val="en-US"/>
-        </w:rPr>
-        <w:t xml:space="preserve">GRANT ALL ON SCHEMA public TO </w:t>
-      </w:r>
-      <w:proofErr w:type="spellStart"/>
-      <w:r>
-        <w:rPr>
-          <w:rFonts w:eastAsia="Times New Roman" w:cs="Times New Roman"/>
-          <w:szCs w:val="28"/>
-          <w:lang w:val="en-US"/>
-        </w:rPr>
-        <w:t>recipes_user</w:t>
-      </w:r>
-      <w:proofErr w:type="spellEnd"/>
-      <w:r>
-        <w:rPr>
-          <w:rFonts w:eastAsia="Times New Roman" w:cs="Times New Roman"/>
-          <w:szCs w:val="28"/>
-          <w:lang w:val="en-US"/>
-        </w:rPr>
-        <w:t>;</w:t>
-      </w:r>
-    </w:p>
-    <w:p>
-      <w:pPr>
-        <w:tabs>
-          <w:tab w:val="left" w:pos="916"/>
-          <w:tab w:val="left" w:pos="1832"/>
-          <w:tab w:val="left" w:pos="2748"/>
-          <w:tab w:val="left" w:pos="3664"/>
-          <w:tab w:val="left" w:pos="4580"/>
-          <w:tab w:val="left" w:pos="5496"/>
-          <w:tab w:val="left" w:pos="6412"/>
-          <w:tab w:val="left" w:pos="7328"/>
-          <w:tab w:val="left" w:pos="8244"/>
-          <w:tab w:val="left" w:pos="9160"/>
-          <w:tab w:val="left" w:pos="10076"/>
-          <w:tab w:val="left" w:pos="10992"/>
-          <w:tab w:val="left" w:pos="11908"/>
-          <w:tab w:val="left" w:pos="12824"/>
-          <w:tab w:val="left" w:pos="13740"/>
-          <w:tab w:val="left" w:pos="14656"/>
-        </w:tabs>
-        <w:suppressAutoHyphens w:val="0"/>
-        <w:spacing w:line="360" w:lineRule="auto"/>
-        <w:ind w:firstLine="709"/>
-        <w:mirrorIndents/>
-        <w:jc w:val="both"/>
-        <w:rPr>
-          <w:rFonts w:eastAsia="Times New Roman" w:cs="Times New Roman"/>
-          <w:szCs w:val="28"/>
-          <w:lang w:val="en-US"/>
-        </w:rPr>
-      </w:pPr>
-      <w:r>
-        <w:rPr>
-          <w:rFonts w:eastAsia="Times New Roman" w:cs="Times New Roman"/>
-          <w:szCs w:val="28"/>
-          <w:lang w:val="en-US"/>
-        </w:rPr>
-        <w:t xml:space="preserve">GRANT CREATE ON SCHEMA public TO </w:t>
-      </w:r>
-      <w:proofErr w:type="spellStart"/>
-      <w:r>
-        <w:rPr>
-          <w:rFonts w:eastAsia="Times New Roman" w:cs="Times New Roman"/>
-          <w:szCs w:val="28"/>
-          <w:lang w:val="en-US"/>
-        </w:rPr>
-        <w:t>recipes_user</w:t>
-      </w:r>
-      <w:proofErr w:type="spellEnd"/>
-      <w:r>
-        <w:rPr>
-          <w:rFonts w:eastAsia="Times New Roman" w:cs="Times New Roman"/>
-          <w:szCs w:val="28"/>
-          <w:lang w:val="en-US"/>
-        </w:rPr>
-        <w:t>;</w:t>
-      </w:r>
-    </w:p>
-    <w:p>
-      <w:pPr>
-        <w:tabs>
-          <w:tab w:val="left" w:pos="916"/>
-          <w:tab w:val="left" w:pos="1832"/>
-          <w:tab w:val="left" w:pos="2748"/>
-          <w:tab w:val="left" w:pos="3664"/>
-          <w:tab w:val="left" w:pos="4580"/>
-          <w:tab w:val="left" w:pos="5496"/>
-          <w:tab w:val="left" w:pos="6412"/>
-          <w:tab w:val="left" w:pos="7328"/>
-          <w:tab w:val="left" w:pos="8244"/>
-          <w:tab w:val="left" w:pos="9160"/>
-          <w:tab w:val="left" w:pos="10076"/>
-          <w:tab w:val="left" w:pos="10992"/>
-          <w:tab w:val="left" w:pos="11908"/>
-          <w:tab w:val="left" w:pos="12824"/>
-          <w:tab w:val="left" w:pos="13740"/>
-          <w:tab w:val="left" w:pos="14656"/>
-        </w:tabs>
-        <w:suppressAutoHyphens w:val="0"/>
-        <w:spacing w:line="360" w:lineRule="auto"/>
-        <w:ind w:firstLine="709"/>
-        <w:mirrorIndents/>
-        <w:jc w:val="both"/>
-        <w:rPr>
-          <w:rFonts w:eastAsia="Times New Roman" w:cs="Times New Roman"/>
-          <w:szCs w:val="28"/>
-          <w:lang w:val="en-US"/>
-        </w:rPr>
-      </w:pPr>
-      <w:r>
-        <w:rPr>
-          <w:rFonts w:eastAsia="Times New Roman" w:cs="Times New Roman"/>
-          <w:szCs w:val="28"/>
-          <w:lang w:val="en-US"/>
-        </w:rPr>
-        <w:t xml:space="preserve">ALTER SCHEMA public OWNER TO </w:t>
-      </w:r>
-      <w:proofErr w:type="spellStart"/>
-      <w:r>
-        <w:rPr>
-          <w:rFonts w:eastAsia="Times New Roman" w:cs="Times New Roman"/>
-          <w:szCs w:val="28"/>
-          <w:lang w:val="en-US"/>
-        </w:rPr>
-        <w:t>recipes_user</w:t>
-      </w:r>
-      <w:proofErr w:type="spellEnd"/>
-      <w:r>
-        <w:rPr>
-          <w:rFonts w:eastAsia="Times New Roman" w:cs="Times New Roman"/>
-          <w:szCs w:val="28"/>
-          <w:lang w:val="en-US"/>
-        </w:rPr>
-        <w:t>;</w:t>
-      </w:r>
-    </w:p>
-    <w:p>
-      <w:pPr>
-        <w:suppressAutoHyphens w:val="0"/>
-        <w:spacing w:line="360" w:lineRule="auto"/>
-        <w:ind w:firstLine="709"/>
-        <w:mirrorIndents/>
-        <w:jc w:val="both"/>
-        <w:rPr>
-          <w:rFonts w:eastAsia="Times New Roman" w:cs="Times New Roman"/>
-          <w:szCs w:val="28"/>
-        </w:rPr>
-      </w:pPr>
-      <w:r>
-        <w:rPr>
-          <w:rFonts w:eastAsia="Times New Roman" w:cs="Times New Roman"/>
-          <w:szCs w:val="28"/>
-        </w:rPr>
-        <w:t>Все права выданы через суперпользователя </w:t>
-      </w:r>
-      <w:r>
-        <w:rPr>
-          <w:rFonts w:eastAsia="Times New Roman" w:cs="Times New Roman"/>
-          <w:szCs w:val="28"/>
-          <w:shd w:val="clear" w:color="auto" w:fill="2C2C2E"/>
-        </w:rPr>
-        <w:t>postgres</w:t>
-      </w:r>
-      <w:r>
-        <w:rPr>
-          <w:rFonts w:eastAsia="Times New Roman" w:cs="Times New Roman"/>
-          <w:szCs w:val="28"/>
-        </w:rPr>
-        <w:t>.</w:t>
-      </w:r>
-    </w:p>
-    <w:p>
-      <w:pPr>
-        <w:suppressAutoHyphens w:val="0"/>
-        <w:spacing w:line="360" w:lineRule="auto"/>
-        <w:ind w:firstLine="709"/>
-        <w:mirrorIndents/>
-        <w:jc w:val="both"/>
-        <w:rPr>
-          <w:rFonts w:eastAsia="Times New Roman" w:cs="Times New Roman"/>
-          <w:szCs w:val="28"/>
-        </w:rPr>
-      </w:pPr>
-      <w:r>
-        <w:rPr>
-          <w:rFonts w:eastAsia="Times New Roman" w:cs="Times New Roman"/>
-          <w:i/>
-          <w:iCs/>
-          <w:szCs w:val="28"/>
-        </w:rPr>
-        <w:t xml:space="preserve">Рисунок 9 — Успешное подключение к БД </w:t>
-      </w:r>
-    </w:p>
-    <w:p>
-      <w:pPr>
-        <w:suppressAutoHyphens w:val="0"/>
-        <w:spacing w:line="360" w:lineRule="auto"/>
-        <w:ind w:firstLine="709"/>
-        <w:mirrorIndents/>
-        <w:jc w:val="both"/>
-        <w:outlineLvl w:val="1"/>
+      </w:r>
+      <w:r>
         <w:rPr>
           <w:rFonts w:eastAsia="Times New Roman" w:cs="Times New Roman"/>
           <w:b/>
           <w:bCs/>
           <w:szCs w:val="28"/>
         </w:rPr>
-      </w:pPr>
+        <w:br/>
+      </w:r>
       <w:r>
         <w:rPr>
           <w:rFonts w:eastAsia="Times New Roman" w:cs="Times New Roman"/>
@@ -6423,11 +5277,7 @@
     </w:p>
     <w:p>
       <w:pPr>
-        <w:suppressAutoHyphens w:val="0"/>
-        <w:spacing w:line="360" w:lineRule="auto"/>
-        <w:ind w:firstLine="709"/>
-        <w:mirrorIndents/>
-        <w:jc w:val="both"/>
+        <w:mirrorIndents/>
         <w:rPr>
           <w:rFonts w:eastAsia="Times New Roman" w:cs="Times New Roman"/>
           <w:szCs w:val="28"/>
@@ -6459,11 +5309,7 @@
     </w:p>
     <w:p>
       <w:pPr>
-        <w:suppressAutoHyphens w:val="0"/>
-        <w:spacing w:line="360" w:lineRule="auto"/>
-        <w:ind w:firstLine="709"/>
-        <w:mirrorIndents/>
-        <w:jc w:val="both"/>
+        <w:mirrorIndents/>
         <w:rPr>
           <w:rFonts w:eastAsia="Times New Roman" w:cs="Times New Roman"/>
           <w:szCs w:val="28"/>
@@ -6485,11 +5331,8 @@
           <w:ilvl w:val="0"/>
           <w:numId w:val="12"/>
         </w:numPr>
-        <w:suppressAutoHyphens w:val="0"/>
-        <w:spacing w:line="360" w:lineRule="auto"/>
         <w:ind w:left="0" w:firstLine="709"/>
         <w:mirrorIndents/>
-        <w:jc w:val="both"/>
         <w:rPr>
           <w:rFonts w:eastAsia="Times New Roman" w:cs="Times New Roman"/>
           <w:szCs w:val="28"/>
@@ -6509,11 +5352,8 @@
           <w:ilvl w:val="0"/>
           <w:numId w:val="12"/>
         </w:numPr>
-        <w:suppressAutoHyphens w:val="0"/>
-        <w:spacing w:line="360" w:lineRule="auto"/>
         <w:ind w:left="0" w:firstLine="709"/>
         <w:mirrorIndents/>
-        <w:jc w:val="both"/>
         <w:rPr>
           <w:rFonts w:eastAsia="Times New Roman" w:cs="Times New Roman"/>
           <w:szCs w:val="28"/>
@@ -6548,11 +5388,8 @@
           <w:ilvl w:val="0"/>
           <w:numId w:val="12"/>
         </w:numPr>
-        <w:suppressAutoHyphens w:val="0"/>
-        <w:spacing w:line="360" w:lineRule="auto"/>
         <w:ind w:left="0" w:firstLine="709"/>
         <w:mirrorIndents/>
-        <w:jc w:val="both"/>
         <w:rPr>
           <w:rFonts w:eastAsia="Times New Roman" w:cs="Times New Roman"/>
           <w:szCs w:val="28"/>
@@ -6572,11 +5409,8 @@
           <w:ilvl w:val="0"/>
           <w:numId w:val="12"/>
         </w:numPr>
-        <w:suppressAutoHyphens w:val="0"/>
-        <w:spacing w:line="360" w:lineRule="auto"/>
         <w:ind w:left="0" w:firstLine="709"/>
         <w:mirrorIndents/>
-        <w:jc w:val="both"/>
         <w:rPr>
           <w:rFonts w:eastAsia="Times New Roman" w:cs="Times New Roman"/>
           <w:szCs w:val="28"/>
@@ -6596,11 +5430,8 @@
           <w:ilvl w:val="0"/>
           <w:numId w:val="12"/>
         </w:numPr>
-        <w:suppressAutoHyphens w:val="0"/>
-        <w:spacing w:line="360" w:lineRule="auto"/>
         <w:ind w:left="0" w:firstLine="709"/>
         <w:mirrorIndents/>
-        <w:jc w:val="both"/>
         <w:rPr>
           <w:rFonts w:eastAsia="Times New Roman" w:cs="Times New Roman"/>
           <w:szCs w:val="28"/>
@@ -6620,22 +5451,18 @@
           <w:ilvl w:val="0"/>
           <w:numId w:val="12"/>
         </w:numPr>
-        <w:suppressAutoHyphens w:val="0"/>
-        <w:spacing w:line="360" w:lineRule="auto"/>
         <w:ind w:left="0" w:firstLine="709"/>
         <w:mirrorIndents/>
-        <w:jc w:val="both"/>
-        <w:rPr>
-          <w:rFonts w:eastAsia="Times New Roman" w:cs="Times New Roman"/>
-          <w:szCs w:val="28"/>
-        </w:rPr>
-      </w:pPr>
-      <w:r>
-        <w:rPr>
-          <w:rFonts w:eastAsia="Times New Roman" w:cs="Times New Roman"/>
-          <w:szCs w:val="28"/>
-        </w:rPr>
-        <w:lastRenderedPageBreak/>
+        <w:rPr>
+          <w:rFonts w:eastAsia="Times New Roman" w:cs="Times New Roman"/>
+          <w:szCs w:val="28"/>
+        </w:rPr>
+      </w:pPr>
+      <w:r>
+        <w:rPr>
+          <w:rFonts w:eastAsia="Times New Roman" w:cs="Times New Roman"/>
+          <w:szCs w:val="28"/>
+        </w:rPr>
         <w:t>Внедрён поиск по названию и ингредиентам.</w:t>
       </w:r>
     </w:p>
@@ -6645,11 +5472,8 @@
           <w:ilvl w:val="0"/>
           <w:numId w:val="12"/>
         </w:numPr>
-        <w:suppressAutoHyphens w:val="0"/>
-        <w:spacing w:line="360" w:lineRule="auto"/>
         <w:ind w:left="0" w:firstLine="709"/>
         <w:mirrorIndents/>
-        <w:jc w:val="both"/>
         <w:rPr>
           <w:rFonts w:eastAsia="Times New Roman" w:cs="Times New Roman"/>
           <w:szCs w:val="28"/>
@@ -6665,11 +5489,7 @@
     </w:p>
     <w:p>
       <w:pPr>
-        <w:suppressAutoHyphens w:val="0"/>
-        <w:spacing w:line="360" w:lineRule="auto"/>
-        <w:ind w:firstLine="709"/>
-        <w:mirrorIndents/>
-        <w:jc w:val="both"/>
+        <w:mirrorIndents/>
         <w:rPr>
           <w:rFonts w:eastAsia="Times New Roman" w:cs="Times New Roman"/>
           <w:szCs w:val="28"/>
@@ -6691,11 +5511,8 @@
           <w:ilvl w:val="0"/>
           <w:numId w:val="13"/>
         </w:numPr>
-        <w:suppressAutoHyphens w:val="0"/>
-        <w:spacing w:line="360" w:lineRule="auto"/>
         <w:ind w:left="0" w:firstLine="709"/>
         <w:mirrorIndents/>
-        <w:jc w:val="both"/>
         <w:rPr>
           <w:rFonts w:eastAsia="Times New Roman" w:cs="Times New Roman"/>
           <w:szCs w:val="28"/>
@@ -6715,11 +5532,8 @@
           <w:ilvl w:val="0"/>
           <w:numId w:val="13"/>
         </w:numPr>
-        <w:suppressAutoHyphens w:val="0"/>
-        <w:spacing w:line="360" w:lineRule="auto"/>
         <w:ind w:left="0" w:firstLine="709"/>
         <w:mirrorIndents/>
-        <w:jc w:val="both"/>
         <w:rPr>
           <w:rFonts w:eastAsia="Times New Roman" w:cs="Times New Roman"/>
           <w:szCs w:val="28"/>
@@ -6739,11 +5553,8 @@
           <w:ilvl w:val="0"/>
           <w:numId w:val="13"/>
         </w:numPr>
-        <w:suppressAutoHyphens w:val="0"/>
-        <w:spacing w:line="360" w:lineRule="auto"/>
         <w:ind w:left="0" w:firstLine="709"/>
         <w:mirrorIndents/>
-        <w:jc w:val="both"/>
         <w:rPr>
           <w:rFonts w:eastAsia="Times New Roman" w:cs="Times New Roman"/>
           <w:szCs w:val="28"/>
@@ -6763,11 +5574,8 @@
           <w:ilvl w:val="0"/>
           <w:numId w:val="13"/>
         </w:numPr>
-        <w:suppressAutoHyphens w:val="0"/>
-        <w:spacing w:line="360" w:lineRule="auto"/>
         <w:ind w:left="0" w:firstLine="709"/>
         <w:mirrorIndents/>
-        <w:jc w:val="both"/>
         <w:rPr>
           <w:rFonts w:eastAsia="Times New Roman" w:cs="Times New Roman"/>
           <w:szCs w:val="28"/>
@@ -6783,11 +5591,7 @@
     </w:p>
     <w:p>
       <w:pPr>
-        <w:suppressAutoHyphens w:val="0"/>
-        <w:spacing w:line="360" w:lineRule="auto"/>
-        <w:ind w:firstLine="709"/>
-        <w:mirrorIndents/>
-        <w:jc w:val="both"/>
+        <w:mirrorIndents/>
         <w:rPr>
           <w:rFonts w:eastAsia="Times New Roman" w:cs="Times New Roman"/>
           <w:szCs w:val="28"/>
@@ -6803,11 +5607,7 @@
     </w:p>
     <w:p>
       <w:pPr>
-        <w:suppressAutoHyphens w:val="0"/>
-        <w:spacing w:line="360" w:lineRule="auto"/>
-        <w:ind w:firstLine="709"/>
-        <w:mirrorIndents/>
-        <w:jc w:val="both"/>
+        <w:mirrorIndents/>
         <w:outlineLvl w:val="1"/>
         <w:rPr>
           <w:rFonts w:eastAsia="Times New Roman" w:cs="Times New Roman"/>
@@ -6832,11 +5632,8 @@
           <w:ilvl w:val="0"/>
           <w:numId w:val="14"/>
         </w:numPr>
-        <w:suppressAutoHyphens w:val="0"/>
-        <w:spacing w:line="360" w:lineRule="auto"/>
         <w:ind w:left="0" w:firstLine="709"/>
         <w:mirrorIndents/>
-        <w:jc w:val="both"/>
         <w:rPr>
           <w:rFonts w:eastAsia="Times New Roman" w:cs="Times New Roman"/>
           <w:szCs w:val="28"/>
@@ -6858,7 +5655,7 @@
         </w:rPr>
         <w:t>. Официальная документация. – URL: </w:t>
       </w:r>
-      <w:hyperlink r:id="rId8" w:tgtFrame="_blank" w:history="1">
+      <w:hyperlink r:id="rId15" w:tgtFrame="_blank" w:history="1">
         <w:r>
           <w:rPr>
             <w:rFonts w:eastAsia="Times New Roman" w:cs="Times New Roman"/>
@@ -6883,11 +5680,8 @@
           <w:ilvl w:val="0"/>
           <w:numId w:val="14"/>
         </w:numPr>
-        <w:suppressAutoHyphens w:val="0"/>
-        <w:spacing w:line="360" w:lineRule="auto"/>
         <w:ind w:left="0" w:firstLine="709"/>
         <w:mirrorIndents/>
-        <w:jc w:val="both"/>
         <w:rPr>
           <w:rFonts w:eastAsia="Times New Roman" w:cs="Times New Roman"/>
           <w:szCs w:val="28"/>
@@ -6927,7 +5721,7 @@
         </w:rPr>
         <w:t xml:space="preserve"> 8.14. JSON Types. – URL: </w:t>
       </w:r>
-      <w:hyperlink r:id="rId9" w:tgtFrame="_blank" w:history="1">
+      <w:hyperlink r:id="rId16" w:tgtFrame="_blank" w:history="1">
         <w:r>
           <w:rPr>
             <w:rFonts w:eastAsia="Times New Roman" w:cs="Times New Roman"/>
@@ -6984,11 +5778,8 @@
           <w:ilvl w:val="0"/>
           <w:numId w:val="14"/>
         </w:numPr>
-        <w:suppressAutoHyphens w:val="0"/>
-        <w:spacing w:line="360" w:lineRule="auto"/>
         <w:ind w:left="0" w:firstLine="709"/>
         <w:mirrorIndents/>
-        <w:jc w:val="both"/>
         <w:rPr>
           <w:rFonts w:eastAsia="Times New Roman" w:cs="Times New Roman"/>
           <w:szCs w:val="28"/>
@@ -7017,11 +5808,8 @@
           <w:ilvl w:val="0"/>
           <w:numId w:val="14"/>
         </w:numPr>
-        <w:suppressAutoHyphens w:val="0"/>
-        <w:spacing w:line="360" w:lineRule="auto"/>
         <w:ind w:left="0" w:firstLine="709"/>
         <w:mirrorIndents/>
-        <w:jc w:val="both"/>
         <w:rPr>
           <w:rFonts w:eastAsia="Times New Roman" w:cs="Times New Roman"/>
           <w:szCs w:val="28"/>
@@ -7043,259 +5831,11 @@
         </w:rPr>
         <w:t> PostgreSQL. Основы работы с базами данных. – СПб.: Питер, 2022. – 480 с.</w:t>
       </w:r>
-    </w:p>
-    <w:p>
-      <w:pPr>
-        <w:numPr>
-          <w:ilvl w:val="0"/>
-          <w:numId w:val="14"/>
-        </w:numPr>
-        <w:suppressAutoHyphens w:val="0"/>
-        <w:spacing w:line="360" w:lineRule="auto"/>
-        <w:ind w:left="0" w:firstLine="709"/>
-        <w:mirrorIndents/>
-        <w:jc w:val="both"/>
-        <w:rPr>
-          <w:rFonts w:eastAsia="Times New Roman" w:cs="Times New Roman"/>
-          <w:szCs w:val="28"/>
-        </w:rPr>
-      </w:pPr>
-      <w:r>
-        <w:rPr>
-          <w:rFonts w:eastAsia="Times New Roman" w:cs="Times New Roman"/>
-          <w:b/>
-          <w:bCs/>
-          <w:szCs w:val="28"/>
-        </w:rPr>
-        <w:t>Володина О.В.</w:t>
-      </w:r>
-      <w:r>
-        <w:rPr>
-          <w:rFonts w:eastAsia="Times New Roman" w:cs="Times New Roman"/>
-          <w:szCs w:val="28"/>
-        </w:rPr>
-        <w:t> Методические указания по курсу «Серверная веб-разработка». – М.: Московский Политех, 2025. – 52 с.</w:t>
-      </w:r>
-    </w:p>
-    <w:p>
-      <w:pPr>
-        <w:suppressAutoHyphens w:val="0"/>
-        <w:spacing w:line="360" w:lineRule="auto"/>
-        <w:ind w:firstLine="709"/>
-        <w:mirrorIndents/>
-        <w:jc w:val="both"/>
-        <w:rPr>
-          <w:rFonts w:eastAsia="Times New Roman" w:cs="Times New Roman"/>
-          <w:szCs w:val="28"/>
-        </w:rPr>
-      </w:pPr>
-      <w:r>
-        <w:rPr>
-          <w:rFonts w:eastAsia="Times New Roman" w:cs="Times New Roman"/>
-          <w:i/>
-          <w:iCs/>
-          <w:szCs w:val="28"/>
-        </w:rPr>
-        <w:t>Примечание: все электронные ссылки активны на момент сдачи работы.</w:t>
-      </w:r>
-    </w:p>
-    <w:p>
-      <w:pPr>
-        <w:spacing w:line="360" w:lineRule="auto"/>
-        <w:ind w:firstLine="709"/>
-        <w:mirrorIndents/>
-        <w:jc w:val="both"/>
-        <w:rPr>
-          <w:rFonts w:cs="Times New Roman"/>
-          <w:szCs w:val="28"/>
-          <w:lang w:eastAsia="en-US"/>
-        </w:rPr>
-      </w:pPr>
-    </w:p>
-    <w:bookmarkEnd w:id="4"/>
-    <w:p>
-      <w:pPr>
-        <w:numPr>
-          <w:ilvl w:val="0"/>
-          <w:numId w:val="3"/>
-        </w:numPr>
-        <w:spacing w:line="360" w:lineRule="auto"/>
-        <w:ind w:left="0" w:firstLine="709"/>
-        <w:mirrorIndents/>
-        <w:jc w:val="both"/>
-        <w:rPr>
-          <w:rFonts w:cs="Times New Roman"/>
-          <w:szCs w:val="28"/>
-        </w:rPr>
-      </w:pPr>
-      <w:r>
-        <w:rPr>
-          <w:rFonts w:cs="Times New Roman"/>
-          <w:szCs w:val="28"/>
-        </w:rPr>
-        <w:br w:type="page"/>
-      </w:r>
-    </w:p>
-    <w:p>
-      <w:pPr>
-        <w:spacing w:line="360" w:lineRule="auto"/>
-        <w:ind w:firstLine="709"/>
-        <w:mirrorIndents/>
-        <w:jc w:val="both"/>
-        <w:rPr>
-          <w:rFonts w:cs="Times New Roman"/>
-          <w:b/>
-          <w:bCs/>
-          <w:szCs w:val="28"/>
-        </w:rPr>
-      </w:pPr>
-      <w:r>
-        <w:rPr>
-          <w:rFonts w:cs="Times New Roman"/>
-          <w:b/>
-          <w:bCs/>
-          <w:szCs w:val="28"/>
-        </w:rPr>
-        <w:lastRenderedPageBreak/>
-        <w:t xml:space="preserve">Требования к оформлению текстов </w:t>
-      </w:r>
-    </w:p>
-    <w:p>
-      <w:pPr>
-        <w:spacing w:line="360" w:lineRule="auto"/>
-        <w:ind w:firstLine="709"/>
-        <w:mirrorIndents/>
-        <w:jc w:val="both"/>
-        <w:rPr>
-          <w:rFonts w:cs="Times New Roman"/>
-          <w:b/>
-          <w:bCs/>
-          <w:szCs w:val="28"/>
-        </w:rPr>
-      </w:pPr>
-    </w:p>
-    <w:p>
-      <w:pPr>
-        <w:spacing w:line="360" w:lineRule="auto"/>
-        <w:ind w:firstLine="709"/>
-        <w:mirrorIndents/>
-        <w:jc w:val="both"/>
-        <w:rPr>
-          <w:rFonts w:cs="Times New Roman"/>
-          <w:szCs w:val="28"/>
-        </w:rPr>
-      </w:pPr>
-      <w:r>
-        <w:rPr>
-          <w:rFonts w:cs="Times New Roman"/>
-          <w:szCs w:val="28"/>
-        </w:rPr>
-        <w:t xml:space="preserve">Общие требования: </w:t>
-      </w:r>
-    </w:p>
-    <w:p>
-      <w:pPr>
-        <w:spacing w:line="360" w:lineRule="auto"/>
-        <w:ind w:firstLine="709"/>
-        <w:mirrorIndents/>
-        <w:jc w:val="both"/>
-        <w:rPr>
-          <w:rFonts w:cs="Times New Roman"/>
-          <w:szCs w:val="28"/>
-        </w:rPr>
-      </w:pPr>
-      <w:r>
-        <w:rPr>
-          <w:rFonts w:cs="Times New Roman"/>
-          <w:szCs w:val="28"/>
-        </w:rPr>
-        <w:t>1) Параметры страницы: все поля (слева, справа, сверху, снизу) – 2 см. Для всего текста следует использовать шрифт Times New Roman, размер 14 пт, межстрочный интервал − полуторный, выравнивание по ширине. Отступ абзаца (красная строка) – 1,25 см, все отступы (слева, справа, сверху, снизу) – 0. Не допускаются: подчёркивание, выделение цветом, орфографические и пунктуационные ошибки.</w:t>
-      </w:r>
-    </w:p>
-    <w:p>
-      <w:pPr>
-        <w:spacing w:line="360" w:lineRule="auto"/>
-        <w:ind w:firstLine="709"/>
-        <w:mirrorIndents/>
-        <w:jc w:val="both"/>
-        <w:rPr>
-          <w:rFonts w:cs="Times New Roman"/>
-          <w:szCs w:val="28"/>
-        </w:rPr>
-      </w:pPr>
-      <w:r>
-        <w:rPr>
-          <w:rFonts w:cs="Times New Roman"/>
-          <w:szCs w:val="28"/>
-        </w:rPr>
-        <w:t>2) Таблицы создаются стандартными средствами редактора Microsoft Word. Не допускается вставка таблиц из других программ.</w:t>
-      </w:r>
-    </w:p>
-    <w:p>
-      <w:pPr>
-        <w:spacing w:line="360" w:lineRule="auto"/>
-        <w:ind w:firstLine="709"/>
-        <w:mirrorIndents/>
-        <w:jc w:val="both"/>
-        <w:rPr>
-          <w:rFonts w:cs="Times New Roman"/>
-          <w:szCs w:val="28"/>
-        </w:rPr>
-      </w:pPr>
-      <w:r>
-        <w:rPr>
-          <w:rFonts w:cs="Times New Roman"/>
-          <w:szCs w:val="28"/>
-        </w:rPr>
-        <w:t>3) В виде рисунков оформляются фотографии, схемы, графики, диаграммы и др.</w:t>
-      </w:r>
-    </w:p>
-    <w:p>
-      <w:pPr>
-        <w:spacing w:line="360" w:lineRule="auto"/>
-        <w:ind w:firstLine="709"/>
-        <w:mirrorIndents/>
-        <w:jc w:val="both"/>
-        <w:rPr>
-          <w:rFonts w:cs="Times New Roman"/>
-          <w:szCs w:val="28"/>
-        </w:rPr>
-      </w:pPr>
-      <w:r>
-        <w:rPr>
-          <w:rFonts w:cs="Times New Roman"/>
-          <w:szCs w:val="28"/>
-        </w:rPr>
-        <w:t>4) Все рисунки и таблицы должны иметь названия и отдельную нумерацию, а также ссылки на них в тексте. Подрисуночные и надтабличные подписи приводятся в тексте в месте расположения рисунка или таблицы.</w:t>
-      </w:r>
-    </w:p>
-    <w:p>
-      <w:pPr>
-        <w:spacing w:line="360" w:lineRule="auto"/>
-        <w:ind w:firstLine="709"/>
-        <w:mirrorIndents/>
-        <w:jc w:val="both"/>
-        <w:rPr>
-          <w:rFonts w:cs="Times New Roman"/>
-          <w:szCs w:val="28"/>
-        </w:rPr>
-      </w:pPr>
-    </w:p>
-    <w:p>
-      <w:pPr>
-        <w:spacing w:line="360" w:lineRule="auto"/>
-        <w:ind w:firstLine="709"/>
-        <w:mirrorIndents/>
-        <w:jc w:val="both"/>
-        <w:rPr>
-          <w:rFonts w:cs="Times New Roman"/>
-          <w:szCs w:val="28"/>
-        </w:rPr>
-      </w:pPr>
+      <w:bookmarkEnd w:id="4"/>
     </w:p>
     <w:sectPr>
-      <w:footerReference w:type="default" r:id="rId10"/>
-      <w:footerReference w:type="first" r:id="rId11"/>
+      <w:footerReference w:type="default" r:id="rId17"/>
+      <w:footerReference w:type="first" r:id="rId18"/>
       <w:pgSz w:w="11906" w:h="16838"/>
       <w:pgMar w:top="1134" w:right="1134" w:bottom="1134" w:left="1134" w:header="0" w:footer="1134" w:gutter="0"/>
       <w:pgNumType w:start="1"/>
@@ -9273,7 +7813,9 @@
     </w:rPrDefault>
     <w:pPrDefault>
       <w:pPr>
-        <w:suppressAutoHyphens/>
+        <w:spacing w:line="360" w:lineRule="auto"/>
+        <w:ind w:firstLine="709"/>
+        <w:jc w:val="both"/>
       </w:pPr>
     </w:pPrDefault>
   </w:docDefaults>
@@ -9432,7 +7974,7 @@
     <w:lsdException w:name="Table Web 2" w:semiHidden="1" w:unhideWhenUsed="1"/>
     <w:lsdException w:name="Table Web 3" w:semiHidden="1" w:unhideWhenUsed="1"/>
     <w:lsdException w:name="Balloon Text" w:semiHidden="1" w:unhideWhenUsed="1"/>
-    <w:lsdException w:name="Table Grid" w:semiHidden="1" w:uiPriority="39" w:unhideWhenUsed="1"/>
+    <w:lsdException w:name="Table Grid" w:uiPriority="39"/>
     <w:lsdException w:name="Table Theme" w:semiHidden="1" w:unhideWhenUsed="1"/>
     <w:lsdException w:name="Placeholder Text" w:semiHidden="1"/>
     <w:lsdException w:name="No Spacing" w:uiPriority="1" w:qFormat="1"/>
@@ -9659,9 +8201,6 @@
     <w:name w:val="Normal"/>
     <w:qFormat/>
     <w:rsid w:val="00076A00"/>
-    <w:pPr>
-      <w:spacing w:line="276" w:lineRule="auto"/>
-    </w:pPr>
     <w:rPr>
       <w:rFonts w:ascii="Times New Roman" w:hAnsi="Times New Roman"/>
       <w:sz w:val="28"/>
@@ -9703,7 +8242,7 @@
     <w:pPr>
       <w:keepNext/>
       <w:keepLines/>
-      <w:spacing w:before="160" w:after="120" w:line="360" w:lineRule="auto"/>
+      <w:spacing w:before="160" w:after="120"/>
       <w:jc w:val="center"/>
       <w:outlineLvl w:val="1"/>
     </w:pPr>
@@ -9802,7 +8341,6 @@
   <w:style w:type="character" w:default="1" w:styleId="DefaultParagraphFont">
     <w:name w:val="Default Paragraph Font"/>
     <w:uiPriority w:val="1"/>
-    <w:semiHidden/>
     <w:unhideWhenUsed/>
   </w:style>
   <w:style w:type="table" w:default="1" w:styleId="TableNormal">
@@ -10107,7 +8645,7 @@
       <w:tabs>
         <w:tab w:val="right" w:leader="dot" w:pos="9345"/>
       </w:tabs>
-      <w:spacing w:after="100" w:line="360" w:lineRule="auto"/>
+      <w:spacing w:after="100"/>
     </w:pPr>
   </w:style>
   <w:style w:type="paragraph" w:customStyle="1" w:styleId="stk-reset">
@@ -10270,6 +8808,18 @@
       <w:sz w:val="16"/>
       <w:szCs w:val="16"/>
       <w:lang w:eastAsia="ru-RU"/>
+    </w:rPr>
+  </w:style>
+  <w:style w:type="character" w:styleId="UnresolvedMention">
+    <w:name w:val="Unresolved Mention"/>
+    <w:basedOn w:val="DefaultParagraphFont"/>
+    <w:uiPriority w:val="99"/>
+    <w:semiHidden/>
+    <w:unhideWhenUsed/>
+    <w:rsid w:val="00CD3FCD"/>
+    <w:rPr>
+      <w:color w:val="605E5C"/>
+      <w:shd w:val="clear" w:color="auto" w:fill="E1DFDD"/>
     </w:rPr>
   </w:style>
 </w:styles>
